--- a/docs/tuan2/Baocaobuoi4–LeTanPhong–2374802010384–Track SE–L7.docx
+++ b/docs/tuan2/Baocaobuoi4–LeTanPhong–2374802010384–Track SE–L7.docx
@@ -33,6 +33,20 @@
     </w:p>
     <w:p>
       <w:pPr>
+        <w:spacing w:after="0"/>
+        <w:jc w:val="center"/>
+      </w:pPr>
+      <w:r>
+        <w:rPr>
+          <w:b w:val="0"/>
+          <w:i w:val="0"/>
+          <w:sz w:val="28"/>
+        </w:rPr>
+        <w:t>Phần 2: Sơ đồ Use Case và đặc tả Use Case</w:t>
+      </w:r>
+    </w:p>
+    <w:p>
+      <w:pPr>
         <w:spacing w:after="200"/>
         <w:jc w:val="center"/>
       </w:pPr>
@@ -42,7 +56,7 @@
           <w:i w:val="0"/>
           <w:sz w:val="28"/>
         </w:rPr>
-        <w:t>Phần 2: Sơ đồ Use Case và đặc tả Use Case</w:t>
+        <w:t>Phần 3: Đặc tả chuyên ngành Track SE – API contract</w:t>
       </w:r>
     </w:p>
     <w:p>
@@ -484,6 +498,7 @@
           </w:tcPr>
           <w:p>
             <w:pPr>
+              <w:keepNext/>
               <w:spacing w:after="20" w:line="252" w:lineRule="auto"/>
             </w:pPr>
             <w:r/>
@@ -504,6 +519,7 @@
           </w:tcPr>
           <w:p>
             <w:pPr>
+              <w:keepNext/>
               <w:spacing w:after="20" w:line="252" w:lineRule="auto"/>
             </w:pPr>
             <w:r/>
@@ -953,6 +969,7 @@
           </w:tcPr>
           <w:p>
             <w:pPr>
+              <w:keepNext/>
               <w:spacing w:after="20" w:line="252" w:lineRule="auto"/>
             </w:pPr>
             <w:r/>
@@ -973,6 +990,7 @@
           </w:tcPr>
           <w:p>
             <w:pPr>
+              <w:keepNext/>
               <w:spacing w:after="20" w:line="252" w:lineRule="auto"/>
             </w:pPr>
             <w:r/>
@@ -993,6 +1011,7 @@
           </w:tcPr>
           <w:p>
             <w:pPr>
+              <w:keepNext/>
               <w:spacing w:after="20" w:line="252" w:lineRule="auto"/>
             </w:pPr>
             <w:r/>
@@ -1013,6 +1032,7 @@
           </w:tcPr>
           <w:p>
             <w:pPr>
+              <w:keepNext/>
               <w:spacing w:after="20" w:line="252" w:lineRule="auto"/>
             </w:pPr>
             <w:r/>
@@ -1249,6 +1269,7 @@
           </w:tcPr>
           <w:p>
             <w:pPr>
+              <w:keepNext/>
               <w:spacing w:after="20" w:line="252" w:lineRule="auto"/>
             </w:pPr>
             <w:r/>
@@ -1269,6 +1290,7 @@
           </w:tcPr>
           <w:p>
             <w:pPr>
+              <w:keepNext/>
               <w:spacing w:after="20" w:line="252" w:lineRule="auto"/>
             </w:pPr>
             <w:r/>
@@ -2129,6 +2151,7 @@
           </w:tcPr>
           <w:p>
             <w:pPr>
+              <w:keepNext/>
               <w:spacing w:after="20" w:line="252" w:lineRule="auto"/>
             </w:pPr>
             <w:r/>
@@ -2149,6 +2172,7 @@
           </w:tcPr>
           <w:p>
             <w:pPr>
+              <w:keepNext/>
               <w:spacing w:after="20" w:line="252" w:lineRule="auto"/>
             </w:pPr>
             <w:r/>
@@ -2169,6 +2193,7 @@
           </w:tcPr>
           <w:p>
             <w:pPr>
+              <w:keepNext/>
               <w:spacing w:after="20" w:line="252" w:lineRule="auto"/>
             </w:pPr>
             <w:r/>
@@ -2189,6 +2214,7 @@
           </w:tcPr>
           <w:p>
             <w:pPr>
+              <w:keepNext/>
               <w:spacing w:after="20" w:line="252" w:lineRule="auto"/>
             </w:pPr>
             <w:r/>
@@ -2209,6 +2235,7 @@
           </w:tcPr>
           <w:p>
             <w:pPr>
+              <w:keepNext/>
               <w:spacing w:after="20" w:line="252" w:lineRule="auto"/>
             </w:pPr>
             <w:r/>
@@ -2229,6 +2256,7 @@
           </w:tcPr>
           <w:p>
             <w:pPr>
+              <w:keepNext/>
               <w:spacing w:after="20" w:line="252" w:lineRule="auto"/>
             </w:pPr>
             <w:r/>
@@ -2249,6 +2277,7 @@
           </w:tcPr>
           <w:p>
             <w:pPr>
+              <w:keepNext/>
               <w:spacing w:after="20" w:line="252" w:lineRule="auto"/>
             </w:pPr>
             <w:r/>
@@ -2269,6 +2298,7 @@
           </w:tcPr>
           <w:p>
             <w:pPr>
+              <w:keepNext/>
               <w:spacing w:after="20" w:line="252" w:lineRule="auto"/>
             </w:pPr>
             <w:r/>
@@ -3612,6 +3642,7 @@
           </w:tcPr>
           <w:p>
             <w:pPr>
+              <w:keepNext/>
               <w:spacing w:after="20" w:line="252" w:lineRule="auto"/>
             </w:pPr>
             <w:r/>
@@ -3632,6 +3663,7 @@
           </w:tcPr>
           <w:p>
             <w:pPr>
+              <w:keepNext/>
               <w:spacing w:after="20" w:line="252" w:lineRule="auto"/>
             </w:pPr>
             <w:r/>
@@ -3652,6 +3684,7 @@
           </w:tcPr>
           <w:p>
             <w:pPr>
+              <w:keepNext/>
               <w:spacing w:after="20" w:line="252" w:lineRule="auto"/>
             </w:pPr>
             <w:r/>
@@ -4179,6 +4212,7 @@
           </w:tcPr>
           <w:p>
             <w:pPr>
+              <w:keepNext/>
               <w:spacing w:after="20" w:line="252" w:lineRule="auto"/>
             </w:pPr>
             <w:r/>
@@ -4199,6 +4233,7 @@
           </w:tcPr>
           <w:p>
             <w:pPr>
+              <w:keepNext/>
               <w:spacing w:after="20" w:line="252" w:lineRule="auto"/>
             </w:pPr>
             <w:r/>
@@ -4219,6 +4254,7 @@
           </w:tcPr>
           <w:p>
             <w:pPr>
+              <w:keepNext/>
               <w:spacing w:after="20" w:line="252" w:lineRule="auto"/>
             </w:pPr>
             <w:r/>
@@ -4239,6 +4275,7 @@
           </w:tcPr>
           <w:p>
             <w:pPr>
+              <w:keepNext/>
               <w:spacing w:after="20" w:line="252" w:lineRule="auto"/>
             </w:pPr>
             <w:r/>
@@ -4259,6 +4296,7 @@
           </w:tcPr>
           <w:p>
             <w:pPr>
+              <w:keepNext/>
               <w:spacing w:after="20" w:line="252" w:lineRule="auto"/>
             </w:pPr>
             <w:r/>
@@ -4279,6 +4317,7 @@
           </w:tcPr>
           <w:p>
             <w:pPr>
+              <w:keepNext/>
               <w:spacing w:after="20" w:line="252" w:lineRule="auto"/>
             </w:pPr>
             <w:r/>
@@ -5411,6 +5450,7 @@
           </w:tcPr>
           <w:p>
             <w:pPr>
+              <w:keepNext/>
               <w:spacing w:after="20" w:line="252" w:lineRule="auto"/>
             </w:pPr>
             <w:r/>
@@ -5431,6 +5471,7 @@
           </w:tcPr>
           <w:p>
             <w:pPr>
+              <w:keepNext/>
               <w:spacing w:after="20" w:line="252" w:lineRule="auto"/>
             </w:pPr>
             <w:r/>
@@ -5451,6 +5492,7 @@
           </w:tcPr>
           <w:p>
             <w:pPr>
+              <w:keepNext/>
               <w:spacing w:after="20" w:line="252" w:lineRule="auto"/>
             </w:pPr>
             <w:r/>
@@ -5471,6 +5513,7 @@
           </w:tcPr>
           <w:p>
             <w:pPr>
+              <w:keepNext/>
               <w:spacing w:after="20" w:line="252" w:lineRule="auto"/>
             </w:pPr>
             <w:r/>
@@ -5706,6 +5749,7 @@
           </w:tcPr>
           <w:p>
             <w:pPr>
+              <w:keepNext/>
               <w:spacing w:after="20" w:line="252" w:lineRule="auto"/>
             </w:pPr>
             <w:r/>
@@ -5726,6 +5770,7 @@
           </w:tcPr>
           <w:p>
             <w:pPr>
+              <w:keepNext/>
               <w:spacing w:after="20" w:line="252" w:lineRule="auto"/>
             </w:pPr>
             <w:r/>
@@ -5746,6 +5791,7 @@
           </w:tcPr>
           <w:p>
             <w:pPr>
+              <w:keepNext/>
               <w:spacing w:after="20" w:line="252" w:lineRule="auto"/>
             </w:pPr>
             <w:r/>
@@ -5766,6 +5812,7 @@
           </w:tcPr>
           <w:p>
             <w:pPr>
+              <w:keepNext/>
               <w:spacing w:after="20" w:line="252" w:lineRule="auto"/>
             </w:pPr>
             <w:r/>
@@ -5786,6 +5833,7 @@
           </w:tcPr>
           <w:p>
             <w:pPr>
+              <w:keepNext/>
               <w:spacing w:after="20" w:line="252" w:lineRule="auto"/>
             </w:pPr>
             <w:r/>
@@ -6755,7 +6803,21 @@
           <w:b w:val="0"/>
           <w:i w:val="0"/>
         </w:rPr>
-        <w:t xml:space="preserve"> MUST</w:t>
+        <w:t xml:space="preserve"> MUST  |  </w:t>
+      </w:r>
+      <w:r>
+        <w:rPr>
+          <w:b/>
+          <w:i w:val="0"/>
+        </w:rPr>
+        <w:t>API:</w:t>
+      </w:r>
+      <w:r>
+        <w:rPr>
+          <w:b w:val="0"/>
+          <w:i w:val="0"/>
+        </w:rPr>
+        <w:t xml:space="preserve"> E2 – POST /api/imports (Phần 3)</w:t>
       </w:r>
     </w:p>
     <w:p>
@@ -7083,7 +7145,21 @@
           <w:b w:val="0"/>
           <w:i w:val="0"/>
         </w:rPr>
-        <w:t xml:space="preserve"> MUST</w:t>
+        <w:t xml:space="preserve"> MUST  |  </w:t>
+      </w:r>
+      <w:r>
+        <w:rPr>
+          <w:b/>
+          <w:i w:val="0"/>
+        </w:rPr>
+        <w:t>API:</w:t>
+      </w:r>
+      <w:r>
+        <w:rPr>
+          <w:b w:val="0"/>
+          <w:i w:val="0"/>
+        </w:rPr>
+        <w:t xml:space="preserve"> E4, E5, E6 (Phần 3)</w:t>
       </w:r>
     </w:p>
     <w:p>
@@ -7268,6 +7344,7482 @@
         </w:rPr>
         <w:tab/>
         <w:t>Cặp đã được nhân viên khác xử lý trong lúc đang xem → Hệ thống từ chối quyết định, báo “Cặp này đã được xử lý” và tải lại danh sách (BR5).</w:t>
+      </w:r>
+    </w:p>
+    <w:p>
+      <w:pPr>
+        <w:keepNext/>
+        <w:pageBreakBefore/>
+        <w:spacing w:before="0" w:after="120"/>
+        <w:jc w:val="center"/>
+      </w:pPr>
+      <w:r>
+        <w:rPr>
+          <w:b/>
+          <w:i w:val="0"/>
+          <w:color w:val="1F3B63"/>
+          <w:sz w:val="30"/>
+        </w:rPr>
+        <w:t>PHẦN 3 – ĐẶC TẢ CHUYÊN NGÀNH TRACK SE: API CONTRACT</w:t>
+      </w:r>
+    </w:p>
+    <w:p>
+      <w:r>
+        <w:rPr>
+          <w:b w:val="0"/>
+          <w:i w:val="0"/>
+        </w:rPr>
+        <w:t xml:space="preserve">API theo kiểu REST, trao đổi dữ liệu JSON (riêng chức năng nhập file dùng multipart/form-data). Mọi endpoint trừ đăng nhập và health check yêu cầu header </w:t>
+      </w:r>
+      <w:r>
+        <w:rPr>
+          <w:b/>
+          <w:i w:val="0"/>
+        </w:rPr>
+        <w:t>Authorization: Bearer &lt;token&gt;</w:t>
+      </w:r>
+      <w:r>
+        <w:rPr>
+          <w:b w:val="0"/>
+          <w:i w:val="0"/>
+        </w:rPr>
+        <w:t xml:space="preserve"> (NFR2). Thời gian theo múi giờ Việt Nam (+07:00). Dữ liệu trong ví dụ là dữ liệu minh họa theo cấu trúc file khách hàng của case study.</w:t>
+      </w:r>
+    </w:p>
+    <w:p>
+      <w:pPr>
+        <w:keepNext/>
+        <w:spacing w:before="280" w:after="120"/>
+      </w:pPr>
+      <w:r>
+        <w:rPr>
+          <w:b/>
+          <w:i w:val="0"/>
+          <w:color w:val="1F3B63"/>
+          <w:sz w:val="30"/>
+        </w:rPr>
+        <w:t>3.1. Danh sách endpoint</w:t>
+      </w:r>
+    </w:p>
+    <w:tbl>
+      <w:tblPr>
+        <w:tblStyle w:val="TableGrid"/>
+        <w:tblW w:type="dxa" w:w="9355"/>
+        <w:jc w:val="center"/>
+        <w:tblLayout w:type="fixed"/>
+        <w:tblLook w:firstColumn="1" w:firstRow="1" w:lastColumn="0" w:lastRow="0" w:noHBand="0" w:noVBand="1" w:val="04A0"/>
+        <w:tblLayout w:type="fixed"/>
+      </w:tblPr>
+      <w:tblGrid>
+        <w:gridCol w:w="680"/>
+        <w:gridCol w:w="1134"/>
+        <w:gridCol w:w="3175"/>
+        <w:gridCol w:w="2551"/>
+        <w:gridCol w:w="1814"/>
+      </w:tblGrid>
+      <w:tr>
+        <w:trPr>
+          <w:tblHeader w:val="true"/>
+          <w:cantSplit w:val="true"/>
+        </w:trPr>
+        <w:tc>
+          <w:tcPr>
+            <w:tcW w:type="dxa" w:w="680"/>
+            <w:shd w:val="clear" w:color="auto" w:fill="D9E2F3"/>
+          </w:tcPr>
+          <w:p>
+            <w:pPr>
+              <w:keepNext/>
+              <w:spacing w:after="20" w:line="252" w:lineRule="auto"/>
+            </w:pPr>
+            <w:r/>
+            <w:r>
+              <w:rPr>
+                <w:b/>
+                <w:i w:val="0"/>
+                <w:sz w:val="22"/>
+              </w:rPr>
+              <w:t>Mã</w:t>
+            </w:r>
+          </w:p>
+        </w:tc>
+        <w:tc>
+          <w:tcPr>
+            <w:tcW w:type="dxa" w:w="1134"/>
+            <w:shd w:val="clear" w:color="auto" w:fill="D9E2F3"/>
+          </w:tcPr>
+          <w:p>
+            <w:pPr>
+              <w:keepNext/>
+              <w:spacing w:after="20" w:line="252" w:lineRule="auto"/>
+            </w:pPr>
+            <w:r/>
+            <w:r>
+              <w:rPr>
+                <w:b/>
+                <w:i w:val="0"/>
+                <w:sz w:val="22"/>
+              </w:rPr>
+              <w:t>Phương thức</w:t>
+            </w:r>
+          </w:p>
+        </w:tc>
+        <w:tc>
+          <w:tcPr>
+            <w:tcW w:type="dxa" w:w="3175"/>
+            <w:shd w:val="clear" w:color="auto" w:fill="D9E2F3"/>
+          </w:tcPr>
+          <w:p>
+            <w:pPr>
+              <w:keepNext/>
+              <w:spacing w:after="20" w:line="252" w:lineRule="auto"/>
+            </w:pPr>
+            <w:r/>
+            <w:r>
+              <w:rPr>
+                <w:b/>
+                <w:i w:val="0"/>
+                <w:sz w:val="22"/>
+              </w:rPr>
+              <w:t>Đường dẫn</w:t>
+            </w:r>
+          </w:p>
+        </w:tc>
+        <w:tc>
+          <w:tcPr>
+            <w:tcW w:type="dxa" w:w="2551"/>
+            <w:shd w:val="clear" w:color="auto" w:fill="D9E2F3"/>
+          </w:tcPr>
+          <w:p>
+            <w:pPr>
+              <w:keepNext/>
+              <w:spacing w:after="20" w:line="252" w:lineRule="auto"/>
+            </w:pPr>
+            <w:r/>
+            <w:r>
+              <w:rPr>
+                <w:b/>
+                <w:i w:val="0"/>
+                <w:sz w:val="22"/>
+              </w:rPr>
+              <w:t>Mục đích</w:t>
+            </w:r>
+          </w:p>
+        </w:tc>
+        <w:tc>
+          <w:tcPr>
+            <w:tcW w:type="dxa" w:w="1814"/>
+            <w:shd w:val="clear" w:color="auto" w:fill="D9E2F3"/>
+          </w:tcPr>
+          <w:p>
+            <w:pPr>
+              <w:keepNext/>
+              <w:spacing w:after="20" w:line="252" w:lineRule="auto"/>
+            </w:pPr>
+            <w:r/>
+            <w:r>
+              <w:rPr>
+                <w:b/>
+                <w:i w:val="0"/>
+                <w:sz w:val="22"/>
+              </w:rPr>
+              <w:t>Truy vết</w:t>
+            </w:r>
+          </w:p>
+        </w:tc>
+      </w:tr>
+      <w:tr>
+        <w:trPr>
+          <w:cantSplit w:val="true"/>
+        </w:trPr>
+        <w:tc>
+          <w:tcPr>
+            <w:tcW w:type="dxa" w:w="680"/>
+          </w:tcPr>
+          <w:p>
+            <w:pPr>
+              <w:spacing w:after="20" w:line="252" w:lineRule="auto"/>
+              <w:jc w:val="center"/>
+            </w:pPr>
+            <w:r/>
+            <w:r>
+              <w:rPr>
+                <w:b w:val="0"/>
+                <w:i w:val="0"/>
+                <w:sz w:val="22"/>
+              </w:rPr>
+              <w:t>E1</w:t>
+            </w:r>
+          </w:p>
+        </w:tc>
+        <w:tc>
+          <w:tcPr>
+            <w:tcW w:type="dxa" w:w="1134"/>
+          </w:tcPr>
+          <w:p>
+            <w:pPr>
+              <w:spacing w:after="20" w:line="252" w:lineRule="auto"/>
+              <w:jc w:val="center"/>
+            </w:pPr>
+            <w:r/>
+            <w:r>
+              <w:rPr>
+                <w:b w:val="0"/>
+                <w:i w:val="0"/>
+                <w:sz w:val="22"/>
+              </w:rPr>
+              <w:t>POST</w:t>
+            </w:r>
+          </w:p>
+        </w:tc>
+        <w:tc>
+          <w:tcPr>
+            <w:tcW w:type="dxa" w:w="3175"/>
+          </w:tcPr>
+          <w:p>
+            <w:pPr>
+              <w:spacing w:after="20" w:line="252" w:lineRule="auto"/>
+            </w:pPr>
+            <w:r/>
+            <w:r>
+              <w:rPr>
+                <w:b w:val="0"/>
+                <w:i w:val="0"/>
+                <w:sz w:val="22"/>
+              </w:rPr>
+              <w:t>/api/auth/login</w:t>
+            </w:r>
+          </w:p>
+        </w:tc>
+        <w:tc>
+          <w:tcPr>
+            <w:tcW w:type="dxa" w:w="2551"/>
+          </w:tcPr>
+          <w:p>
+            <w:pPr>
+              <w:spacing w:after="20" w:line="252" w:lineRule="auto"/>
+            </w:pPr>
+            <w:r/>
+            <w:r>
+              <w:rPr>
+                <w:b w:val="0"/>
+                <w:i w:val="0"/>
+                <w:sz w:val="22"/>
+              </w:rPr>
+              <w:t>Đăng nhập, nhận token</w:t>
+            </w:r>
+          </w:p>
+        </w:tc>
+        <w:tc>
+          <w:tcPr>
+            <w:tcW w:type="dxa" w:w="1814"/>
+          </w:tcPr>
+          <w:p>
+            <w:pPr>
+              <w:spacing w:after="20" w:line="252" w:lineRule="auto"/>
+            </w:pPr>
+            <w:r/>
+            <w:r>
+              <w:rPr>
+                <w:b w:val="0"/>
+                <w:i w:val="0"/>
+                <w:sz w:val="22"/>
+              </w:rPr>
+              <w:t>NFR2 (điều kiện trước của mọi US)</w:t>
+            </w:r>
+          </w:p>
+        </w:tc>
+      </w:tr>
+      <w:tr>
+        <w:trPr>
+          <w:cantSplit w:val="true"/>
+        </w:trPr>
+        <w:tc>
+          <w:tcPr>
+            <w:tcW w:type="dxa" w:w="680"/>
+          </w:tcPr>
+          <w:p>
+            <w:pPr>
+              <w:spacing w:after="20" w:line="252" w:lineRule="auto"/>
+              <w:jc w:val="center"/>
+            </w:pPr>
+            <w:r/>
+            <w:r>
+              <w:rPr>
+                <w:b w:val="0"/>
+                <w:i w:val="0"/>
+                <w:sz w:val="22"/>
+              </w:rPr>
+              <w:t>E2</w:t>
+            </w:r>
+          </w:p>
+        </w:tc>
+        <w:tc>
+          <w:tcPr>
+            <w:tcW w:type="dxa" w:w="1134"/>
+          </w:tcPr>
+          <w:p>
+            <w:pPr>
+              <w:spacing w:after="20" w:line="252" w:lineRule="auto"/>
+              <w:jc w:val="center"/>
+            </w:pPr>
+            <w:r/>
+            <w:r>
+              <w:rPr>
+                <w:b w:val="0"/>
+                <w:i w:val="0"/>
+                <w:sz w:val="22"/>
+              </w:rPr>
+              <w:t>POST</w:t>
+            </w:r>
+          </w:p>
+        </w:tc>
+        <w:tc>
+          <w:tcPr>
+            <w:tcW w:type="dxa" w:w="3175"/>
+          </w:tcPr>
+          <w:p>
+            <w:pPr>
+              <w:spacing w:after="20" w:line="252" w:lineRule="auto"/>
+            </w:pPr>
+            <w:r/>
+            <w:r>
+              <w:rPr>
+                <w:b w:val="0"/>
+                <w:i w:val="0"/>
+                <w:sz w:val="22"/>
+              </w:rPr>
+              <w:t>/api/imports</w:t>
+            </w:r>
+          </w:p>
+        </w:tc>
+        <w:tc>
+          <w:tcPr>
+            <w:tcW w:type="dxa" w:w="2551"/>
+          </w:tcPr>
+          <w:p>
+            <w:pPr>
+              <w:spacing w:after="20" w:line="252" w:lineRule="auto"/>
+            </w:pPr>
+            <w:r/>
+            <w:r>
+              <w:rPr>
+                <w:b w:val="0"/>
+                <w:i w:val="0"/>
+                <w:sz w:val="22"/>
+              </w:rPr>
+              <w:t>Nhập file CSV khách hàng</w:t>
+            </w:r>
+          </w:p>
+        </w:tc>
+        <w:tc>
+          <w:tcPr>
+            <w:tcW w:type="dxa" w:w="1814"/>
+          </w:tcPr>
+          <w:p>
+            <w:pPr>
+              <w:spacing w:after="20" w:line="252" w:lineRule="auto"/>
+            </w:pPr>
+            <w:r/>
+            <w:r>
+              <w:rPr>
+                <w:b w:val="0"/>
+                <w:i w:val="0"/>
+                <w:sz w:val="22"/>
+              </w:rPr>
+              <w:t>US1 – UC1 – FR1, FR2</w:t>
+            </w:r>
+          </w:p>
+        </w:tc>
+      </w:tr>
+      <w:tr>
+        <w:trPr>
+          <w:cantSplit w:val="true"/>
+        </w:trPr>
+        <w:tc>
+          <w:tcPr>
+            <w:tcW w:type="dxa" w:w="680"/>
+          </w:tcPr>
+          <w:p>
+            <w:pPr>
+              <w:spacing w:after="20" w:line="252" w:lineRule="auto"/>
+              <w:jc w:val="center"/>
+            </w:pPr>
+            <w:r/>
+            <w:r>
+              <w:rPr>
+                <w:b w:val="0"/>
+                <w:i w:val="0"/>
+                <w:sz w:val="22"/>
+              </w:rPr>
+              <w:t>E3</w:t>
+            </w:r>
+          </w:p>
+        </w:tc>
+        <w:tc>
+          <w:tcPr>
+            <w:tcW w:type="dxa" w:w="1134"/>
+          </w:tcPr>
+          <w:p>
+            <w:pPr>
+              <w:spacing w:after="20" w:line="252" w:lineRule="auto"/>
+              <w:jc w:val="center"/>
+            </w:pPr>
+            <w:r/>
+            <w:r>
+              <w:rPr>
+                <w:b w:val="0"/>
+                <w:i w:val="0"/>
+                <w:sz w:val="22"/>
+              </w:rPr>
+              <w:t>GET</w:t>
+            </w:r>
+          </w:p>
+        </w:tc>
+        <w:tc>
+          <w:tcPr>
+            <w:tcW w:type="dxa" w:w="3175"/>
+          </w:tcPr>
+          <w:p>
+            <w:pPr>
+              <w:spacing w:after="20" w:line="252" w:lineRule="auto"/>
+            </w:pPr>
+            <w:r/>
+            <w:r>
+              <w:rPr>
+                <w:b w:val="0"/>
+                <w:i w:val="0"/>
+                <w:sz w:val="22"/>
+              </w:rPr>
+              <w:t>/api/imports/{importId}/errors</w:t>
+            </w:r>
+          </w:p>
+        </w:tc>
+        <w:tc>
+          <w:tcPr>
+            <w:tcW w:type="dxa" w:w="2551"/>
+          </w:tcPr>
+          <w:p>
+            <w:pPr>
+              <w:spacing w:after="20" w:line="252" w:lineRule="auto"/>
+            </w:pPr>
+            <w:r/>
+            <w:r>
+              <w:rPr>
+                <w:b w:val="0"/>
+                <w:i w:val="0"/>
+                <w:sz w:val="22"/>
+              </w:rPr>
+              <w:t>Danh sách bản ghi lỗi của một lần nhập</w:t>
+            </w:r>
+          </w:p>
+        </w:tc>
+        <w:tc>
+          <w:tcPr>
+            <w:tcW w:type="dxa" w:w="1814"/>
+          </w:tcPr>
+          <w:p>
+            <w:pPr>
+              <w:spacing w:after="20" w:line="252" w:lineRule="auto"/>
+            </w:pPr>
+            <w:r/>
+            <w:r>
+              <w:rPr>
+                <w:b w:val="0"/>
+                <w:i w:val="0"/>
+                <w:sz w:val="22"/>
+              </w:rPr>
+              <w:t>US3 – UC3 – FR4</w:t>
+            </w:r>
+          </w:p>
+        </w:tc>
+      </w:tr>
+      <w:tr>
+        <w:trPr>
+          <w:cantSplit w:val="true"/>
+        </w:trPr>
+        <w:tc>
+          <w:tcPr>
+            <w:tcW w:type="dxa" w:w="680"/>
+          </w:tcPr>
+          <w:p>
+            <w:pPr>
+              <w:spacing w:after="20" w:line="252" w:lineRule="auto"/>
+              <w:jc w:val="center"/>
+            </w:pPr>
+            <w:r/>
+            <w:r>
+              <w:rPr>
+                <w:b w:val="0"/>
+                <w:i w:val="0"/>
+                <w:sz w:val="22"/>
+              </w:rPr>
+              <w:t>E4</w:t>
+            </w:r>
+          </w:p>
+        </w:tc>
+        <w:tc>
+          <w:tcPr>
+            <w:tcW w:type="dxa" w:w="1134"/>
+          </w:tcPr>
+          <w:p>
+            <w:pPr>
+              <w:spacing w:after="20" w:line="252" w:lineRule="auto"/>
+              <w:jc w:val="center"/>
+            </w:pPr>
+            <w:r/>
+            <w:r>
+              <w:rPr>
+                <w:b w:val="0"/>
+                <w:i w:val="0"/>
+                <w:sz w:val="22"/>
+              </w:rPr>
+              <w:t>GET</w:t>
+            </w:r>
+          </w:p>
+        </w:tc>
+        <w:tc>
+          <w:tcPr>
+            <w:tcW w:type="dxa" w:w="3175"/>
+          </w:tcPr>
+          <w:p>
+            <w:pPr>
+              <w:spacing w:after="20" w:line="252" w:lineRule="auto"/>
+            </w:pPr>
+            <w:r/>
+            <w:r>
+              <w:rPr>
+                <w:b w:val="0"/>
+                <w:i w:val="0"/>
+                <w:sz w:val="22"/>
+              </w:rPr>
+              <w:t>/api/duplicate-pairs</w:t>
+            </w:r>
+          </w:p>
+        </w:tc>
+        <w:tc>
+          <w:tcPr>
+            <w:tcW w:type="dxa" w:w="2551"/>
+          </w:tcPr>
+          <w:p>
+            <w:pPr>
+              <w:spacing w:after="20" w:line="252" w:lineRule="auto"/>
+            </w:pPr>
+            <w:r/>
+            <w:r>
+              <w:rPr>
+                <w:b w:val="0"/>
+                <w:i w:val="0"/>
+                <w:sz w:val="22"/>
+              </w:rPr>
+              <w:t>Danh sách cặp nghi trùng</w:t>
+            </w:r>
+          </w:p>
+        </w:tc>
+        <w:tc>
+          <w:tcPr>
+            <w:tcW w:type="dxa" w:w="1814"/>
+          </w:tcPr>
+          <w:p>
+            <w:pPr>
+              <w:spacing w:after="20" w:line="252" w:lineRule="auto"/>
+            </w:pPr>
+            <w:r/>
+            <w:r>
+              <w:rPr>
+                <w:b w:val="0"/>
+                <w:i w:val="0"/>
+                <w:sz w:val="22"/>
+              </w:rPr>
+              <w:t>US5 – UC5 – FR6</w:t>
+            </w:r>
+          </w:p>
+        </w:tc>
+      </w:tr>
+      <w:tr>
+        <w:trPr>
+          <w:cantSplit w:val="true"/>
+        </w:trPr>
+        <w:tc>
+          <w:tcPr>
+            <w:tcW w:type="dxa" w:w="680"/>
+          </w:tcPr>
+          <w:p>
+            <w:pPr>
+              <w:spacing w:after="20" w:line="252" w:lineRule="auto"/>
+              <w:jc w:val="center"/>
+            </w:pPr>
+            <w:r/>
+            <w:r>
+              <w:rPr>
+                <w:b w:val="0"/>
+                <w:i w:val="0"/>
+                <w:sz w:val="22"/>
+              </w:rPr>
+              <w:t>E5</w:t>
+            </w:r>
+          </w:p>
+        </w:tc>
+        <w:tc>
+          <w:tcPr>
+            <w:tcW w:type="dxa" w:w="1134"/>
+          </w:tcPr>
+          <w:p>
+            <w:pPr>
+              <w:spacing w:after="20" w:line="252" w:lineRule="auto"/>
+              <w:jc w:val="center"/>
+            </w:pPr>
+            <w:r/>
+            <w:r>
+              <w:rPr>
+                <w:b w:val="0"/>
+                <w:i w:val="0"/>
+                <w:sz w:val="22"/>
+              </w:rPr>
+              <w:t>GET</w:t>
+            </w:r>
+          </w:p>
+        </w:tc>
+        <w:tc>
+          <w:tcPr>
+            <w:tcW w:type="dxa" w:w="3175"/>
+          </w:tcPr>
+          <w:p>
+            <w:pPr>
+              <w:spacing w:after="20" w:line="252" w:lineRule="auto"/>
+            </w:pPr>
+            <w:r/>
+            <w:r>
+              <w:rPr>
+                <w:b w:val="0"/>
+                <w:i w:val="0"/>
+                <w:sz w:val="22"/>
+              </w:rPr>
+              <w:t>/api/duplicate-pairs/{pairId}</w:t>
+            </w:r>
+          </w:p>
+        </w:tc>
+        <w:tc>
+          <w:tcPr>
+            <w:tcW w:type="dxa" w:w="2551"/>
+          </w:tcPr>
+          <w:p>
+            <w:pPr>
+              <w:spacing w:after="20" w:line="252" w:lineRule="auto"/>
+            </w:pPr>
+            <w:r/>
+            <w:r>
+              <w:rPr>
+                <w:b w:val="0"/>
+                <w:i w:val="0"/>
+                <w:sz w:val="22"/>
+              </w:rPr>
+              <w:t>Chi tiết một cặp nghi trùng</w:t>
+            </w:r>
+          </w:p>
+        </w:tc>
+        <w:tc>
+          <w:tcPr>
+            <w:tcW w:type="dxa" w:w="1814"/>
+          </w:tcPr>
+          <w:p>
+            <w:pPr>
+              <w:spacing w:after="20" w:line="252" w:lineRule="auto"/>
+            </w:pPr>
+            <w:r/>
+            <w:r>
+              <w:rPr>
+                <w:b w:val="0"/>
+                <w:i w:val="0"/>
+                <w:sz w:val="22"/>
+              </w:rPr>
+              <w:t>US5 – UC5 – FR6</w:t>
+            </w:r>
+          </w:p>
+        </w:tc>
+      </w:tr>
+      <w:tr>
+        <w:trPr>
+          <w:cantSplit w:val="true"/>
+        </w:trPr>
+        <w:tc>
+          <w:tcPr>
+            <w:tcW w:type="dxa" w:w="680"/>
+          </w:tcPr>
+          <w:p>
+            <w:pPr>
+              <w:spacing w:after="20" w:line="252" w:lineRule="auto"/>
+              <w:jc w:val="center"/>
+            </w:pPr>
+            <w:r/>
+            <w:r>
+              <w:rPr>
+                <w:b w:val="0"/>
+                <w:i w:val="0"/>
+                <w:sz w:val="22"/>
+              </w:rPr>
+              <w:t>E6</w:t>
+            </w:r>
+          </w:p>
+        </w:tc>
+        <w:tc>
+          <w:tcPr>
+            <w:tcW w:type="dxa" w:w="1134"/>
+          </w:tcPr>
+          <w:p>
+            <w:pPr>
+              <w:spacing w:after="20" w:line="252" w:lineRule="auto"/>
+              <w:jc w:val="center"/>
+            </w:pPr>
+            <w:r/>
+            <w:r>
+              <w:rPr>
+                <w:b w:val="0"/>
+                <w:i w:val="0"/>
+                <w:sz w:val="22"/>
+              </w:rPr>
+              <w:t>POST</w:t>
+            </w:r>
+          </w:p>
+        </w:tc>
+        <w:tc>
+          <w:tcPr>
+            <w:tcW w:type="dxa" w:w="3175"/>
+          </w:tcPr>
+          <w:p>
+            <w:pPr>
+              <w:spacing w:after="20" w:line="252" w:lineRule="auto"/>
+            </w:pPr>
+            <w:r/>
+            <w:r>
+              <w:rPr>
+                <w:b w:val="0"/>
+                <w:i w:val="0"/>
+                <w:sz w:val="22"/>
+              </w:rPr>
+              <w:t>/api/duplicate-pairs/{pairId}/decision</w:t>
+            </w:r>
+          </w:p>
+        </w:tc>
+        <w:tc>
+          <w:tcPr>
+            <w:tcW w:type="dxa" w:w="2551"/>
+          </w:tcPr>
+          <w:p>
+            <w:pPr>
+              <w:spacing w:after="20" w:line="252" w:lineRule="auto"/>
+            </w:pPr>
+            <w:r/>
+            <w:r>
+              <w:rPr>
+                <w:b w:val="0"/>
+                <w:i w:val="0"/>
+                <w:sz w:val="22"/>
+              </w:rPr>
+              <w:t>Gửi quyết định Gộp / Giữ riêng</w:t>
+            </w:r>
+          </w:p>
+        </w:tc>
+        <w:tc>
+          <w:tcPr>
+            <w:tcW w:type="dxa" w:w="1814"/>
+          </w:tcPr>
+          <w:p>
+            <w:pPr>
+              <w:spacing w:after="20" w:line="252" w:lineRule="auto"/>
+            </w:pPr>
+            <w:r/>
+            <w:r>
+              <w:rPr>
+                <w:b w:val="0"/>
+                <w:i w:val="0"/>
+                <w:sz w:val="22"/>
+              </w:rPr>
+              <w:t>US5 – UC5 – FR6</w:t>
+            </w:r>
+          </w:p>
+        </w:tc>
+      </w:tr>
+      <w:tr>
+        <w:trPr>
+          <w:cantSplit w:val="true"/>
+        </w:trPr>
+        <w:tc>
+          <w:tcPr>
+            <w:tcW w:type="dxa" w:w="680"/>
+          </w:tcPr>
+          <w:p>
+            <w:pPr>
+              <w:spacing w:after="20" w:line="252" w:lineRule="auto"/>
+              <w:jc w:val="center"/>
+            </w:pPr>
+            <w:r/>
+            <w:r>
+              <w:rPr>
+                <w:b w:val="0"/>
+                <w:i w:val="0"/>
+                <w:sz w:val="22"/>
+              </w:rPr>
+              <w:t>E7</w:t>
+            </w:r>
+          </w:p>
+        </w:tc>
+        <w:tc>
+          <w:tcPr>
+            <w:tcW w:type="dxa" w:w="1134"/>
+          </w:tcPr>
+          <w:p>
+            <w:pPr>
+              <w:spacing w:after="20" w:line="252" w:lineRule="auto"/>
+              <w:jc w:val="center"/>
+            </w:pPr>
+            <w:r/>
+            <w:r>
+              <w:rPr>
+                <w:b w:val="0"/>
+                <w:i w:val="0"/>
+                <w:sz w:val="22"/>
+              </w:rPr>
+              <w:t>GET</w:t>
+            </w:r>
+          </w:p>
+        </w:tc>
+        <w:tc>
+          <w:tcPr>
+            <w:tcW w:type="dxa" w:w="3175"/>
+          </w:tcPr>
+          <w:p>
+            <w:pPr>
+              <w:spacing w:after="20" w:line="252" w:lineRule="auto"/>
+            </w:pPr>
+            <w:r/>
+            <w:r>
+              <w:rPr>
+                <w:b w:val="0"/>
+                <w:i w:val="0"/>
+                <w:sz w:val="22"/>
+              </w:rPr>
+              <w:t>/api/imports</w:t>
+            </w:r>
+          </w:p>
+        </w:tc>
+        <w:tc>
+          <w:tcPr>
+            <w:tcW w:type="dxa" w:w="2551"/>
+          </w:tcPr>
+          <w:p>
+            <w:pPr>
+              <w:spacing w:after="20" w:line="252" w:lineRule="auto"/>
+            </w:pPr>
+            <w:r/>
+            <w:r>
+              <w:rPr>
+                <w:b w:val="0"/>
+                <w:i w:val="0"/>
+                <w:sz w:val="22"/>
+              </w:rPr>
+              <w:t>Danh sách lần nhập</w:t>
+            </w:r>
+          </w:p>
+        </w:tc>
+        <w:tc>
+          <w:tcPr>
+            <w:tcW w:type="dxa" w:w="1814"/>
+          </w:tcPr>
+          <w:p>
+            <w:pPr>
+              <w:spacing w:after="20" w:line="252" w:lineRule="auto"/>
+            </w:pPr>
+            <w:r/>
+            <w:r>
+              <w:rPr>
+                <w:b w:val="0"/>
+                <w:i w:val="0"/>
+                <w:sz w:val="22"/>
+              </w:rPr>
+              <w:t>US2 – UC2 – FR3</w:t>
+            </w:r>
+          </w:p>
+        </w:tc>
+      </w:tr>
+      <w:tr>
+        <w:trPr>
+          <w:cantSplit w:val="true"/>
+        </w:trPr>
+        <w:tc>
+          <w:tcPr>
+            <w:tcW w:type="dxa" w:w="680"/>
+          </w:tcPr>
+          <w:p>
+            <w:pPr>
+              <w:spacing w:after="20" w:line="252" w:lineRule="auto"/>
+              <w:jc w:val="center"/>
+            </w:pPr>
+            <w:r/>
+            <w:r>
+              <w:rPr>
+                <w:b w:val="0"/>
+                <w:i w:val="0"/>
+                <w:sz w:val="22"/>
+              </w:rPr>
+              <w:t>E8</w:t>
+            </w:r>
+          </w:p>
+        </w:tc>
+        <w:tc>
+          <w:tcPr>
+            <w:tcW w:type="dxa" w:w="1134"/>
+          </w:tcPr>
+          <w:p>
+            <w:pPr>
+              <w:spacing w:after="20" w:line="252" w:lineRule="auto"/>
+              <w:jc w:val="center"/>
+            </w:pPr>
+            <w:r/>
+            <w:r>
+              <w:rPr>
+                <w:b w:val="0"/>
+                <w:i w:val="0"/>
+                <w:sz w:val="22"/>
+              </w:rPr>
+              <w:t>PUT</w:t>
+            </w:r>
+          </w:p>
+        </w:tc>
+        <w:tc>
+          <w:tcPr>
+            <w:tcW w:type="dxa" w:w="3175"/>
+          </w:tcPr>
+          <w:p>
+            <w:pPr>
+              <w:spacing w:after="20" w:line="252" w:lineRule="auto"/>
+            </w:pPr>
+            <w:r/>
+            <w:r>
+              <w:rPr>
+                <w:b w:val="0"/>
+                <w:i w:val="0"/>
+                <w:sz w:val="22"/>
+              </w:rPr>
+              <w:t>/api/records/{recordId}</w:t>
+            </w:r>
+          </w:p>
+        </w:tc>
+        <w:tc>
+          <w:tcPr>
+            <w:tcW w:type="dxa" w:w="2551"/>
+          </w:tcPr>
+          <w:p>
+            <w:pPr>
+              <w:spacing w:after="20" w:line="252" w:lineRule="auto"/>
+            </w:pPr>
+            <w:r/>
+            <w:r>
+              <w:rPr>
+                <w:b w:val="0"/>
+                <w:i w:val="0"/>
+                <w:sz w:val="22"/>
+              </w:rPr>
+              <w:t>Sửa một bản ghi lỗi</w:t>
+            </w:r>
+          </w:p>
+        </w:tc>
+        <w:tc>
+          <w:tcPr>
+            <w:tcW w:type="dxa" w:w="1814"/>
+          </w:tcPr>
+          <w:p>
+            <w:pPr>
+              <w:spacing w:after="20" w:line="252" w:lineRule="auto"/>
+            </w:pPr>
+            <w:r/>
+            <w:r>
+              <w:rPr>
+                <w:b w:val="0"/>
+                <w:i w:val="0"/>
+                <w:sz w:val="22"/>
+              </w:rPr>
+              <w:t>US4 – UC4 – FR5</w:t>
+            </w:r>
+          </w:p>
+        </w:tc>
+      </w:tr>
+      <w:tr>
+        <w:trPr>
+          <w:cantSplit w:val="true"/>
+        </w:trPr>
+        <w:tc>
+          <w:tcPr>
+            <w:tcW w:type="dxa" w:w="680"/>
+          </w:tcPr>
+          <w:p>
+            <w:pPr>
+              <w:spacing w:after="20" w:line="252" w:lineRule="auto"/>
+              <w:jc w:val="center"/>
+            </w:pPr>
+            <w:r/>
+            <w:r>
+              <w:rPr>
+                <w:b w:val="0"/>
+                <w:i w:val="0"/>
+                <w:sz w:val="22"/>
+              </w:rPr>
+              <w:t>E9</w:t>
+            </w:r>
+          </w:p>
+        </w:tc>
+        <w:tc>
+          <w:tcPr>
+            <w:tcW w:type="dxa" w:w="1134"/>
+          </w:tcPr>
+          <w:p>
+            <w:pPr>
+              <w:spacing w:after="20" w:line="252" w:lineRule="auto"/>
+              <w:jc w:val="center"/>
+            </w:pPr>
+            <w:r/>
+            <w:r>
+              <w:rPr>
+                <w:b w:val="0"/>
+                <w:i w:val="0"/>
+                <w:sz w:val="22"/>
+              </w:rPr>
+              <w:t>GET</w:t>
+            </w:r>
+          </w:p>
+        </w:tc>
+        <w:tc>
+          <w:tcPr>
+            <w:tcW w:type="dxa" w:w="3175"/>
+          </w:tcPr>
+          <w:p>
+            <w:pPr>
+              <w:spacing w:after="20" w:line="252" w:lineRule="auto"/>
+            </w:pPr>
+            <w:r/>
+            <w:r>
+              <w:rPr>
+                <w:b w:val="0"/>
+                <w:i w:val="0"/>
+                <w:sz w:val="22"/>
+              </w:rPr>
+              <w:t>/api/customers?phone=</w:t>
+            </w:r>
+          </w:p>
+        </w:tc>
+        <w:tc>
+          <w:tcPr>
+            <w:tcW w:type="dxa" w:w="2551"/>
+          </w:tcPr>
+          <w:p>
+            <w:pPr>
+              <w:spacing w:after="20" w:line="252" w:lineRule="auto"/>
+            </w:pPr>
+            <w:r/>
+            <w:r>
+              <w:rPr>
+                <w:b w:val="0"/>
+                <w:i w:val="0"/>
+                <w:sz w:val="22"/>
+              </w:rPr>
+              <w:t>Tra cứu khách hàng theo SĐT</w:t>
+            </w:r>
+          </w:p>
+        </w:tc>
+        <w:tc>
+          <w:tcPr>
+            <w:tcW w:type="dxa" w:w="1814"/>
+          </w:tcPr>
+          <w:p>
+            <w:pPr>
+              <w:spacing w:after="20" w:line="252" w:lineRule="auto"/>
+            </w:pPr>
+            <w:r/>
+            <w:r>
+              <w:rPr>
+                <w:b w:val="0"/>
+                <w:i w:val="0"/>
+                <w:sz w:val="22"/>
+              </w:rPr>
+              <w:t>US6 – UC6 – FR7</w:t>
+            </w:r>
+          </w:p>
+        </w:tc>
+      </w:tr>
+      <w:tr>
+        <w:trPr>
+          <w:cantSplit w:val="true"/>
+        </w:trPr>
+        <w:tc>
+          <w:tcPr>
+            <w:tcW w:type="dxa" w:w="680"/>
+          </w:tcPr>
+          <w:p>
+            <w:pPr>
+              <w:spacing w:after="20" w:line="252" w:lineRule="auto"/>
+              <w:jc w:val="center"/>
+            </w:pPr>
+            <w:r/>
+            <w:r>
+              <w:rPr>
+                <w:b w:val="0"/>
+                <w:i w:val="0"/>
+                <w:sz w:val="22"/>
+              </w:rPr>
+              <w:t>E10</w:t>
+            </w:r>
+          </w:p>
+        </w:tc>
+        <w:tc>
+          <w:tcPr>
+            <w:tcW w:type="dxa" w:w="1134"/>
+          </w:tcPr>
+          <w:p>
+            <w:pPr>
+              <w:spacing w:after="20" w:line="252" w:lineRule="auto"/>
+              <w:jc w:val="center"/>
+            </w:pPr>
+            <w:r/>
+            <w:r>
+              <w:rPr>
+                <w:b w:val="0"/>
+                <w:i w:val="0"/>
+                <w:sz w:val="22"/>
+              </w:rPr>
+              <w:t>GET</w:t>
+            </w:r>
+          </w:p>
+        </w:tc>
+        <w:tc>
+          <w:tcPr>
+            <w:tcW w:type="dxa" w:w="3175"/>
+          </w:tcPr>
+          <w:p>
+            <w:pPr>
+              <w:spacing w:after="20" w:line="252" w:lineRule="auto"/>
+            </w:pPr>
+            <w:r/>
+            <w:r>
+              <w:rPr>
+                <w:b w:val="0"/>
+                <w:i w:val="0"/>
+                <w:sz w:val="22"/>
+              </w:rPr>
+              <w:t>/api/reports/imports</w:t>
+            </w:r>
+          </w:p>
+        </w:tc>
+        <w:tc>
+          <w:tcPr>
+            <w:tcW w:type="dxa" w:w="2551"/>
+          </w:tcPr>
+          <w:p>
+            <w:pPr>
+              <w:spacing w:after="20" w:line="252" w:lineRule="auto"/>
+            </w:pPr>
+            <w:r/>
+            <w:r>
+              <w:rPr>
+                <w:b w:val="0"/>
+                <w:i w:val="0"/>
+                <w:sz w:val="22"/>
+              </w:rPr>
+              <w:t>Báo cáo chất lượng theo lần nhập</w:t>
+            </w:r>
+          </w:p>
+        </w:tc>
+        <w:tc>
+          <w:tcPr>
+            <w:tcW w:type="dxa" w:w="1814"/>
+          </w:tcPr>
+          <w:p>
+            <w:pPr>
+              <w:spacing w:after="20" w:line="252" w:lineRule="auto"/>
+            </w:pPr>
+            <w:r/>
+            <w:r>
+              <w:rPr>
+                <w:b w:val="0"/>
+                <w:i w:val="0"/>
+                <w:sz w:val="22"/>
+              </w:rPr>
+              <w:t>US7 – UC7 – FR8</w:t>
+            </w:r>
+          </w:p>
+        </w:tc>
+      </w:tr>
+      <w:tr>
+        <w:trPr>
+          <w:cantSplit w:val="true"/>
+        </w:trPr>
+        <w:tc>
+          <w:tcPr>
+            <w:tcW w:type="dxa" w:w="680"/>
+          </w:tcPr>
+          <w:p>
+            <w:pPr>
+              <w:spacing w:after="20" w:line="252" w:lineRule="auto"/>
+              <w:jc w:val="center"/>
+            </w:pPr>
+            <w:r/>
+            <w:r>
+              <w:rPr>
+                <w:b w:val="0"/>
+                <w:i w:val="0"/>
+                <w:sz w:val="22"/>
+              </w:rPr>
+              <w:t>E11</w:t>
+            </w:r>
+          </w:p>
+        </w:tc>
+        <w:tc>
+          <w:tcPr>
+            <w:tcW w:type="dxa" w:w="1134"/>
+          </w:tcPr>
+          <w:p>
+            <w:pPr>
+              <w:spacing w:after="20" w:line="252" w:lineRule="auto"/>
+              <w:jc w:val="center"/>
+            </w:pPr>
+            <w:r/>
+            <w:r>
+              <w:rPr>
+                <w:b w:val="0"/>
+                <w:i w:val="0"/>
+                <w:sz w:val="22"/>
+              </w:rPr>
+              <w:t>GET</w:t>
+            </w:r>
+          </w:p>
+        </w:tc>
+        <w:tc>
+          <w:tcPr>
+            <w:tcW w:type="dxa" w:w="3175"/>
+          </w:tcPr>
+          <w:p>
+            <w:pPr>
+              <w:spacing w:after="20" w:line="252" w:lineRule="auto"/>
+            </w:pPr>
+            <w:r/>
+            <w:r>
+              <w:rPr>
+                <w:b w:val="0"/>
+                <w:i w:val="0"/>
+                <w:sz w:val="22"/>
+              </w:rPr>
+              <w:t>/health</w:t>
+            </w:r>
+          </w:p>
+        </w:tc>
+        <w:tc>
+          <w:tcPr>
+            <w:tcW w:type="dxa" w:w="2551"/>
+          </w:tcPr>
+          <w:p>
+            <w:pPr>
+              <w:spacing w:after="20" w:line="252" w:lineRule="auto"/>
+            </w:pPr>
+            <w:r/>
+            <w:r>
+              <w:rPr>
+                <w:b w:val="0"/>
+                <w:i w:val="0"/>
+                <w:sz w:val="22"/>
+              </w:rPr>
+              <w:t>Kiểm tra tình trạng hệ thống</w:t>
+            </w:r>
+          </w:p>
+        </w:tc>
+        <w:tc>
+          <w:tcPr>
+            <w:tcW w:type="dxa" w:w="1814"/>
+          </w:tcPr>
+          <w:p>
+            <w:pPr>
+              <w:spacing w:after="20" w:line="252" w:lineRule="auto"/>
+            </w:pPr>
+            <w:r/>
+            <w:r>
+              <w:rPr>
+                <w:b w:val="0"/>
+                <w:i w:val="0"/>
+                <w:sz w:val="22"/>
+              </w:rPr>
+              <w:t>Smoke test (Buổi 2)</w:t>
+            </w:r>
+          </w:p>
+        </w:tc>
+      </w:tr>
+    </w:tbl>
+    <w:p>
+      <w:pPr>
+        <w:spacing w:after="40"/>
+      </w:pPr>
+    </w:p>
+    <w:p>
+      <w:r>
+        <w:rPr>
+          <w:b w:val="0"/>
+          <w:i/>
+          <w:sz w:val="23"/>
+        </w:rPr>
+        <w:t>E1–E6 phục vụ 3 story MUST và được đặc tả chi tiết bên dưới; E7–E11 phục vụ story SHOULD và sẽ đặc tả chi tiết khi hiện thực ở BT2.</w:t>
+      </w:r>
+    </w:p>
+    <w:p>
+      <w:pPr>
+        <w:keepNext/>
+        <w:spacing w:before="280" w:after="120"/>
+      </w:pPr>
+      <w:r>
+        <w:rPr>
+          <w:b/>
+          <w:i w:val="0"/>
+          <w:color w:val="1F3B63"/>
+          <w:sz w:val="30"/>
+        </w:rPr>
+        <w:t>3.2. Quy ước chung</w:t>
+      </w:r>
+    </w:p>
+    <w:tbl>
+      <w:tblPr>
+        <w:tblStyle w:val="TableGrid"/>
+        <w:tblW w:type="dxa" w:w="9355"/>
+        <w:jc w:val="center"/>
+        <w:tblLayout w:type="fixed"/>
+        <w:tblLook w:firstColumn="1" w:firstRow="1" w:lastColumn="0" w:lastRow="0" w:noHBand="0" w:noVBand="1" w:val="04A0"/>
+        <w:tblLayout w:type="fixed"/>
+      </w:tblPr>
+      <w:tblGrid>
+        <w:gridCol w:w="2381"/>
+        <w:gridCol w:w="6974"/>
+      </w:tblGrid>
+      <w:tr>
+        <w:trPr>
+          <w:tblHeader w:val="true"/>
+          <w:cantSplit w:val="true"/>
+        </w:trPr>
+        <w:tc>
+          <w:tcPr>
+            <w:tcW w:type="dxa" w:w="2381"/>
+            <w:shd w:val="clear" w:color="auto" w:fill="D9E2F3"/>
+          </w:tcPr>
+          <w:p>
+            <w:pPr>
+              <w:keepNext/>
+              <w:spacing w:after="20" w:line="252" w:lineRule="auto"/>
+            </w:pPr>
+            <w:r/>
+            <w:r>
+              <w:rPr>
+                <w:b/>
+                <w:i w:val="0"/>
+                <w:sz w:val="22"/>
+              </w:rPr>
+              <w:t>Mã HTTP</w:t>
+            </w:r>
+          </w:p>
+        </w:tc>
+        <w:tc>
+          <w:tcPr>
+            <w:tcW w:type="dxa" w:w="6973"/>
+            <w:shd w:val="clear" w:color="auto" w:fill="D9E2F3"/>
+          </w:tcPr>
+          <w:p>
+            <w:pPr>
+              <w:keepNext/>
+              <w:spacing w:after="20" w:line="252" w:lineRule="auto"/>
+            </w:pPr>
+            <w:r/>
+            <w:r>
+              <w:rPr>
+                <w:b/>
+                <w:i w:val="0"/>
+                <w:sz w:val="22"/>
+              </w:rPr>
+              <w:t>Ý nghĩa trong hệ thống</w:t>
+            </w:r>
+          </w:p>
+        </w:tc>
+      </w:tr>
+      <w:tr>
+        <w:trPr>
+          <w:cantSplit w:val="true"/>
+        </w:trPr>
+        <w:tc>
+          <w:tcPr>
+            <w:tcW w:type="dxa" w:w="2381"/>
+          </w:tcPr>
+          <w:p>
+            <w:pPr>
+              <w:spacing w:after="20" w:line="252" w:lineRule="auto"/>
+            </w:pPr>
+            <w:r/>
+            <w:r>
+              <w:rPr>
+                <w:b w:val="0"/>
+                <w:i w:val="0"/>
+                <w:sz w:val="22"/>
+              </w:rPr>
+              <w:t>200 OK</w:t>
+            </w:r>
+          </w:p>
+        </w:tc>
+        <w:tc>
+          <w:tcPr>
+            <w:tcW w:type="dxa" w:w="6973"/>
+          </w:tcPr>
+          <w:p>
+            <w:pPr>
+              <w:spacing w:after="20" w:line="252" w:lineRule="auto"/>
+            </w:pPr>
+            <w:r/>
+            <w:r>
+              <w:rPr>
+                <w:b w:val="0"/>
+                <w:i w:val="0"/>
+                <w:sz w:val="22"/>
+              </w:rPr>
+              <w:t>Đọc dữ liệu hoặc thực hiện thao tác thành công.</w:t>
+            </w:r>
+          </w:p>
+        </w:tc>
+      </w:tr>
+      <w:tr>
+        <w:trPr>
+          <w:cantSplit w:val="true"/>
+        </w:trPr>
+        <w:tc>
+          <w:tcPr>
+            <w:tcW w:type="dxa" w:w="2381"/>
+          </w:tcPr>
+          <w:p>
+            <w:pPr>
+              <w:spacing w:after="20" w:line="252" w:lineRule="auto"/>
+            </w:pPr>
+            <w:r/>
+            <w:r>
+              <w:rPr>
+                <w:b w:val="0"/>
+                <w:i w:val="0"/>
+                <w:sz w:val="22"/>
+              </w:rPr>
+              <w:t>201 Created</w:t>
+            </w:r>
+          </w:p>
+        </w:tc>
+        <w:tc>
+          <w:tcPr>
+            <w:tcW w:type="dxa" w:w="6973"/>
+          </w:tcPr>
+          <w:p>
+            <w:pPr>
+              <w:spacing w:after="20" w:line="252" w:lineRule="auto"/>
+            </w:pPr>
+            <w:r/>
+            <w:r>
+              <w:rPr>
+                <w:b w:val="0"/>
+                <w:i w:val="0"/>
+                <w:sz w:val="22"/>
+              </w:rPr>
+              <w:t>Tạo mới thành công (lần nhập).</w:t>
+            </w:r>
+          </w:p>
+        </w:tc>
+      </w:tr>
+      <w:tr>
+        <w:trPr>
+          <w:cantSplit w:val="true"/>
+        </w:trPr>
+        <w:tc>
+          <w:tcPr>
+            <w:tcW w:type="dxa" w:w="2381"/>
+          </w:tcPr>
+          <w:p>
+            <w:pPr>
+              <w:spacing w:after="20" w:line="252" w:lineRule="auto"/>
+            </w:pPr>
+            <w:r/>
+            <w:r>
+              <w:rPr>
+                <w:b w:val="0"/>
+                <w:i w:val="0"/>
+                <w:sz w:val="22"/>
+              </w:rPr>
+              <w:t>400 Bad Request</w:t>
+            </w:r>
+          </w:p>
+        </w:tc>
+        <w:tc>
+          <w:tcPr>
+            <w:tcW w:type="dxa" w:w="6973"/>
+          </w:tcPr>
+          <w:p>
+            <w:pPr>
+              <w:spacing w:after="20" w:line="252" w:lineRule="auto"/>
+            </w:pPr>
+            <w:r/>
+            <w:r>
+              <w:rPr>
+                <w:b w:val="0"/>
+                <w:i w:val="0"/>
+                <w:sz w:val="22"/>
+              </w:rPr>
+              <w:t>Dữ liệu gửi lên sai: thiếu trường, sai kiểu, sai giá trị cho phép.</w:t>
+            </w:r>
+          </w:p>
+        </w:tc>
+      </w:tr>
+      <w:tr>
+        <w:trPr>
+          <w:cantSplit w:val="true"/>
+        </w:trPr>
+        <w:tc>
+          <w:tcPr>
+            <w:tcW w:type="dxa" w:w="2381"/>
+          </w:tcPr>
+          <w:p>
+            <w:pPr>
+              <w:spacing w:after="20" w:line="252" w:lineRule="auto"/>
+            </w:pPr>
+            <w:r/>
+            <w:r>
+              <w:rPr>
+                <w:b w:val="0"/>
+                <w:i w:val="0"/>
+                <w:sz w:val="22"/>
+              </w:rPr>
+              <w:t>401 Unauthorized</w:t>
+            </w:r>
+          </w:p>
+        </w:tc>
+        <w:tc>
+          <w:tcPr>
+            <w:tcW w:type="dxa" w:w="6973"/>
+          </w:tcPr>
+          <w:p>
+            <w:pPr>
+              <w:spacing w:after="20" w:line="252" w:lineRule="auto"/>
+            </w:pPr>
+            <w:r/>
+            <w:r>
+              <w:rPr>
+                <w:b w:val="0"/>
+                <w:i w:val="0"/>
+                <w:sz w:val="22"/>
+              </w:rPr>
+              <w:t>Chưa đăng nhập, token hết hạn hoặc sai tên đăng nhập/mật khẩu.</w:t>
+            </w:r>
+          </w:p>
+        </w:tc>
+      </w:tr>
+      <w:tr>
+        <w:trPr>
+          <w:cantSplit w:val="true"/>
+        </w:trPr>
+        <w:tc>
+          <w:tcPr>
+            <w:tcW w:type="dxa" w:w="2381"/>
+          </w:tcPr>
+          <w:p>
+            <w:pPr>
+              <w:spacing w:after="20" w:line="252" w:lineRule="auto"/>
+            </w:pPr>
+            <w:r/>
+            <w:r>
+              <w:rPr>
+                <w:b w:val="0"/>
+                <w:i w:val="0"/>
+                <w:sz w:val="22"/>
+              </w:rPr>
+              <w:t>403 Forbidden</w:t>
+            </w:r>
+          </w:p>
+        </w:tc>
+        <w:tc>
+          <w:tcPr>
+            <w:tcW w:type="dxa" w:w="6973"/>
+          </w:tcPr>
+          <w:p>
+            <w:pPr>
+              <w:spacing w:after="20" w:line="252" w:lineRule="auto"/>
+            </w:pPr>
+            <w:r/>
+            <w:r>
+              <w:rPr>
+                <w:b w:val="0"/>
+                <w:i w:val="0"/>
+                <w:sz w:val="22"/>
+              </w:rPr>
+              <w:t>Đã đăng nhập nhưng vai trò không được phép (ví dụ Nhân viên dữ liệu gọi báo cáo).</w:t>
+            </w:r>
+          </w:p>
+        </w:tc>
+      </w:tr>
+      <w:tr>
+        <w:trPr>
+          <w:cantSplit w:val="true"/>
+        </w:trPr>
+        <w:tc>
+          <w:tcPr>
+            <w:tcW w:type="dxa" w:w="2381"/>
+          </w:tcPr>
+          <w:p>
+            <w:pPr>
+              <w:spacing w:after="20" w:line="252" w:lineRule="auto"/>
+            </w:pPr>
+            <w:r/>
+            <w:r>
+              <w:rPr>
+                <w:b w:val="0"/>
+                <w:i w:val="0"/>
+                <w:sz w:val="22"/>
+              </w:rPr>
+              <w:t>404 Not Found</w:t>
+            </w:r>
+          </w:p>
+        </w:tc>
+        <w:tc>
+          <w:tcPr>
+            <w:tcW w:type="dxa" w:w="6973"/>
+          </w:tcPr>
+          <w:p>
+            <w:pPr>
+              <w:spacing w:after="20" w:line="252" w:lineRule="auto"/>
+            </w:pPr>
+            <w:r/>
+            <w:r>
+              <w:rPr>
+                <w:b w:val="0"/>
+                <w:i w:val="0"/>
+                <w:sz w:val="22"/>
+              </w:rPr>
+              <w:t>Không tìm thấy lần nhập, bản ghi hoặc cặp nghi trùng theo mã.</w:t>
+            </w:r>
+          </w:p>
+        </w:tc>
+      </w:tr>
+      <w:tr>
+        <w:trPr>
+          <w:cantSplit w:val="true"/>
+        </w:trPr>
+        <w:tc>
+          <w:tcPr>
+            <w:tcW w:type="dxa" w:w="2381"/>
+          </w:tcPr>
+          <w:p>
+            <w:pPr>
+              <w:spacing w:after="20" w:line="252" w:lineRule="auto"/>
+            </w:pPr>
+            <w:r/>
+            <w:r>
+              <w:rPr>
+                <w:b w:val="0"/>
+                <w:i w:val="0"/>
+                <w:sz w:val="22"/>
+              </w:rPr>
+              <w:t>409 Conflict</w:t>
+            </w:r>
+          </w:p>
+        </w:tc>
+        <w:tc>
+          <w:tcPr>
+            <w:tcW w:type="dxa" w:w="6973"/>
+          </w:tcPr>
+          <w:p>
+            <w:pPr>
+              <w:spacing w:after="20" w:line="252" w:lineRule="auto"/>
+            </w:pPr>
+            <w:r/>
+            <w:r>
+              <w:rPr>
+                <w:b w:val="0"/>
+                <w:i w:val="0"/>
+                <w:sz w:val="22"/>
+              </w:rPr>
+              <w:t>Xung đột trạng thái (ví dụ cặp nghi trùng đã được xử lý).</w:t>
+            </w:r>
+          </w:p>
+        </w:tc>
+      </w:tr>
+      <w:tr>
+        <w:trPr>
+          <w:cantSplit w:val="true"/>
+        </w:trPr>
+        <w:tc>
+          <w:tcPr>
+            <w:tcW w:type="dxa" w:w="2381"/>
+          </w:tcPr>
+          <w:p>
+            <w:pPr>
+              <w:spacing w:after="20" w:line="252" w:lineRule="auto"/>
+            </w:pPr>
+            <w:r/>
+            <w:r>
+              <w:rPr>
+                <w:b w:val="0"/>
+                <w:i w:val="0"/>
+                <w:sz w:val="22"/>
+              </w:rPr>
+              <w:t>500 Internal Server Error</w:t>
+            </w:r>
+          </w:p>
+        </w:tc>
+        <w:tc>
+          <w:tcPr>
+            <w:tcW w:type="dxa" w:w="6973"/>
+          </w:tcPr>
+          <w:p>
+            <w:pPr>
+              <w:spacing w:after="20" w:line="252" w:lineRule="auto"/>
+            </w:pPr>
+            <w:r/>
+            <w:r>
+              <w:rPr>
+                <w:b w:val="0"/>
+                <w:i w:val="0"/>
+                <w:sz w:val="22"/>
+              </w:rPr>
+              <w:t>Lỗi phía máy chủ; giao dịch được hủy toàn bộ (NFR3).</w:t>
+            </w:r>
+          </w:p>
+        </w:tc>
+      </w:tr>
+    </w:tbl>
+    <w:p>
+      <w:pPr>
+        <w:spacing w:after="40"/>
+      </w:pPr>
+    </w:p>
+    <w:p>
+      <w:pPr>
+        <w:keepNext/>
+        <w:spacing w:after="20"/>
+      </w:pPr>
+      <w:r>
+        <w:rPr>
+          <w:b w:val="0"/>
+          <w:i w:val="0"/>
+        </w:rPr>
+        <w:t>Mọi phản hồi lỗi có cùng cấu trúc:</w:t>
+      </w:r>
+    </w:p>
+    <w:p>
+      <w:pPr>
+        <w:spacing w:before="40" w:after="120" w:line="240" w:lineRule="auto"/>
+        <w:ind w:left="227"/>
+        <w:shd w:val="clear" w:color="auto" w:fill="F2F2F2"/>
+      </w:pPr>
+      <w:r>
+        <w:rPr>
+          <w:rFonts w:ascii="Consolas" w:hAnsi="Consolas" w:eastAsia="Consolas"/>
+          <w:sz w:val="19"/>
+        </w:rPr>
+        <w:t>{</w:t>
+        <w:br/>
+      </w:r>
+      <w:r>
+        <w:rPr>
+          <w:rFonts w:ascii="Consolas" w:hAnsi="Consolas" w:eastAsia="Consolas"/>
+          <w:sz w:val="19"/>
+        </w:rPr>
+        <w:t xml:space="preserve">  "error": {</w:t>
+        <w:br/>
+      </w:r>
+      <w:r>
+        <w:rPr>
+          <w:rFonts w:ascii="Consolas" w:hAnsi="Consolas" w:eastAsia="Consolas"/>
+          <w:sz w:val="19"/>
+        </w:rPr>
+        <w:t xml:space="preserve">    "code": "MISSING_COLUMNS",</w:t>
+        <w:br/>
+      </w:r>
+      <w:r>
+        <w:rPr>
+          <w:rFonts w:ascii="Consolas" w:hAnsi="Consolas" w:eastAsia="Consolas"/>
+          <w:sz w:val="19"/>
+        </w:rPr>
+        <w:t xml:space="preserve">    "message": "File thiếu cột bắt buộc",</w:t>
+        <w:br/>
+      </w:r>
+      <w:r>
+        <w:rPr>
+          <w:rFonts w:ascii="Consolas" w:hAnsi="Consolas" w:eastAsia="Consolas"/>
+          <w:sz w:val="19"/>
+        </w:rPr>
+        <w:t xml:space="preserve">    "details": ["so_dien_thoai"]</w:t>
+        <w:br/>
+      </w:r>
+      <w:r>
+        <w:rPr>
+          <w:rFonts w:ascii="Consolas" w:hAnsi="Consolas" w:eastAsia="Consolas"/>
+          <w:sz w:val="19"/>
+        </w:rPr>
+        <w:t xml:space="preserve">  }</w:t>
+        <w:br/>
+      </w:r>
+      <w:r>
+        <w:rPr>
+          <w:rFonts w:ascii="Consolas" w:hAnsi="Consolas" w:eastAsia="Consolas"/>
+          <w:sz w:val="19"/>
+        </w:rPr>
+        <w:t>}</w:t>
+      </w:r>
+    </w:p>
+    <w:p>
+      <w:pPr>
+        <w:keepNext/>
+        <w:spacing w:before="280" w:after="120"/>
+      </w:pPr>
+      <w:r>
+        <w:rPr>
+          <w:b/>
+          <w:i w:val="0"/>
+          <w:color w:val="1F3B63"/>
+          <w:sz w:val="30"/>
+        </w:rPr>
+        <w:t>3.3. Đặc tả chi tiết endpoint</w:t>
+      </w:r>
+    </w:p>
+    <w:p>
+      <w:pPr>
+        <w:keepNext/>
+        <w:spacing w:before="200" w:after="80"/>
+      </w:pPr>
+      <w:r>
+        <w:rPr>
+          <w:b/>
+          <w:i w:val="0"/>
+          <w:sz w:val="27"/>
+        </w:rPr>
+        <w:t>E1. POST /api/auth/login – Đăng nhập</w:t>
+      </w:r>
+    </w:p>
+    <w:p>
+      <w:pPr>
+        <w:spacing w:after="40"/>
+      </w:pPr>
+      <w:r>
+        <w:rPr>
+          <w:b w:val="0"/>
+          <w:i w:val="0"/>
+        </w:rPr>
+        <w:t>Truy vết: NFR2. Trả về token dùng cho các endpoint khác; vai trò DATA_STAFF (Nhân viên dữ liệu) hoặc DATA_MANAGER (Quản lý dữ liệu).</w:t>
+      </w:r>
+    </w:p>
+    <w:p>
+      <w:pPr>
+        <w:keepNext/>
+        <w:spacing w:after="20"/>
+      </w:pPr>
+      <w:r>
+        <w:rPr>
+          <w:b/>
+          <w:i w:val="0"/>
+        </w:rPr>
+        <w:t>Request mẫu:</w:t>
+      </w:r>
+    </w:p>
+    <w:p>
+      <w:pPr>
+        <w:spacing w:before="40" w:after="120" w:line="240" w:lineRule="auto"/>
+        <w:ind w:left="227"/>
+        <w:shd w:val="clear" w:color="auto" w:fill="F2F2F2"/>
+      </w:pPr>
+      <w:r>
+        <w:rPr>
+          <w:rFonts w:ascii="Consolas" w:hAnsi="Consolas" w:eastAsia="Consolas"/>
+          <w:sz w:val="19"/>
+        </w:rPr>
+        <w:t>POST /api/auth/login</w:t>
+        <w:br/>
+      </w:r>
+      <w:r>
+        <w:rPr>
+          <w:rFonts w:ascii="Consolas" w:hAnsi="Consolas" w:eastAsia="Consolas"/>
+          <w:sz w:val="19"/>
+        </w:rPr>
+        <w:t>Content-Type: application/json</w:t>
+        <w:br/>
+      </w:r>
+      <w:r>
+        <w:rPr>
+          <w:rFonts w:ascii="Consolas" w:hAnsi="Consolas" w:eastAsia="Consolas"/>
+          <w:sz w:val="19"/>
+        </w:rPr>
+        <w:br/>
+      </w:r>
+      <w:r>
+        <w:rPr>
+          <w:rFonts w:ascii="Consolas" w:hAnsi="Consolas" w:eastAsia="Consolas"/>
+          <w:sz w:val="19"/>
+        </w:rPr>
+        <w:t>{ "username": "nv.lan", "password": "MatKhau@2026" }</w:t>
+      </w:r>
+    </w:p>
+    <w:p>
+      <w:pPr>
+        <w:keepNext/>
+        <w:spacing w:after="20"/>
+      </w:pPr>
+      <w:r>
+        <w:rPr>
+          <w:b/>
+          <w:i w:val="0"/>
+        </w:rPr>
+        <w:t>Response thành công – 200 OK:</w:t>
+      </w:r>
+    </w:p>
+    <w:p>
+      <w:pPr>
+        <w:spacing w:before="40" w:after="120" w:line="240" w:lineRule="auto"/>
+        <w:ind w:left="227"/>
+        <w:shd w:val="clear" w:color="auto" w:fill="F2F2F2"/>
+      </w:pPr>
+      <w:r>
+        <w:rPr>
+          <w:rFonts w:ascii="Consolas" w:hAnsi="Consolas" w:eastAsia="Consolas"/>
+          <w:sz w:val="19"/>
+        </w:rPr>
+        <w:t>{</w:t>
+        <w:br/>
+      </w:r>
+      <w:r>
+        <w:rPr>
+          <w:rFonts w:ascii="Consolas" w:hAnsi="Consolas" w:eastAsia="Consolas"/>
+          <w:sz w:val="19"/>
+        </w:rPr>
+        <w:t xml:space="preserve">  "accessToken": "eyJhbGciOiJIUzI1NiIsInR5cCI6IkpXVCJ9...",</w:t>
+        <w:br/>
+      </w:r>
+      <w:r>
+        <w:rPr>
+          <w:rFonts w:ascii="Consolas" w:hAnsi="Consolas" w:eastAsia="Consolas"/>
+          <w:sz w:val="19"/>
+        </w:rPr>
+        <w:t xml:space="preserve">  "expiresIn": 3600,</w:t>
+        <w:br/>
+      </w:r>
+      <w:r>
+        <w:rPr>
+          <w:rFonts w:ascii="Consolas" w:hAnsi="Consolas" w:eastAsia="Consolas"/>
+          <w:sz w:val="19"/>
+        </w:rPr>
+        <w:t xml:space="preserve">  "user": { "username": "nv.lan", "fullName": "Trần Thị Lan", "role": "DATA_STAFF" }</w:t>
+        <w:br/>
+      </w:r>
+      <w:r>
+        <w:rPr>
+          <w:rFonts w:ascii="Consolas" w:hAnsi="Consolas" w:eastAsia="Consolas"/>
+          <w:sz w:val="19"/>
+        </w:rPr>
+        <w:t>}</w:t>
+      </w:r>
+    </w:p>
+    <w:p>
+      <w:pPr>
+        <w:keepNext/>
+        <w:spacing w:after="20"/>
+      </w:pPr>
+      <w:r>
+        <w:rPr>
+          <w:b/>
+          <w:i w:val="0"/>
+        </w:rPr>
+        <w:t>Mã trạng thái:</w:t>
+      </w:r>
+    </w:p>
+    <w:tbl>
+      <w:tblPr>
+        <w:tblStyle w:val="TableGrid"/>
+        <w:tblW w:type="dxa" w:w="9355"/>
+        <w:jc w:val="center"/>
+        <w:tblLayout w:type="fixed"/>
+        <w:tblLook w:firstColumn="1" w:firstRow="1" w:lastColumn="0" w:lastRow="0" w:noHBand="0" w:noVBand="1" w:val="04A0"/>
+        <w:tblLayout w:type="fixed"/>
+      </w:tblPr>
+      <w:tblGrid>
+        <w:gridCol w:w="793"/>
+        <w:gridCol w:w="4989"/>
+        <w:gridCol w:w="3572"/>
+      </w:tblGrid>
+      <w:tr>
+        <w:trPr>
+          <w:tblHeader w:val="true"/>
+          <w:cantSplit w:val="true"/>
+        </w:trPr>
+        <w:tc>
+          <w:tcPr>
+            <w:tcW w:type="dxa" w:w="794"/>
+            <w:shd w:val="clear" w:color="auto" w:fill="D9E2F3"/>
+          </w:tcPr>
+          <w:p>
+            <w:pPr>
+              <w:keepNext/>
+              <w:spacing w:after="20" w:line="252" w:lineRule="auto"/>
+            </w:pPr>
+            <w:r/>
+            <w:r>
+              <w:rPr>
+                <w:b/>
+                <w:i w:val="0"/>
+                <w:sz w:val="22"/>
+              </w:rPr>
+              <w:t>Mã</w:t>
+            </w:r>
+          </w:p>
+        </w:tc>
+        <w:tc>
+          <w:tcPr>
+            <w:tcW w:type="dxa" w:w="4989"/>
+            <w:shd w:val="clear" w:color="auto" w:fill="D9E2F3"/>
+          </w:tcPr>
+          <w:p>
+            <w:pPr>
+              <w:keepNext/>
+              <w:spacing w:after="20" w:line="252" w:lineRule="auto"/>
+            </w:pPr>
+            <w:r/>
+            <w:r>
+              <w:rPr>
+                <w:b/>
+                <w:i w:val="0"/>
+                <w:sz w:val="22"/>
+              </w:rPr>
+              <w:t>Khi nào</w:t>
+            </w:r>
+          </w:p>
+        </w:tc>
+        <w:tc>
+          <w:tcPr>
+            <w:tcW w:type="dxa" w:w="3572"/>
+            <w:shd w:val="clear" w:color="auto" w:fill="D9E2F3"/>
+          </w:tcPr>
+          <w:p>
+            <w:pPr>
+              <w:keepNext/>
+              <w:spacing w:after="20" w:line="252" w:lineRule="auto"/>
+            </w:pPr>
+            <w:r/>
+            <w:r>
+              <w:rPr>
+                <w:b/>
+                <w:i w:val="0"/>
+                <w:sz w:val="22"/>
+              </w:rPr>
+              <w:t>error.code</w:t>
+            </w:r>
+          </w:p>
+        </w:tc>
+      </w:tr>
+      <w:tr>
+        <w:trPr>
+          <w:cantSplit w:val="true"/>
+        </w:trPr>
+        <w:tc>
+          <w:tcPr>
+            <w:tcW w:type="dxa" w:w="794"/>
+          </w:tcPr>
+          <w:p>
+            <w:pPr>
+              <w:spacing w:after="20" w:line="252" w:lineRule="auto"/>
+              <w:jc w:val="center"/>
+            </w:pPr>
+            <w:r/>
+            <w:r>
+              <w:rPr>
+                <w:b w:val="0"/>
+                <w:i w:val="0"/>
+                <w:sz w:val="22"/>
+              </w:rPr>
+              <w:t>200</w:t>
+            </w:r>
+          </w:p>
+        </w:tc>
+        <w:tc>
+          <w:tcPr>
+            <w:tcW w:type="dxa" w:w="4989"/>
+          </w:tcPr>
+          <w:p>
+            <w:pPr>
+              <w:spacing w:after="20" w:line="252" w:lineRule="auto"/>
+            </w:pPr>
+            <w:r/>
+            <w:r>
+              <w:rPr>
+                <w:b w:val="0"/>
+                <w:i w:val="0"/>
+                <w:sz w:val="22"/>
+              </w:rPr>
+              <w:t>Đăng nhập thành công</w:t>
+            </w:r>
+          </w:p>
+        </w:tc>
+        <w:tc>
+          <w:tcPr>
+            <w:tcW w:type="dxa" w:w="3572"/>
+          </w:tcPr>
+          <w:p>
+            <w:pPr>
+              <w:spacing w:after="20" w:line="252" w:lineRule="auto"/>
+            </w:pPr>
+            <w:r/>
+            <w:r>
+              <w:rPr>
+                <w:b w:val="0"/>
+                <w:i w:val="0"/>
+                <w:sz w:val="22"/>
+              </w:rPr>
+              <w:t>—</w:t>
+            </w:r>
+          </w:p>
+        </w:tc>
+      </w:tr>
+      <w:tr>
+        <w:trPr>
+          <w:cantSplit w:val="true"/>
+        </w:trPr>
+        <w:tc>
+          <w:tcPr>
+            <w:tcW w:type="dxa" w:w="794"/>
+          </w:tcPr>
+          <w:p>
+            <w:pPr>
+              <w:spacing w:after="20" w:line="252" w:lineRule="auto"/>
+              <w:jc w:val="center"/>
+            </w:pPr>
+            <w:r/>
+            <w:r>
+              <w:rPr>
+                <w:b w:val="0"/>
+                <w:i w:val="0"/>
+                <w:sz w:val="22"/>
+              </w:rPr>
+              <w:t>400</w:t>
+            </w:r>
+          </w:p>
+        </w:tc>
+        <w:tc>
+          <w:tcPr>
+            <w:tcW w:type="dxa" w:w="4989"/>
+          </w:tcPr>
+          <w:p>
+            <w:pPr>
+              <w:spacing w:after="20" w:line="252" w:lineRule="auto"/>
+            </w:pPr>
+            <w:r/>
+            <w:r>
+              <w:rPr>
+                <w:b w:val="0"/>
+                <w:i w:val="0"/>
+                <w:sz w:val="22"/>
+              </w:rPr>
+              <w:t>Thiếu username/password hoặc sai độ dài</w:t>
+            </w:r>
+          </w:p>
+        </w:tc>
+        <w:tc>
+          <w:tcPr>
+            <w:tcW w:type="dxa" w:w="3572"/>
+          </w:tcPr>
+          <w:p>
+            <w:pPr>
+              <w:spacing w:after="20" w:line="252" w:lineRule="auto"/>
+            </w:pPr>
+            <w:r/>
+            <w:r>
+              <w:rPr>
+                <w:b w:val="0"/>
+                <w:i w:val="0"/>
+                <w:sz w:val="22"/>
+              </w:rPr>
+              <w:t>VALIDATION_ERROR</w:t>
+            </w:r>
+          </w:p>
+        </w:tc>
+      </w:tr>
+      <w:tr>
+        <w:trPr>
+          <w:cantSplit w:val="true"/>
+        </w:trPr>
+        <w:tc>
+          <w:tcPr>
+            <w:tcW w:type="dxa" w:w="794"/>
+          </w:tcPr>
+          <w:p>
+            <w:pPr>
+              <w:spacing w:after="20" w:line="252" w:lineRule="auto"/>
+              <w:jc w:val="center"/>
+            </w:pPr>
+            <w:r/>
+            <w:r>
+              <w:rPr>
+                <w:b w:val="0"/>
+                <w:i w:val="0"/>
+                <w:sz w:val="22"/>
+              </w:rPr>
+              <w:t>401</w:t>
+            </w:r>
+          </w:p>
+        </w:tc>
+        <w:tc>
+          <w:tcPr>
+            <w:tcW w:type="dxa" w:w="4989"/>
+          </w:tcPr>
+          <w:p>
+            <w:pPr>
+              <w:spacing w:after="20" w:line="252" w:lineRule="auto"/>
+            </w:pPr>
+            <w:r/>
+            <w:r>
+              <w:rPr>
+                <w:b w:val="0"/>
+                <w:i w:val="0"/>
+                <w:sz w:val="22"/>
+              </w:rPr>
+              <w:t>Sai tên đăng nhập hoặc mật khẩu</w:t>
+            </w:r>
+          </w:p>
+        </w:tc>
+        <w:tc>
+          <w:tcPr>
+            <w:tcW w:type="dxa" w:w="3572"/>
+          </w:tcPr>
+          <w:p>
+            <w:pPr>
+              <w:spacing w:after="20" w:line="252" w:lineRule="auto"/>
+            </w:pPr>
+            <w:r/>
+            <w:r>
+              <w:rPr>
+                <w:b w:val="0"/>
+                <w:i w:val="0"/>
+                <w:sz w:val="22"/>
+              </w:rPr>
+              <w:t>INVALID_CREDENTIALS</w:t>
+            </w:r>
+          </w:p>
+        </w:tc>
+      </w:tr>
+    </w:tbl>
+    <w:p>
+      <w:pPr>
+        <w:spacing w:after="40"/>
+      </w:pPr>
+    </w:p>
+    <w:p>
+      <w:pPr>
+        <w:keepNext/>
+        <w:spacing w:before="200" w:after="80"/>
+      </w:pPr>
+      <w:r>
+        <w:rPr>
+          <w:b/>
+          <w:i w:val="0"/>
+          <w:sz w:val="27"/>
+        </w:rPr>
+        <w:t>E2. POST /api/imports – Nhập file khách hàng</w:t>
+      </w:r>
+    </w:p>
+    <w:p>
+      <w:pPr>
+        <w:spacing w:after="40"/>
+      </w:pPr>
+      <w:r>
+        <w:rPr>
+          <w:b w:val="0"/>
+          <w:i w:val="0"/>
+        </w:rPr>
+        <w:t>Truy vết: US1 – UC1 – FR1, FR2. Lưu toàn bộ file trong một giao dịch; mỗi dòng được chuẩn hóa và kiểm tra. Lỗi của từng dòng KHÔNG làm request thất bại mà được ghi thành mã lỗi của bản ghi.</w:t>
+      </w:r>
+    </w:p>
+    <w:p>
+      <w:pPr>
+        <w:keepNext/>
+        <w:spacing w:after="20"/>
+      </w:pPr>
+      <w:r>
+        <w:rPr>
+          <w:b/>
+          <w:i w:val="0"/>
+        </w:rPr>
+        <w:t>Request mẫu:</w:t>
+      </w:r>
+    </w:p>
+    <w:p>
+      <w:pPr>
+        <w:spacing w:before="40" w:after="120" w:line="240" w:lineRule="auto"/>
+        <w:ind w:left="227"/>
+        <w:shd w:val="clear" w:color="auto" w:fill="F2F2F2"/>
+      </w:pPr>
+      <w:r>
+        <w:rPr>
+          <w:rFonts w:ascii="Consolas" w:hAnsi="Consolas" w:eastAsia="Consolas"/>
+          <w:sz w:val="19"/>
+        </w:rPr>
+        <w:t>POST /api/imports</w:t>
+        <w:br/>
+      </w:r>
+      <w:r>
+        <w:rPr>
+          <w:rFonts w:ascii="Consolas" w:hAnsi="Consolas" w:eastAsia="Consolas"/>
+          <w:sz w:val="19"/>
+        </w:rPr>
+        <w:t>Authorization: Bearer &lt;token&gt;</w:t>
+        <w:br/>
+      </w:r>
+      <w:r>
+        <w:rPr>
+          <w:rFonts w:ascii="Consolas" w:hAnsi="Consolas" w:eastAsia="Consolas"/>
+          <w:sz w:val="19"/>
+        </w:rPr>
+        <w:t>Content-Type: multipart/form-data</w:t>
+        <w:br/>
+      </w:r>
+      <w:r>
+        <w:rPr>
+          <w:rFonts w:ascii="Consolas" w:hAnsi="Consolas" w:eastAsia="Consolas"/>
+          <w:sz w:val="19"/>
+        </w:rPr>
+        <w:br/>
+      </w:r>
+      <w:r>
+        <w:rPr>
+          <w:rFonts w:ascii="Consolas" w:hAnsi="Consolas" w:eastAsia="Consolas"/>
+          <w:sz w:val="19"/>
+        </w:rPr>
+        <w:t>source = RETAIL</w:t>
+        <w:br/>
+      </w:r>
+      <w:r>
+        <w:rPr>
+          <w:rFonts w:ascii="Consolas" w:hAnsi="Consolas" w:eastAsia="Consolas"/>
+          <w:sz w:val="19"/>
+        </w:rPr>
+        <w:t>file   = khach_hang_ban_le_2026-09-28.csv   (1.000 dòng)</w:t>
+      </w:r>
+    </w:p>
+    <w:p>
+      <w:pPr>
+        <w:keepNext/>
+        <w:spacing w:after="20"/>
+      </w:pPr>
+      <w:r>
+        <w:rPr>
+          <w:b/>
+          <w:i w:val="0"/>
+        </w:rPr>
+        <w:t>Response thành công – 201 Created:</w:t>
+      </w:r>
+    </w:p>
+    <w:p>
+      <w:pPr>
+        <w:spacing w:before="40" w:after="120" w:line="240" w:lineRule="auto"/>
+        <w:ind w:left="227"/>
+        <w:shd w:val="clear" w:color="auto" w:fill="F2F2F2"/>
+      </w:pPr>
+      <w:r>
+        <w:rPr>
+          <w:rFonts w:ascii="Consolas" w:hAnsi="Consolas" w:eastAsia="Consolas"/>
+          <w:sz w:val="19"/>
+        </w:rPr>
+        <w:t>{</w:t>
+        <w:br/>
+      </w:r>
+      <w:r>
+        <w:rPr>
+          <w:rFonts w:ascii="Consolas" w:hAnsi="Consolas" w:eastAsia="Consolas"/>
+          <w:sz w:val="19"/>
+        </w:rPr>
+        <w:t xml:space="preserve">  "importId": "I001",</w:t>
+        <w:br/>
+      </w:r>
+      <w:r>
+        <w:rPr>
+          <w:rFonts w:ascii="Consolas" w:hAnsi="Consolas" w:eastAsia="Consolas"/>
+          <w:sz w:val="19"/>
+        </w:rPr>
+        <w:t xml:space="preserve">  "source": "RETAIL",</w:t>
+        <w:br/>
+      </w:r>
+      <w:r>
+        <w:rPr>
+          <w:rFonts w:ascii="Consolas" w:hAnsi="Consolas" w:eastAsia="Consolas"/>
+          <w:sz w:val="19"/>
+        </w:rPr>
+        <w:t xml:space="preserve">  "fileName": "khach_hang_ban_le_2026-09-28.csv",</w:t>
+        <w:br/>
+      </w:r>
+      <w:r>
+        <w:rPr>
+          <w:rFonts w:ascii="Consolas" w:hAnsi="Consolas" w:eastAsia="Consolas"/>
+          <w:sz w:val="19"/>
+        </w:rPr>
+        <w:t xml:space="preserve">  "totalRecords": 1000,</w:t>
+        <w:br/>
+      </w:r>
+      <w:r>
+        <w:rPr>
+          <w:rFonts w:ascii="Consolas" w:hAnsi="Consolas" w:eastAsia="Consolas"/>
+          <w:sz w:val="19"/>
+        </w:rPr>
+        <w:t xml:space="preserve">  "validRecords": 955,</w:t>
+        <w:br/>
+      </w:r>
+      <w:r>
+        <w:rPr>
+          <w:rFonts w:ascii="Consolas" w:hAnsi="Consolas" w:eastAsia="Consolas"/>
+          <w:sz w:val="19"/>
+        </w:rPr>
+        <w:t xml:space="preserve">  "errorRecords": 45,</w:t>
+        <w:br/>
+      </w:r>
+      <w:r>
+        <w:rPr>
+          <w:rFonts w:ascii="Consolas" w:hAnsi="Consolas" w:eastAsia="Consolas"/>
+          <w:sz w:val="19"/>
+        </w:rPr>
+        <w:t xml:space="preserve">  "errorsByCode": { "MISSING_FIELD": 12, "PHONE_LENGTH": 20, "PHONE_PREFIX": 9,</w:t>
+        <w:br/>
+      </w:r>
+      <w:r>
+        <w:rPr>
+          <w:rFonts w:ascii="Consolas" w:hAnsi="Consolas" w:eastAsia="Consolas"/>
+          <w:sz w:val="19"/>
+        </w:rPr>
+        <w:t xml:space="preserve">                    "PHONE_CHAR": 3, "EMAIL_INVALID": 0, "DATE_INVALID": 1 },</w:t>
+        <w:br/>
+      </w:r>
+      <w:r>
+        <w:rPr>
+          <w:rFonts w:ascii="Consolas" w:hAnsi="Consolas" w:eastAsia="Consolas"/>
+          <w:sz w:val="19"/>
+        </w:rPr>
+        <w:t xml:space="preserve">  "newDuplicatePairs": 25,</w:t>
+        <w:br/>
+      </w:r>
+      <w:r>
+        <w:rPr>
+          <w:rFonts w:ascii="Consolas" w:hAnsi="Consolas" w:eastAsia="Consolas"/>
+          <w:sz w:val="19"/>
+        </w:rPr>
+        <w:t xml:space="preserve">  "importedBy": "nv.lan",</w:t>
+        <w:br/>
+      </w:r>
+      <w:r>
+        <w:rPr>
+          <w:rFonts w:ascii="Consolas" w:hAnsi="Consolas" w:eastAsia="Consolas"/>
+          <w:sz w:val="19"/>
+        </w:rPr>
+        <w:t xml:space="preserve">  "importedAt": "2026-10-05T09:15:00+07:00"</w:t>
+        <w:br/>
+      </w:r>
+      <w:r>
+        <w:rPr>
+          <w:rFonts w:ascii="Consolas" w:hAnsi="Consolas" w:eastAsia="Consolas"/>
+          <w:sz w:val="19"/>
+        </w:rPr>
+        <w:t>}</w:t>
+      </w:r>
+    </w:p>
+    <w:p>
+      <w:pPr>
+        <w:keepNext/>
+        <w:spacing w:after="20"/>
+      </w:pPr>
+      <w:r>
+        <w:rPr>
+          <w:b/>
+          <w:i w:val="0"/>
+        </w:rPr>
+        <w:t>Mã trạng thái:</w:t>
+      </w:r>
+    </w:p>
+    <w:tbl>
+      <w:tblPr>
+        <w:tblStyle w:val="TableGrid"/>
+        <w:tblW w:type="dxa" w:w="9355"/>
+        <w:jc w:val="center"/>
+        <w:tblLayout w:type="fixed"/>
+        <w:tblLook w:firstColumn="1" w:firstRow="1" w:lastColumn="0" w:lastRow="0" w:noHBand="0" w:noVBand="1" w:val="04A0"/>
+        <w:tblLayout w:type="fixed"/>
+      </w:tblPr>
+      <w:tblGrid>
+        <w:gridCol w:w="793"/>
+        <w:gridCol w:w="4989"/>
+        <w:gridCol w:w="3572"/>
+      </w:tblGrid>
+      <w:tr>
+        <w:trPr>
+          <w:tblHeader w:val="true"/>
+          <w:cantSplit w:val="true"/>
+        </w:trPr>
+        <w:tc>
+          <w:tcPr>
+            <w:tcW w:type="dxa" w:w="794"/>
+            <w:shd w:val="clear" w:color="auto" w:fill="D9E2F3"/>
+          </w:tcPr>
+          <w:p>
+            <w:pPr>
+              <w:keepNext/>
+              <w:spacing w:after="20" w:line="252" w:lineRule="auto"/>
+            </w:pPr>
+            <w:r/>
+            <w:r>
+              <w:rPr>
+                <w:b/>
+                <w:i w:val="0"/>
+                <w:sz w:val="22"/>
+              </w:rPr>
+              <w:t>Mã</w:t>
+            </w:r>
+          </w:p>
+        </w:tc>
+        <w:tc>
+          <w:tcPr>
+            <w:tcW w:type="dxa" w:w="4989"/>
+            <w:shd w:val="clear" w:color="auto" w:fill="D9E2F3"/>
+          </w:tcPr>
+          <w:p>
+            <w:pPr>
+              <w:keepNext/>
+              <w:spacing w:after="20" w:line="252" w:lineRule="auto"/>
+            </w:pPr>
+            <w:r/>
+            <w:r>
+              <w:rPr>
+                <w:b/>
+                <w:i w:val="0"/>
+                <w:sz w:val="22"/>
+              </w:rPr>
+              <w:t>Khi nào</w:t>
+            </w:r>
+          </w:p>
+        </w:tc>
+        <w:tc>
+          <w:tcPr>
+            <w:tcW w:type="dxa" w:w="3572"/>
+            <w:shd w:val="clear" w:color="auto" w:fill="D9E2F3"/>
+          </w:tcPr>
+          <w:p>
+            <w:pPr>
+              <w:keepNext/>
+              <w:spacing w:after="20" w:line="252" w:lineRule="auto"/>
+            </w:pPr>
+            <w:r/>
+            <w:r>
+              <w:rPr>
+                <w:b/>
+                <w:i w:val="0"/>
+                <w:sz w:val="22"/>
+              </w:rPr>
+              <w:t>error.code</w:t>
+            </w:r>
+          </w:p>
+        </w:tc>
+      </w:tr>
+      <w:tr>
+        <w:trPr>
+          <w:cantSplit w:val="true"/>
+        </w:trPr>
+        <w:tc>
+          <w:tcPr>
+            <w:tcW w:type="dxa" w:w="794"/>
+          </w:tcPr>
+          <w:p>
+            <w:pPr>
+              <w:spacing w:after="20" w:line="252" w:lineRule="auto"/>
+              <w:jc w:val="center"/>
+            </w:pPr>
+            <w:r/>
+            <w:r>
+              <w:rPr>
+                <w:b w:val="0"/>
+                <w:i w:val="0"/>
+                <w:sz w:val="22"/>
+              </w:rPr>
+              <w:t>201</w:t>
+            </w:r>
+          </w:p>
+        </w:tc>
+        <w:tc>
+          <w:tcPr>
+            <w:tcW w:type="dxa" w:w="4989"/>
+          </w:tcPr>
+          <w:p>
+            <w:pPr>
+              <w:spacing w:after="20" w:line="252" w:lineRule="auto"/>
+            </w:pPr>
+            <w:r/>
+            <w:r>
+              <w:rPr>
+                <w:b w:val="0"/>
+                <w:i w:val="0"/>
+                <w:sz w:val="22"/>
+              </w:rPr>
+              <w:t>Nhập thành công</w:t>
+            </w:r>
+          </w:p>
+        </w:tc>
+        <w:tc>
+          <w:tcPr>
+            <w:tcW w:type="dxa" w:w="3572"/>
+          </w:tcPr>
+          <w:p>
+            <w:pPr>
+              <w:spacing w:after="20" w:line="252" w:lineRule="auto"/>
+            </w:pPr>
+            <w:r/>
+            <w:r>
+              <w:rPr>
+                <w:b w:val="0"/>
+                <w:i w:val="0"/>
+                <w:sz w:val="22"/>
+              </w:rPr>
+              <w:t>—</w:t>
+            </w:r>
+          </w:p>
+        </w:tc>
+      </w:tr>
+      <w:tr>
+        <w:trPr>
+          <w:cantSplit w:val="true"/>
+        </w:trPr>
+        <w:tc>
+          <w:tcPr>
+            <w:tcW w:type="dxa" w:w="794"/>
+          </w:tcPr>
+          <w:p>
+            <w:pPr>
+              <w:spacing w:after="20" w:line="252" w:lineRule="auto"/>
+              <w:jc w:val="center"/>
+            </w:pPr>
+            <w:r/>
+            <w:r>
+              <w:rPr>
+                <w:b w:val="0"/>
+                <w:i w:val="0"/>
+                <w:sz w:val="22"/>
+              </w:rPr>
+              <w:t>400</w:t>
+            </w:r>
+          </w:p>
+        </w:tc>
+        <w:tc>
+          <w:tcPr>
+            <w:tcW w:type="dxa" w:w="4989"/>
+          </w:tcPr>
+          <w:p>
+            <w:pPr>
+              <w:spacing w:after="20" w:line="252" w:lineRule="auto"/>
+            </w:pPr>
+            <w:r/>
+            <w:r>
+              <w:rPr>
+                <w:b w:val="0"/>
+                <w:i w:val="0"/>
+                <w:sz w:val="22"/>
+              </w:rPr>
+              <w:t>File không phải CSV (UC1-3a)</w:t>
+            </w:r>
+          </w:p>
+        </w:tc>
+        <w:tc>
+          <w:tcPr>
+            <w:tcW w:type="dxa" w:w="3572"/>
+          </w:tcPr>
+          <w:p>
+            <w:pPr>
+              <w:spacing w:after="20" w:line="252" w:lineRule="auto"/>
+            </w:pPr>
+            <w:r/>
+            <w:r>
+              <w:rPr>
+                <w:b w:val="0"/>
+                <w:i w:val="0"/>
+                <w:sz w:val="22"/>
+              </w:rPr>
+              <w:t>INVALID_FILE_TYPE</w:t>
+            </w:r>
+          </w:p>
+        </w:tc>
+      </w:tr>
+      <w:tr>
+        <w:trPr>
+          <w:cantSplit w:val="true"/>
+        </w:trPr>
+        <w:tc>
+          <w:tcPr>
+            <w:tcW w:type="dxa" w:w="794"/>
+          </w:tcPr>
+          <w:p>
+            <w:pPr>
+              <w:spacing w:after="20" w:line="252" w:lineRule="auto"/>
+              <w:jc w:val="center"/>
+            </w:pPr>
+            <w:r/>
+            <w:r>
+              <w:rPr>
+                <w:b w:val="0"/>
+                <w:i w:val="0"/>
+                <w:sz w:val="22"/>
+              </w:rPr>
+              <w:t>400</w:t>
+            </w:r>
+          </w:p>
+        </w:tc>
+        <w:tc>
+          <w:tcPr>
+            <w:tcW w:type="dxa" w:w="4989"/>
+          </w:tcPr>
+          <w:p>
+            <w:pPr>
+              <w:spacing w:after="20" w:line="252" w:lineRule="auto"/>
+            </w:pPr>
+            <w:r/>
+            <w:r>
+              <w:rPr>
+                <w:b w:val="0"/>
+                <w:i w:val="0"/>
+                <w:sz w:val="22"/>
+              </w:rPr>
+              <w:t>File lớn hơn 5 MB (UC1-3a)</w:t>
+            </w:r>
+          </w:p>
+        </w:tc>
+        <w:tc>
+          <w:tcPr>
+            <w:tcW w:type="dxa" w:w="3572"/>
+          </w:tcPr>
+          <w:p>
+            <w:pPr>
+              <w:spacing w:after="20" w:line="252" w:lineRule="auto"/>
+            </w:pPr>
+            <w:r/>
+            <w:r>
+              <w:rPr>
+                <w:b w:val="0"/>
+                <w:i w:val="0"/>
+                <w:sz w:val="22"/>
+              </w:rPr>
+              <w:t>FILE_TOO_LARGE</w:t>
+            </w:r>
+          </w:p>
+        </w:tc>
+      </w:tr>
+      <w:tr>
+        <w:trPr>
+          <w:cantSplit w:val="true"/>
+        </w:trPr>
+        <w:tc>
+          <w:tcPr>
+            <w:tcW w:type="dxa" w:w="794"/>
+          </w:tcPr>
+          <w:p>
+            <w:pPr>
+              <w:spacing w:after="20" w:line="252" w:lineRule="auto"/>
+              <w:jc w:val="center"/>
+            </w:pPr>
+            <w:r/>
+            <w:r>
+              <w:rPr>
+                <w:b w:val="0"/>
+                <w:i w:val="0"/>
+                <w:sz w:val="22"/>
+              </w:rPr>
+              <w:t>400</w:t>
+            </w:r>
+          </w:p>
+        </w:tc>
+        <w:tc>
+          <w:tcPr>
+            <w:tcW w:type="dxa" w:w="4989"/>
+          </w:tcPr>
+          <w:p>
+            <w:pPr>
+              <w:spacing w:after="20" w:line="252" w:lineRule="auto"/>
+            </w:pPr>
+            <w:r/>
+            <w:r>
+              <w:rPr>
+                <w:b w:val="0"/>
+                <w:i w:val="0"/>
+                <w:sz w:val="22"/>
+              </w:rPr>
+              <w:t>File thiếu cột bắt buộc (UC1-3b, US1-AC2)</w:t>
+            </w:r>
+          </w:p>
+        </w:tc>
+        <w:tc>
+          <w:tcPr>
+            <w:tcW w:type="dxa" w:w="3572"/>
+          </w:tcPr>
+          <w:p>
+            <w:pPr>
+              <w:spacing w:after="20" w:line="252" w:lineRule="auto"/>
+            </w:pPr>
+            <w:r/>
+            <w:r>
+              <w:rPr>
+                <w:b w:val="0"/>
+                <w:i w:val="0"/>
+                <w:sz w:val="22"/>
+              </w:rPr>
+              <w:t>MISSING_COLUMNS</w:t>
+            </w:r>
+          </w:p>
+        </w:tc>
+      </w:tr>
+      <w:tr>
+        <w:trPr>
+          <w:cantSplit w:val="true"/>
+        </w:trPr>
+        <w:tc>
+          <w:tcPr>
+            <w:tcW w:type="dxa" w:w="794"/>
+          </w:tcPr>
+          <w:p>
+            <w:pPr>
+              <w:spacing w:after="20" w:line="252" w:lineRule="auto"/>
+              <w:jc w:val="center"/>
+            </w:pPr>
+            <w:r/>
+            <w:r>
+              <w:rPr>
+                <w:b w:val="0"/>
+                <w:i w:val="0"/>
+                <w:sz w:val="22"/>
+              </w:rPr>
+              <w:t>400</w:t>
+            </w:r>
+          </w:p>
+        </w:tc>
+        <w:tc>
+          <w:tcPr>
+            <w:tcW w:type="dxa" w:w="4989"/>
+          </w:tcPr>
+          <w:p>
+            <w:pPr>
+              <w:spacing w:after="20" w:line="252" w:lineRule="auto"/>
+            </w:pPr>
+            <w:r/>
+            <w:r>
+              <w:rPr>
+                <w:b w:val="0"/>
+                <w:i w:val="0"/>
+                <w:sz w:val="22"/>
+              </w:rPr>
+              <w:t>File không có dòng dữ liệu (UC1-4a)</w:t>
+            </w:r>
+          </w:p>
+        </w:tc>
+        <w:tc>
+          <w:tcPr>
+            <w:tcW w:type="dxa" w:w="3572"/>
+          </w:tcPr>
+          <w:p>
+            <w:pPr>
+              <w:spacing w:after="20" w:line="252" w:lineRule="auto"/>
+            </w:pPr>
+            <w:r/>
+            <w:r>
+              <w:rPr>
+                <w:b w:val="0"/>
+                <w:i w:val="0"/>
+                <w:sz w:val="22"/>
+              </w:rPr>
+              <w:t>EMPTY_FILE</w:t>
+            </w:r>
+          </w:p>
+        </w:tc>
+      </w:tr>
+      <w:tr>
+        <w:trPr>
+          <w:cantSplit w:val="true"/>
+        </w:trPr>
+        <w:tc>
+          <w:tcPr>
+            <w:tcW w:type="dxa" w:w="794"/>
+          </w:tcPr>
+          <w:p>
+            <w:pPr>
+              <w:spacing w:after="20" w:line="252" w:lineRule="auto"/>
+              <w:jc w:val="center"/>
+            </w:pPr>
+            <w:r/>
+            <w:r>
+              <w:rPr>
+                <w:b w:val="0"/>
+                <w:i w:val="0"/>
+                <w:sz w:val="22"/>
+              </w:rPr>
+              <w:t>400</w:t>
+            </w:r>
+          </w:p>
+        </w:tc>
+        <w:tc>
+          <w:tcPr>
+            <w:tcW w:type="dxa" w:w="4989"/>
+          </w:tcPr>
+          <w:p>
+            <w:pPr>
+              <w:spacing w:after="20" w:line="252" w:lineRule="auto"/>
+            </w:pPr>
+            <w:r/>
+            <w:r>
+              <w:rPr>
+                <w:b w:val="0"/>
+                <w:i w:val="0"/>
+                <w:sz w:val="22"/>
+              </w:rPr>
+              <w:t>source không phải RETAIL/WARRANTY</w:t>
+            </w:r>
+          </w:p>
+        </w:tc>
+        <w:tc>
+          <w:tcPr>
+            <w:tcW w:type="dxa" w:w="3572"/>
+          </w:tcPr>
+          <w:p>
+            <w:pPr>
+              <w:spacing w:after="20" w:line="252" w:lineRule="auto"/>
+            </w:pPr>
+            <w:r/>
+            <w:r>
+              <w:rPr>
+                <w:b w:val="0"/>
+                <w:i w:val="0"/>
+                <w:sz w:val="22"/>
+              </w:rPr>
+              <w:t>INVALID_SOURCE</w:t>
+            </w:r>
+          </w:p>
+        </w:tc>
+      </w:tr>
+      <w:tr>
+        <w:trPr>
+          <w:cantSplit w:val="true"/>
+        </w:trPr>
+        <w:tc>
+          <w:tcPr>
+            <w:tcW w:type="dxa" w:w="794"/>
+          </w:tcPr>
+          <w:p>
+            <w:pPr>
+              <w:spacing w:after="20" w:line="252" w:lineRule="auto"/>
+              <w:jc w:val="center"/>
+            </w:pPr>
+            <w:r/>
+            <w:r>
+              <w:rPr>
+                <w:b w:val="0"/>
+                <w:i w:val="0"/>
+                <w:sz w:val="22"/>
+              </w:rPr>
+              <w:t>401</w:t>
+            </w:r>
+          </w:p>
+        </w:tc>
+        <w:tc>
+          <w:tcPr>
+            <w:tcW w:type="dxa" w:w="4989"/>
+          </w:tcPr>
+          <w:p>
+            <w:pPr>
+              <w:spacing w:after="20" w:line="252" w:lineRule="auto"/>
+            </w:pPr>
+            <w:r/>
+            <w:r>
+              <w:rPr>
+                <w:b w:val="0"/>
+                <w:i w:val="0"/>
+                <w:sz w:val="22"/>
+              </w:rPr>
+              <w:t>Chưa đăng nhập</w:t>
+            </w:r>
+          </w:p>
+        </w:tc>
+        <w:tc>
+          <w:tcPr>
+            <w:tcW w:type="dxa" w:w="3572"/>
+          </w:tcPr>
+          <w:p>
+            <w:pPr>
+              <w:spacing w:after="20" w:line="252" w:lineRule="auto"/>
+            </w:pPr>
+            <w:r/>
+            <w:r>
+              <w:rPr>
+                <w:b w:val="0"/>
+                <w:i w:val="0"/>
+                <w:sz w:val="22"/>
+              </w:rPr>
+              <w:t>UNAUTHORIZED</w:t>
+            </w:r>
+          </w:p>
+        </w:tc>
+      </w:tr>
+      <w:tr>
+        <w:trPr>
+          <w:cantSplit w:val="true"/>
+        </w:trPr>
+        <w:tc>
+          <w:tcPr>
+            <w:tcW w:type="dxa" w:w="794"/>
+          </w:tcPr>
+          <w:p>
+            <w:pPr>
+              <w:spacing w:after="20" w:line="252" w:lineRule="auto"/>
+              <w:jc w:val="center"/>
+            </w:pPr>
+            <w:r/>
+            <w:r>
+              <w:rPr>
+                <w:b w:val="0"/>
+                <w:i w:val="0"/>
+                <w:sz w:val="22"/>
+              </w:rPr>
+              <w:t>403</w:t>
+            </w:r>
+          </w:p>
+        </w:tc>
+        <w:tc>
+          <w:tcPr>
+            <w:tcW w:type="dxa" w:w="4989"/>
+          </w:tcPr>
+          <w:p>
+            <w:pPr>
+              <w:spacing w:after="20" w:line="252" w:lineRule="auto"/>
+            </w:pPr>
+            <w:r/>
+            <w:r>
+              <w:rPr>
+                <w:b w:val="0"/>
+                <w:i w:val="0"/>
+                <w:sz w:val="22"/>
+              </w:rPr>
+              <w:t>Vai trò không phải DATA_STAFF</w:t>
+            </w:r>
+          </w:p>
+        </w:tc>
+        <w:tc>
+          <w:tcPr>
+            <w:tcW w:type="dxa" w:w="3572"/>
+          </w:tcPr>
+          <w:p>
+            <w:pPr>
+              <w:spacing w:after="20" w:line="252" w:lineRule="auto"/>
+            </w:pPr>
+            <w:r/>
+            <w:r>
+              <w:rPr>
+                <w:b w:val="0"/>
+                <w:i w:val="0"/>
+                <w:sz w:val="22"/>
+              </w:rPr>
+              <w:t>FORBIDDEN</w:t>
+            </w:r>
+          </w:p>
+        </w:tc>
+      </w:tr>
+      <w:tr>
+        <w:trPr>
+          <w:cantSplit w:val="true"/>
+        </w:trPr>
+        <w:tc>
+          <w:tcPr>
+            <w:tcW w:type="dxa" w:w="794"/>
+          </w:tcPr>
+          <w:p>
+            <w:pPr>
+              <w:spacing w:after="20" w:line="252" w:lineRule="auto"/>
+              <w:jc w:val="center"/>
+            </w:pPr>
+            <w:r/>
+            <w:r>
+              <w:rPr>
+                <w:b w:val="0"/>
+                <w:i w:val="0"/>
+                <w:sz w:val="22"/>
+              </w:rPr>
+              <w:t>500</w:t>
+            </w:r>
+          </w:p>
+        </w:tc>
+        <w:tc>
+          <w:tcPr>
+            <w:tcW w:type="dxa" w:w="4989"/>
+          </w:tcPr>
+          <w:p>
+            <w:pPr>
+              <w:spacing w:after="20" w:line="252" w:lineRule="auto"/>
+            </w:pPr>
+            <w:r/>
+            <w:r>
+              <w:rPr>
+                <w:b w:val="0"/>
+                <w:i w:val="0"/>
+                <w:sz w:val="22"/>
+              </w:rPr>
+              <w:t>Lỗi khi lưu, đã hủy giao dịch (UC1-6a)</w:t>
+            </w:r>
+          </w:p>
+        </w:tc>
+        <w:tc>
+          <w:tcPr>
+            <w:tcW w:type="dxa" w:w="3572"/>
+          </w:tcPr>
+          <w:p>
+            <w:pPr>
+              <w:spacing w:after="20" w:line="252" w:lineRule="auto"/>
+            </w:pPr>
+            <w:r/>
+            <w:r>
+              <w:rPr>
+                <w:b w:val="0"/>
+                <w:i w:val="0"/>
+                <w:sz w:val="22"/>
+              </w:rPr>
+              <w:t>IMPORT_FAILED</w:t>
+            </w:r>
+          </w:p>
+        </w:tc>
+      </w:tr>
+    </w:tbl>
+    <w:p>
+      <w:pPr>
+        <w:spacing w:after="40"/>
+      </w:pPr>
+    </w:p>
+    <w:p>
+      <w:pPr>
+        <w:keepNext/>
+        <w:spacing w:before="200" w:after="80"/>
+      </w:pPr>
+      <w:r>
+        <w:rPr>
+          <w:b/>
+          <w:i w:val="0"/>
+          <w:sz w:val="27"/>
+        </w:rPr>
+        <w:t>E3. GET /api/imports/{importId}/errors – Danh sách bản ghi lỗi</w:t>
+      </w:r>
+    </w:p>
+    <w:p>
+      <w:pPr>
+        <w:spacing w:after="40"/>
+      </w:pPr>
+      <w:r>
+        <w:rPr>
+          <w:b w:val="0"/>
+          <w:i w:val="0"/>
+        </w:rPr>
+        <w:t>Truy vết: US3 – UC3 – FR4. Lọc theo mã lỗi, phân trang. Lần nhập không có lỗi trả 200 với danh sách rỗng (US3-AC2).</w:t>
+      </w:r>
+    </w:p>
+    <w:p>
+      <w:pPr>
+        <w:keepNext/>
+        <w:spacing w:after="20"/>
+      </w:pPr>
+      <w:r>
+        <w:rPr>
+          <w:b/>
+          <w:i w:val="0"/>
+        </w:rPr>
+        <w:t>Request mẫu:</w:t>
+      </w:r>
+    </w:p>
+    <w:p>
+      <w:pPr>
+        <w:spacing w:before="40" w:after="120" w:line="240" w:lineRule="auto"/>
+        <w:ind w:left="227"/>
+        <w:shd w:val="clear" w:color="auto" w:fill="F2F2F2"/>
+      </w:pPr>
+      <w:r>
+        <w:rPr>
+          <w:rFonts w:ascii="Consolas" w:hAnsi="Consolas" w:eastAsia="Consolas"/>
+          <w:sz w:val="19"/>
+        </w:rPr>
+        <w:t>GET /api/imports/I001/errors?code=PHONE_LENGTH&amp;page=1&amp;size=50</w:t>
+        <w:br/>
+      </w:r>
+      <w:r>
+        <w:rPr>
+          <w:rFonts w:ascii="Consolas" w:hAnsi="Consolas" w:eastAsia="Consolas"/>
+          <w:sz w:val="19"/>
+        </w:rPr>
+        <w:t>Authorization: Bearer &lt;token&gt;</w:t>
+      </w:r>
+    </w:p>
+    <w:p>
+      <w:pPr>
+        <w:keepNext/>
+        <w:spacing w:after="20"/>
+      </w:pPr>
+      <w:r>
+        <w:rPr>
+          <w:b/>
+          <w:i w:val="0"/>
+        </w:rPr>
+        <w:t>Response thành công – 200 OK:</w:t>
+      </w:r>
+    </w:p>
+    <w:p>
+      <w:pPr>
+        <w:spacing w:before="40" w:after="120" w:line="240" w:lineRule="auto"/>
+        <w:ind w:left="227"/>
+        <w:shd w:val="clear" w:color="auto" w:fill="F2F2F2"/>
+      </w:pPr>
+      <w:r>
+        <w:rPr>
+          <w:rFonts w:ascii="Consolas" w:hAnsi="Consolas" w:eastAsia="Consolas"/>
+          <w:sz w:val="19"/>
+        </w:rPr>
+        <w:t>{</w:t>
+        <w:br/>
+      </w:r>
+      <w:r>
+        <w:rPr>
+          <w:rFonts w:ascii="Consolas" w:hAnsi="Consolas" w:eastAsia="Consolas"/>
+          <w:sz w:val="19"/>
+        </w:rPr>
+        <w:t xml:space="preserve">  "importId": "I001",</w:t>
+        <w:br/>
+      </w:r>
+      <w:r>
+        <w:rPr>
+          <w:rFonts w:ascii="Consolas" w:hAnsi="Consolas" w:eastAsia="Consolas"/>
+          <w:sz w:val="19"/>
+        </w:rPr>
+        <w:t xml:space="preserve">  "code": "PHONE_LENGTH",</w:t>
+        <w:br/>
+      </w:r>
+      <w:r>
+        <w:rPr>
+          <w:rFonts w:ascii="Consolas" w:hAnsi="Consolas" w:eastAsia="Consolas"/>
+          <w:sz w:val="19"/>
+        </w:rPr>
+        <w:t xml:space="preserve">  "page": 1, "size": 50, "total": 20,</w:t>
+        <w:br/>
+      </w:r>
+      <w:r>
+        <w:rPr>
+          <w:rFonts w:ascii="Consolas" w:hAnsi="Consolas" w:eastAsia="Consolas"/>
+          <w:sz w:val="19"/>
+        </w:rPr>
+        <w:t xml:space="preserve">  "items": [</w:t>
+        <w:br/>
+      </w:r>
+      <w:r>
+        <w:rPr>
+          <w:rFonts w:ascii="Consolas" w:hAnsi="Consolas" w:eastAsia="Consolas"/>
+          <w:sz w:val="19"/>
+        </w:rPr>
+        <w:t xml:space="preserve">    {</w:t>
+        <w:br/>
+      </w:r>
+      <w:r>
+        <w:rPr>
+          <w:rFonts w:ascii="Consolas" w:hAnsi="Consolas" w:eastAsia="Consolas"/>
+          <w:sz w:val="19"/>
+        </w:rPr>
+        <w:t xml:space="preserve">      "recordId": 1532,</w:t>
+        <w:br/>
+      </w:r>
+      <w:r>
+        <w:rPr>
+          <w:rFonts w:ascii="Consolas" w:hAnsi="Consolas" w:eastAsia="Consolas"/>
+          <w:sz w:val="19"/>
+        </w:rPr>
+        <w:t xml:space="preserve">      "rowNumber": 12,</w:t>
+        <w:br/>
+      </w:r>
+      <w:r>
+        <w:rPr>
+          <w:rFonts w:ascii="Consolas" w:hAnsi="Consolas" w:eastAsia="Consolas"/>
+          <w:sz w:val="19"/>
+        </w:rPr>
+        <w:t xml:space="preserve">      "original":   { "ho_ten": "trần  thị bích", "so_dien_thoai": "09012345",</w:t>
+        <w:br/>
+      </w:r>
+      <w:r>
+        <w:rPr>
+          <w:rFonts w:ascii="Consolas" w:hAnsi="Consolas" w:eastAsia="Consolas"/>
+          <w:sz w:val="19"/>
+        </w:rPr>
+        <w:t xml:space="preserve">                      "email": "bich.tran@gmail.com", "ngay_tao": "2024-03-15" },</w:t>
+        <w:br/>
+      </w:r>
+      <w:r>
+        <w:rPr>
+          <w:rFonts w:ascii="Consolas" w:hAnsi="Consolas" w:eastAsia="Consolas"/>
+          <w:sz w:val="19"/>
+        </w:rPr>
+        <w:t xml:space="preserve">      "normalized": { "fullName": "Trần Thị Bích", "phone": "09012345" },</w:t>
+        <w:br/>
+      </w:r>
+      <w:r>
+        <w:rPr>
+          <w:rFonts w:ascii="Consolas" w:hAnsi="Consolas" w:eastAsia="Consolas"/>
+          <w:sz w:val="19"/>
+        </w:rPr>
+        <w:t xml:space="preserve">      "errors": [ { "code": "PHONE_LENGTH", "field": "phone",</w:t>
+        <w:br/>
+      </w:r>
+      <w:r>
+        <w:rPr>
+          <w:rFonts w:ascii="Consolas" w:hAnsi="Consolas" w:eastAsia="Consolas"/>
+          <w:sz w:val="19"/>
+        </w:rPr>
+        <w:t xml:space="preserve">                    "message": "Số điện thoại phải có đúng 10 chữ số" } ]</w:t>
+        <w:br/>
+      </w:r>
+      <w:r>
+        <w:rPr>
+          <w:rFonts w:ascii="Consolas" w:hAnsi="Consolas" w:eastAsia="Consolas"/>
+          <w:sz w:val="19"/>
+        </w:rPr>
+        <w:t xml:space="preserve">    }</w:t>
+        <w:br/>
+      </w:r>
+      <w:r>
+        <w:rPr>
+          <w:rFonts w:ascii="Consolas" w:hAnsi="Consolas" w:eastAsia="Consolas"/>
+          <w:sz w:val="19"/>
+        </w:rPr>
+        <w:t xml:space="preserve">  ]</w:t>
+        <w:br/>
+      </w:r>
+      <w:r>
+        <w:rPr>
+          <w:rFonts w:ascii="Consolas" w:hAnsi="Consolas" w:eastAsia="Consolas"/>
+          <w:sz w:val="19"/>
+        </w:rPr>
+        <w:t>}</w:t>
+      </w:r>
+    </w:p>
+    <w:p>
+      <w:pPr>
+        <w:keepNext/>
+        <w:spacing w:after="20"/>
+      </w:pPr>
+      <w:r>
+        <w:rPr>
+          <w:b/>
+          <w:i w:val="0"/>
+        </w:rPr>
+        <w:t>Mã trạng thái:</w:t>
+      </w:r>
+    </w:p>
+    <w:tbl>
+      <w:tblPr>
+        <w:tblStyle w:val="TableGrid"/>
+        <w:tblW w:type="dxa" w:w="9355"/>
+        <w:jc w:val="center"/>
+        <w:tblLayout w:type="fixed"/>
+        <w:tblLook w:firstColumn="1" w:firstRow="1" w:lastColumn="0" w:lastRow="0" w:noHBand="0" w:noVBand="1" w:val="04A0"/>
+        <w:tblLayout w:type="fixed"/>
+      </w:tblPr>
+      <w:tblGrid>
+        <w:gridCol w:w="793"/>
+        <w:gridCol w:w="4989"/>
+        <w:gridCol w:w="3572"/>
+      </w:tblGrid>
+      <w:tr>
+        <w:trPr>
+          <w:tblHeader w:val="true"/>
+          <w:cantSplit w:val="true"/>
+        </w:trPr>
+        <w:tc>
+          <w:tcPr>
+            <w:tcW w:type="dxa" w:w="794"/>
+            <w:shd w:val="clear" w:color="auto" w:fill="D9E2F3"/>
+          </w:tcPr>
+          <w:p>
+            <w:pPr>
+              <w:keepNext/>
+              <w:spacing w:after="20" w:line="252" w:lineRule="auto"/>
+            </w:pPr>
+            <w:r/>
+            <w:r>
+              <w:rPr>
+                <w:b/>
+                <w:i w:val="0"/>
+                <w:sz w:val="22"/>
+              </w:rPr>
+              <w:t>Mã</w:t>
+            </w:r>
+          </w:p>
+        </w:tc>
+        <w:tc>
+          <w:tcPr>
+            <w:tcW w:type="dxa" w:w="4989"/>
+            <w:shd w:val="clear" w:color="auto" w:fill="D9E2F3"/>
+          </w:tcPr>
+          <w:p>
+            <w:pPr>
+              <w:keepNext/>
+              <w:spacing w:after="20" w:line="252" w:lineRule="auto"/>
+            </w:pPr>
+            <w:r/>
+            <w:r>
+              <w:rPr>
+                <w:b/>
+                <w:i w:val="0"/>
+                <w:sz w:val="22"/>
+              </w:rPr>
+              <w:t>Khi nào</w:t>
+            </w:r>
+          </w:p>
+        </w:tc>
+        <w:tc>
+          <w:tcPr>
+            <w:tcW w:type="dxa" w:w="3572"/>
+            <w:shd w:val="clear" w:color="auto" w:fill="D9E2F3"/>
+          </w:tcPr>
+          <w:p>
+            <w:pPr>
+              <w:keepNext/>
+              <w:spacing w:after="20" w:line="252" w:lineRule="auto"/>
+            </w:pPr>
+            <w:r/>
+            <w:r>
+              <w:rPr>
+                <w:b/>
+                <w:i w:val="0"/>
+                <w:sz w:val="22"/>
+              </w:rPr>
+              <w:t>error.code</w:t>
+            </w:r>
+          </w:p>
+        </w:tc>
+      </w:tr>
+      <w:tr>
+        <w:trPr>
+          <w:cantSplit w:val="true"/>
+        </w:trPr>
+        <w:tc>
+          <w:tcPr>
+            <w:tcW w:type="dxa" w:w="794"/>
+          </w:tcPr>
+          <w:p>
+            <w:pPr>
+              <w:spacing w:after="20" w:line="252" w:lineRule="auto"/>
+              <w:jc w:val="center"/>
+            </w:pPr>
+            <w:r/>
+            <w:r>
+              <w:rPr>
+                <w:b w:val="0"/>
+                <w:i w:val="0"/>
+                <w:sz w:val="22"/>
+              </w:rPr>
+              <w:t>200</w:t>
+            </w:r>
+          </w:p>
+        </w:tc>
+        <w:tc>
+          <w:tcPr>
+            <w:tcW w:type="dxa" w:w="4989"/>
+          </w:tcPr>
+          <w:p>
+            <w:pPr>
+              <w:spacing w:after="20" w:line="252" w:lineRule="auto"/>
+            </w:pPr>
+            <w:r/>
+            <w:r>
+              <w:rPr>
+                <w:b w:val="0"/>
+                <w:i w:val="0"/>
+                <w:sz w:val="22"/>
+              </w:rPr>
+              <w:t>Thành công (kể cả khi không có bản ghi lỗi)</w:t>
+            </w:r>
+          </w:p>
+        </w:tc>
+        <w:tc>
+          <w:tcPr>
+            <w:tcW w:type="dxa" w:w="3572"/>
+          </w:tcPr>
+          <w:p>
+            <w:pPr>
+              <w:spacing w:after="20" w:line="252" w:lineRule="auto"/>
+            </w:pPr>
+            <w:r/>
+            <w:r>
+              <w:rPr>
+                <w:b w:val="0"/>
+                <w:i w:val="0"/>
+                <w:sz w:val="22"/>
+              </w:rPr>
+              <w:t>—</w:t>
+            </w:r>
+          </w:p>
+        </w:tc>
+      </w:tr>
+      <w:tr>
+        <w:trPr>
+          <w:cantSplit w:val="true"/>
+        </w:trPr>
+        <w:tc>
+          <w:tcPr>
+            <w:tcW w:type="dxa" w:w="794"/>
+          </w:tcPr>
+          <w:p>
+            <w:pPr>
+              <w:spacing w:after="20" w:line="252" w:lineRule="auto"/>
+              <w:jc w:val="center"/>
+            </w:pPr>
+            <w:r/>
+            <w:r>
+              <w:rPr>
+                <w:b w:val="0"/>
+                <w:i w:val="0"/>
+                <w:sz w:val="22"/>
+              </w:rPr>
+              <w:t>400</w:t>
+            </w:r>
+          </w:p>
+        </w:tc>
+        <w:tc>
+          <w:tcPr>
+            <w:tcW w:type="dxa" w:w="4989"/>
+          </w:tcPr>
+          <w:p>
+            <w:pPr>
+              <w:spacing w:after="20" w:line="252" w:lineRule="auto"/>
+            </w:pPr>
+            <w:r/>
+            <w:r>
+              <w:rPr>
+                <w:b w:val="0"/>
+                <w:i w:val="0"/>
+                <w:sz w:val="22"/>
+              </w:rPr>
+              <w:t>code không thuộc 6 mã lỗi; page/size ngoài giới hạn</w:t>
+            </w:r>
+          </w:p>
+        </w:tc>
+        <w:tc>
+          <w:tcPr>
+            <w:tcW w:type="dxa" w:w="3572"/>
+          </w:tcPr>
+          <w:p>
+            <w:pPr>
+              <w:spacing w:after="20" w:line="252" w:lineRule="auto"/>
+            </w:pPr>
+            <w:r/>
+            <w:r>
+              <w:rPr>
+                <w:b w:val="0"/>
+                <w:i w:val="0"/>
+                <w:sz w:val="22"/>
+              </w:rPr>
+              <w:t>INVALID_ERROR_CODE / INVALID_PAGE</w:t>
+            </w:r>
+          </w:p>
+        </w:tc>
+      </w:tr>
+      <w:tr>
+        <w:trPr>
+          <w:cantSplit w:val="true"/>
+        </w:trPr>
+        <w:tc>
+          <w:tcPr>
+            <w:tcW w:type="dxa" w:w="794"/>
+          </w:tcPr>
+          <w:p>
+            <w:pPr>
+              <w:spacing w:after="20" w:line="252" w:lineRule="auto"/>
+              <w:jc w:val="center"/>
+            </w:pPr>
+            <w:r/>
+            <w:r>
+              <w:rPr>
+                <w:b w:val="0"/>
+                <w:i w:val="0"/>
+                <w:sz w:val="22"/>
+              </w:rPr>
+              <w:t>401</w:t>
+            </w:r>
+          </w:p>
+        </w:tc>
+        <w:tc>
+          <w:tcPr>
+            <w:tcW w:type="dxa" w:w="4989"/>
+          </w:tcPr>
+          <w:p>
+            <w:pPr>
+              <w:spacing w:after="20" w:line="252" w:lineRule="auto"/>
+            </w:pPr>
+            <w:r/>
+            <w:r>
+              <w:rPr>
+                <w:b w:val="0"/>
+                <w:i w:val="0"/>
+                <w:sz w:val="22"/>
+              </w:rPr>
+              <w:t>Chưa đăng nhập</w:t>
+            </w:r>
+          </w:p>
+        </w:tc>
+        <w:tc>
+          <w:tcPr>
+            <w:tcW w:type="dxa" w:w="3572"/>
+          </w:tcPr>
+          <w:p>
+            <w:pPr>
+              <w:spacing w:after="20" w:line="252" w:lineRule="auto"/>
+            </w:pPr>
+            <w:r/>
+            <w:r>
+              <w:rPr>
+                <w:b w:val="0"/>
+                <w:i w:val="0"/>
+                <w:sz w:val="22"/>
+              </w:rPr>
+              <w:t>UNAUTHORIZED</w:t>
+            </w:r>
+          </w:p>
+        </w:tc>
+      </w:tr>
+      <w:tr>
+        <w:trPr>
+          <w:cantSplit w:val="true"/>
+        </w:trPr>
+        <w:tc>
+          <w:tcPr>
+            <w:tcW w:type="dxa" w:w="794"/>
+          </w:tcPr>
+          <w:p>
+            <w:pPr>
+              <w:spacing w:after="20" w:line="252" w:lineRule="auto"/>
+              <w:jc w:val="center"/>
+            </w:pPr>
+            <w:r/>
+            <w:r>
+              <w:rPr>
+                <w:b w:val="0"/>
+                <w:i w:val="0"/>
+                <w:sz w:val="22"/>
+              </w:rPr>
+              <w:t>404</w:t>
+            </w:r>
+          </w:p>
+        </w:tc>
+        <w:tc>
+          <w:tcPr>
+            <w:tcW w:type="dxa" w:w="4989"/>
+          </w:tcPr>
+          <w:p>
+            <w:pPr>
+              <w:spacing w:after="20" w:line="252" w:lineRule="auto"/>
+            </w:pPr>
+            <w:r/>
+            <w:r>
+              <w:rPr>
+                <w:b w:val="0"/>
+                <w:i w:val="0"/>
+                <w:sz w:val="22"/>
+              </w:rPr>
+              <w:t>Không có lần nhập với importId (US3-AC3)</w:t>
+            </w:r>
+          </w:p>
+        </w:tc>
+        <w:tc>
+          <w:tcPr>
+            <w:tcW w:type="dxa" w:w="3572"/>
+          </w:tcPr>
+          <w:p>
+            <w:pPr>
+              <w:spacing w:after="20" w:line="252" w:lineRule="auto"/>
+            </w:pPr>
+            <w:r/>
+            <w:r>
+              <w:rPr>
+                <w:b w:val="0"/>
+                <w:i w:val="0"/>
+                <w:sz w:val="22"/>
+              </w:rPr>
+              <w:t>IMPORT_NOT_FOUND</w:t>
+            </w:r>
+          </w:p>
+        </w:tc>
+      </w:tr>
+    </w:tbl>
+    <w:p>
+      <w:pPr>
+        <w:spacing w:after="40"/>
+      </w:pPr>
+    </w:p>
+    <w:p>
+      <w:pPr>
+        <w:keepNext/>
+        <w:spacing w:before="200" w:after="80"/>
+      </w:pPr>
+      <w:r>
+        <w:rPr>
+          <w:b/>
+          <w:i w:val="0"/>
+          <w:sz w:val="27"/>
+        </w:rPr>
+        <w:t>E4. GET /api/duplicate-pairs – Danh sách cặp nghi trùng</w:t>
+      </w:r>
+    </w:p>
+    <w:p>
+      <w:pPr>
+        <w:spacing w:after="40"/>
+      </w:pPr>
+      <w:r>
+        <w:rPr>
+          <w:b w:val="0"/>
+          <w:i w:val="0"/>
+        </w:rPr>
+        <w:t>Truy vết: US5 – UC5 (bước 1–2) – FR6. Mặc định lấy các cặp đang chờ duyệt, sắp xếp theo điểm tương đồng giảm dần.</w:t>
+      </w:r>
+    </w:p>
+    <w:p>
+      <w:pPr>
+        <w:keepNext/>
+        <w:spacing w:after="20"/>
+      </w:pPr>
+      <w:r>
+        <w:rPr>
+          <w:b/>
+          <w:i w:val="0"/>
+        </w:rPr>
+        <w:t>Request mẫu:</w:t>
+      </w:r>
+    </w:p>
+    <w:p>
+      <w:pPr>
+        <w:spacing w:before="40" w:after="120" w:line="240" w:lineRule="auto"/>
+        <w:ind w:left="227"/>
+        <w:shd w:val="clear" w:color="auto" w:fill="F2F2F2"/>
+      </w:pPr>
+      <w:r>
+        <w:rPr>
+          <w:rFonts w:ascii="Consolas" w:hAnsi="Consolas" w:eastAsia="Consolas"/>
+          <w:sz w:val="19"/>
+        </w:rPr>
+        <w:t>GET /api/duplicate-pairs?status=PENDING&amp;page=1&amp;size=20</w:t>
+        <w:br/>
+      </w:r>
+      <w:r>
+        <w:rPr>
+          <w:rFonts w:ascii="Consolas" w:hAnsi="Consolas" w:eastAsia="Consolas"/>
+          <w:sz w:val="19"/>
+        </w:rPr>
+        <w:t>Authorization: Bearer &lt;token&gt;</w:t>
+      </w:r>
+    </w:p>
+    <w:p>
+      <w:pPr>
+        <w:keepNext/>
+        <w:spacing w:after="20"/>
+      </w:pPr>
+      <w:r>
+        <w:rPr>
+          <w:b/>
+          <w:i w:val="0"/>
+        </w:rPr>
+        <w:t>Response thành công – 200 OK:</w:t>
+      </w:r>
+    </w:p>
+    <w:p>
+      <w:pPr>
+        <w:spacing w:before="40" w:after="120" w:line="240" w:lineRule="auto"/>
+        <w:ind w:left="227"/>
+        <w:shd w:val="clear" w:color="auto" w:fill="F2F2F2"/>
+      </w:pPr>
+      <w:r>
+        <w:rPr>
+          <w:rFonts w:ascii="Consolas" w:hAnsi="Consolas" w:eastAsia="Consolas"/>
+          <w:sz w:val="19"/>
+        </w:rPr>
+        <w:t>{</w:t>
+        <w:br/>
+      </w:r>
+      <w:r>
+        <w:rPr>
+          <w:rFonts w:ascii="Consolas" w:hAnsi="Consolas" w:eastAsia="Consolas"/>
+          <w:sz w:val="19"/>
+        </w:rPr>
+        <w:t xml:space="preserve">  "page": 1, "size": 20, "total": 25,</w:t>
+        <w:br/>
+      </w:r>
+      <w:r>
+        <w:rPr>
+          <w:rFonts w:ascii="Consolas" w:hAnsi="Consolas" w:eastAsia="Consolas"/>
+          <w:sz w:val="19"/>
+        </w:rPr>
+        <w:t xml:space="preserve">  "items": [</w:t>
+        <w:br/>
+      </w:r>
+      <w:r>
+        <w:rPr>
+          <w:rFonts w:ascii="Consolas" w:hAnsi="Consolas" w:eastAsia="Consolas"/>
+          <w:sz w:val="19"/>
+        </w:rPr>
+        <w:t xml:space="preserve">    {</w:t>
+        <w:br/>
+      </w:r>
+      <w:r>
+        <w:rPr>
+          <w:rFonts w:ascii="Consolas" w:hAnsi="Consolas" w:eastAsia="Consolas"/>
+          <w:sz w:val="19"/>
+        </w:rPr>
+        <w:t xml:space="preserve">      "pairId": "P0007",</w:t>
+        <w:br/>
+      </w:r>
+      <w:r>
+        <w:rPr>
+          <w:rFonts w:ascii="Consolas" w:hAnsi="Consolas" w:eastAsia="Consolas"/>
+          <w:sz w:val="19"/>
+        </w:rPr>
+        <w:t xml:space="preserve">      "matchedBy": "PHONE",</w:t>
+        <w:br/>
+      </w:r>
+      <w:r>
+        <w:rPr>
+          <w:rFonts w:ascii="Consolas" w:hAnsi="Consolas" w:eastAsia="Consolas"/>
+          <w:sz w:val="19"/>
+        </w:rPr>
+        <w:t xml:space="preserve">      "similarity": 0.93,</w:t>
+        <w:br/>
+      </w:r>
+      <w:r>
+        <w:rPr>
+          <w:rFonts w:ascii="Consolas" w:hAnsi="Consolas" w:eastAsia="Consolas"/>
+          <w:sz w:val="19"/>
+        </w:rPr>
+        <w:t xml:space="preserve">      "status": "PENDING",</w:t>
+        <w:br/>
+      </w:r>
+      <w:r>
+        <w:rPr>
+          <w:rFonts w:ascii="Consolas" w:hAnsi="Consolas" w:eastAsia="Consolas"/>
+          <w:sz w:val="19"/>
+        </w:rPr>
+        <w:t xml:space="preserve">      "customerA": { "customerId": "C000123", "fullName": "Nguyễn Văn An",</w:t>
+        <w:br/>
+      </w:r>
+      <w:r>
+        <w:rPr>
+          <w:rFonts w:ascii="Consolas" w:hAnsi="Consolas" w:eastAsia="Consolas"/>
+          <w:sz w:val="19"/>
+        </w:rPr>
+        <w:t xml:space="preserve">                     "phone": "0901234567", "source": "RETAIL" },</w:t>
+        <w:br/>
+      </w:r>
+      <w:r>
+        <w:rPr>
+          <w:rFonts w:ascii="Consolas" w:hAnsi="Consolas" w:eastAsia="Consolas"/>
+          <w:sz w:val="19"/>
+        </w:rPr>
+        <w:t xml:space="preserve">      "customerB": { "customerId": "C000987", "fullName": "Nguyễn Văn Ân",</w:t>
+        <w:br/>
+      </w:r>
+      <w:r>
+        <w:rPr>
+          <w:rFonts w:ascii="Consolas" w:hAnsi="Consolas" w:eastAsia="Consolas"/>
+          <w:sz w:val="19"/>
+        </w:rPr>
+        <w:t xml:space="preserve">                     "phone": "0901234567", "source": "WARRANTY" }</w:t>
+        <w:br/>
+      </w:r>
+      <w:r>
+        <w:rPr>
+          <w:rFonts w:ascii="Consolas" w:hAnsi="Consolas" w:eastAsia="Consolas"/>
+          <w:sz w:val="19"/>
+        </w:rPr>
+        <w:t xml:space="preserve">    }</w:t>
+        <w:br/>
+      </w:r>
+      <w:r>
+        <w:rPr>
+          <w:rFonts w:ascii="Consolas" w:hAnsi="Consolas" w:eastAsia="Consolas"/>
+          <w:sz w:val="19"/>
+        </w:rPr>
+        <w:t xml:space="preserve">  ]</w:t>
+        <w:br/>
+      </w:r>
+      <w:r>
+        <w:rPr>
+          <w:rFonts w:ascii="Consolas" w:hAnsi="Consolas" w:eastAsia="Consolas"/>
+          <w:sz w:val="19"/>
+        </w:rPr>
+        <w:t>}</w:t>
+      </w:r>
+    </w:p>
+    <w:p>
+      <w:pPr>
+        <w:keepNext/>
+        <w:spacing w:after="20"/>
+      </w:pPr>
+      <w:r>
+        <w:rPr>
+          <w:b/>
+          <w:i w:val="0"/>
+        </w:rPr>
+        <w:t>Mã trạng thái:</w:t>
+      </w:r>
+    </w:p>
+    <w:tbl>
+      <w:tblPr>
+        <w:tblStyle w:val="TableGrid"/>
+        <w:tblW w:type="dxa" w:w="9355"/>
+        <w:jc w:val="center"/>
+        <w:tblLayout w:type="fixed"/>
+        <w:tblLook w:firstColumn="1" w:firstRow="1" w:lastColumn="0" w:lastRow="0" w:noHBand="0" w:noVBand="1" w:val="04A0"/>
+        <w:tblLayout w:type="fixed"/>
+      </w:tblPr>
+      <w:tblGrid>
+        <w:gridCol w:w="793"/>
+        <w:gridCol w:w="4989"/>
+        <w:gridCol w:w="3572"/>
+      </w:tblGrid>
+      <w:tr>
+        <w:trPr>
+          <w:tblHeader w:val="true"/>
+          <w:cantSplit w:val="true"/>
+        </w:trPr>
+        <w:tc>
+          <w:tcPr>
+            <w:tcW w:type="dxa" w:w="794"/>
+            <w:shd w:val="clear" w:color="auto" w:fill="D9E2F3"/>
+          </w:tcPr>
+          <w:p>
+            <w:pPr>
+              <w:keepNext/>
+              <w:spacing w:after="20" w:line="252" w:lineRule="auto"/>
+            </w:pPr>
+            <w:r/>
+            <w:r>
+              <w:rPr>
+                <w:b/>
+                <w:i w:val="0"/>
+                <w:sz w:val="22"/>
+              </w:rPr>
+              <w:t>Mã</w:t>
+            </w:r>
+          </w:p>
+        </w:tc>
+        <w:tc>
+          <w:tcPr>
+            <w:tcW w:type="dxa" w:w="4989"/>
+            <w:shd w:val="clear" w:color="auto" w:fill="D9E2F3"/>
+          </w:tcPr>
+          <w:p>
+            <w:pPr>
+              <w:keepNext/>
+              <w:spacing w:after="20" w:line="252" w:lineRule="auto"/>
+            </w:pPr>
+            <w:r/>
+            <w:r>
+              <w:rPr>
+                <w:b/>
+                <w:i w:val="0"/>
+                <w:sz w:val="22"/>
+              </w:rPr>
+              <w:t>Khi nào</w:t>
+            </w:r>
+          </w:p>
+        </w:tc>
+        <w:tc>
+          <w:tcPr>
+            <w:tcW w:type="dxa" w:w="3572"/>
+            <w:shd w:val="clear" w:color="auto" w:fill="D9E2F3"/>
+          </w:tcPr>
+          <w:p>
+            <w:pPr>
+              <w:keepNext/>
+              <w:spacing w:after="20" w:line="252" w:lineRule="auto"/>
+            </w:pPr>
+            <w:r/>
+            <w:r>
+              <w:rPr>
+                <w:b/>
+                <w:i w:val="0"/>
+                <w:sz w:val="22"/>
+              </w:rPr>
+              <w:t>error.code</w:t>
+            </w:r>
+          </w:p>
+        </w:tc>
+      </w:tr>
+      <w:tr>
+        <w:trPr>
+          <w:cantSplit w:val="true"/>
+        </w:trPr>
+        <w:tc>
+          <w:tcPr>
+            <w:tcW w:type="dxa" w:w="794"/>
+          </w:tcPr>
+          <w:p>
+            <w:pPr>
+              <w:spacing w:after="20" w:line="252" w:lineRule="auto"/>
+              <w:jc w:val="center"/>
+            </w:pPr>
+            <w:r/>
+            <w:r>
+              <w:rPr>
+                <w:b w:val="0"/>
+                <w:i w:val="0"/>
+                <w:sz w:val="22"/>
+              </w:rPr>
+              <w:t>200</w:t>
+            </w:r>
+          </w:p>
+        </w:tc>
+        <w:tc>
+          <w:tcPr>
+            <w:tcW w:type="dxa" w:w="4989"/>
+          </w:tcPr>
+          <w:p>
+            <w:pPr>
+              <w:spacing w:after="20" w:line="252" w:lineRule="auto"/>
+            </w:pPr>
+            <w:r/>
+            <w:r>
+              <w:rPr>
+                <w:b w:val="0"/>
+                <w:i w:val="0"/>
+                <w:sz w:val="22"/>
+              </w:rPr>
+              <w:t>Thành công (danh sách rỗng khi không có cặp chờ duyệt – UC5-2a)</w:t>
+            </w:r>
+          </w:p>
+        </w:tc>
+        <w:tc>
+          <w:tcPr>
+            <w:tcW w:type="dxa" w:w="3572"/>
+          </w:tcPr>
+          <w:p>
+            <w:pPr>
+              <w:spacing w:after="20" w:line="252" w:lineRule="auto"/>
+            </w:pPr>
+            <w:r/>
+            <w:r>
+              <w:rPr>
+                <w:b w:val="0"/>
+                <w:i w:val="0"/>
+                <w:sz w:val="22"/>
+              </w:rPr>
+              <w:t>—</w:t>
+            </w:r>
+          </w:p>
+        </w:tc>
+      </w:tr>
+      <w:tr>
+        <w:trPr>
+          <w:cantSplit w:val="true"/>
+        </w:trPr>
+        <w:tc>
+          <w:tcPr>
+            <w:tcW w:type="dxa" w:w="794"/>
+          </w:tcPr>
+          <w:p>
+            <w:pPr>
+              <w:spacing w:after="20" w:line="252" w:lineRule="auto"/>
+              <w:jc w:val="center"/>
+            </w:pPr>
+            <w:r/>
+            <w:r>
+              <w:rPr>
+                <w:b w:val="0"/>
+                <w:i w:val="0"/>
+                <w:sz w:val="22"/>
+              </w:rPr>
+              <w:t>400</w:t>
+            </w:r>
+          </w:p>
+        </w:tc>
+        <w:tc>
+          <w:tcPr>
+            <w:tcW w:type="dxa" w:w="4989"/>
+          </w:tcPr>
+          <w:p>
+            <w:pPr>
+              <w:spacing w:after="20" w:line="252" w:lineRule="auto"/>
+            </w:pPr>
+            <w:r/>
+            <w:r>
+              <w:rPr>
+                <w:b w:val="0"/>
+                <w:i w:val="0"/>
+                <w:sz w:val="22"/>
+              </w:rPr>
+              <w:t>status không thuộc PENDING/MERGED/KEEP_SEPARATE</w:t>
+            </w:r>
+          </w:p>
+        </w:tc>
+        <w:tc>
+          <w:tcPr>
+            <w:tcW w:type="dxa" w:w="3572"/>
+          </w:tcPr>
+          <w:p>
+            <w:pPr>
+              <w:spacing w:after="20" w:line="252" w:lineRule="auto"/>
+            </w:pPr>
+            <w:r/>
+            <w:r>
+              <w:rPr>
+                <w:b w:val="0"/>
+                <w:i w:val="0"/>
+                <w:sz w:val="22"/>
+              </w:rPr>
+              <w:t>INVALID_STATUS</w:t>
+            </w:r>
+          </w:p>
+        </w:tc>
+      </w:tr>
+      <w:tr>
+        <w:trPr>
+          <w:cantSplit w:val="true"/>
+        </w:trPr>
+        <w:tc>
+          <w:tcPr>
+            <w:tcW w:type="dxa" w:w="794"/>
+          </w:tcPr>
+          <w:p>
+            <w:pPr>
+              <w:spacing w:after="20" w:line="252" w:lineRule="auto"/>
+              <w:jc w:val="center"/>
+            </w:pPr>
+            <w:r/>
+            <w:r>
+              <w:rPr>
+                <w:b w:val="0"/>
+                <w:i w:val="0"/>
+                <w:sz w:val="22"/>
+              </w:rPr>
+              <w:t>401</w:t>
+            </w:r>
+          </w:p>
+        </w:tc>
+        <w:tc>
+          <w:tcPr>
+            <w:tcW w:type="dxa" w:w="4989"/>
+          </w:tcPr>
+          <w:p>
+            <w:pPr>
+              <w:spacing w:after="20" w:line="252" w:lineRule="auto"/>
+            </w:pPr>
+            <w:r/>
+            <w:r>
+              <w:rPr>
+                <w:b w:val="0"/>
+                <w:i w:val="0"/>
+                <w:sz w:val="22"/>
+              </w:rPr>
+              <w:t>Chưa đăng nhập</w:t>
+            </w:r>
+          </w:p>
+        </w:tc>
+        <w:tc>
+          <w:tcPr>
+            <w:tcW w:type="dxa" w:w="3572"/>
+          </w:tcPr>
+          <w:p>
+            <w:pPr>
+              <w:spacing w:after="20" w:line="252" w:lineRule="auto"/>
+            </w:pPr>
+            <w:r/>
+            <w:r>
+              <w:rPr>
+                <w:b w:val="0"/>
+                <w:i w:val="0"/>
+                <w:sz w:val="22"/>
+              </w:rPr>
+              <w:t>UNAUTHORIZED</w:t>
+            </w:r>
+          </w:p>
+        </w:tc>
+      </w:tr>
+    </w:tbl>
+    <w:p>
+      <w:pPr>
+        <w:spacing w:after="40"/>
+      </w:pPr>
+    </w:p>
+    <w:p>
+      <w:pPr>
+        <w:keepNext/>
+        <w:spacing w:before="200" w:after="80"/>
+      </w:pPr>
+      <w:r>
+        <w:rPr>
+          <w:b/>
+          <w:i w:val="0"/>
+          <w:sz w:val="27"/>
+        </w:rPr>
+        <w:t>E5. GET /api/duplicate-pairs/{pairId} – Chi tiết cặp nghi trùng</w:t>
+      </w:r>
+    </w:p>
+    <w:p>
+      <w:pPr>
+        <w:spacing w:after="40"/>
+      </w:pPr>
+      <w:r>
+        <w:rPr>
+          <w:b w:val="0"/>
+          <w:i w:val="0"/>
+        </w:rPr>
+        <w:t>Truy vết: US5 – UC5 (bước 3–4) – FR6. Trả về đầy đủ hai hồ sơ và danh sách trường có giá trị khác nhau.</w:t>
+      </w:r>
+    </w:p>
+    <w:p>
+      <w:pPr>
+        <w:keepNext/>
+        <w:spacing w:after="20"/>
+      </w:pPr>
+      <w:r>
+        <w:rPr>
+          <w:b/>
+          <w:i w:val="0"/>
+        </w:rPr>
+        <w:t>Request mẫu:</w:t>
+      </w:r>
+    </w:p>
+    <w:p>
+      <w:pPr>
+        <w:spacing w:before="40" w:after="120" w:line="240" w:lineRule="auto"/>
+        <w:ind w:left="227"/>
+        <w:shd w:val="clear" w:color="auto" w:fill="F2F2F2"/>
+      </w:pPr>
+      <w:r>
+        <w:rPr>
+          <w:rFonts w:ascii="Consolas" w:hAnsi="Consolas" w:eastAsia="Consolas"/>
+          <w:sz w:val="19"/>
+        </w:rPr>
+        <w:t>GET /api/duplicate-pairs/P0007</w:t>
+        <w:br/>
+      </w:r>
+      <w:r>
+        <w:rPr>
+          <w:rFonts w:ascii="Consolas" w:hAnsi="Consolas" w:eastAsia="Consolas"/>
+          <w:sz w:val="19"/>
+        </w:rPr>
+        <w:t>Authorization: Bearer &lt;token&gt;</w:t>
+      </w:r>
+    </w:p>
+    <w:p>
+      <w:pPr>
+        <w:keepNext/>
+        <w:spacing w:after="20"/>
+      </w:pPr>
+      <w:r>
+        <w:rPr>
+          <w:b/>
+          <w:i w:val="0"/>
+        </w:rPr>
+        <w:t>Response thành công – 200 OK:</w:t>
+      </w:r>
+    </w:p>
+    <w:p>
+      <w:pPr>
+        <w:spacing w:before="40" w:after="120" w:line="240" w:lineRule="auto"/>
+        <w:ind w:left="227"/>
+        <w:shd w:val="clear" w:color="auto" w:fill="F2F2F2"/>
+      </w:pPr>
+      <w:r>
+        <w:rPr>
+          <w:rFonts w:ascii="Consolas" w:hAnsi="Consolas" w:eastAsia="Consolas"/>
+          <w:sz w:val="19"/>
+        </w:rPr>
+        <w:t>{</w:t>
+        <w:br/>
+      </w:r>
+      <w:r>
+        <w:rPr>
+          <w:rFonts w:ascii="Consolas" w:hAnsi="Consolas" w:eastAsia="Consolas"/>
+          <w:sz w:val="19"/>
+        </w:rPr>
+        <w:t xml:space="preserve">  "pairId": "P0007",</w:t>
+        <w:br/>
+      </w:r>
+      <w:r>
+        <w:rPr>
+          <w:rFonts w:ascii="Consolas" w:hAnsi="Consolas" w:eastAsia="Consolas"/>
+          <w:sz w:val="19"/>
+        </w:rPr>
+        <w:t xml:space="preserve">  "matchedBy": "PHONE",</w:t>
+        <w:br/>
+      </w:r>
+      <w:r>
+        <w:rPr>
+          <w:rFonts w:ascii="Consolas" w:hAnsi="Consolas" w:eastAsia="Consolas"/>
+          <w:sz w:val="19"/>
+        </w:rPr>
+        <w:t xml:space="preserve">  "similarity": 0.93,</w:t>
+        <w:br/>
+      </w:r>
+      <w:r>
+        <w:rPr>
+          <w:rFonts w:ascii="Consolas" w:hAnsi="Consolas" w:eastAsia="Consolas"/>
+          <w:sz w:val="19"/>
+        </w:rPr>
+        <w:t xml:space="preserve">  "status": "PENDING",</w:t>
+        <w:br/>
+      </w:r>
+      <w:r>
+        <w:rPr>
+          <w:rFonts w:ascii="Consolas" w:hAnsi="Consolas" w:eastAsia="Consolas"/>
+          <w:sz w:val="19"/>
+        </w:rPr>
+        <w:t xml:space="preserve">  "customerA": { "customerId": "C000123", "fullName": "Nguyễn Văn An",</w:t>
+        <w:br/>
+      </w:r>
+      <w:r>
+        <w:rPr>
+          <w:rFonts w:ascii="Consolas" w:hAnsi="Consolas" w:eastAsia="Consolas"/>
+          <w:sz w:val="19"/>
+        </w:rPr>
+        <w:t xml:space="preserve">                 "phone": "0901234567", "email": null,</w:t>
+        <w:br/>
+      </w:r>
+      <w:r>
+        <w:rPr>
+          <w:rFonts w:ascii="Consolas" w:hAnsi="Consolas" w:eastAsia="Consolas"/>
+          <w:sz w:val="19"/>
+        </w:rPr>
+        <w:t xml:space="preserve">                 "address": "12 Lê Lợi, Q.1, TP.HCM", "birthDate": "1990-05-12",</w:t>
+        <w:br/>
+      </w:r>
+      <w:r>
+        <w:rPr>
+          <w:rFonts w:ascii="Consolas" w:hAnsi="Consolas" w:eastAsia="Consolas"/>
+          <w:sz w:val="19"/>
+        </w:rPr>
+        <w:t xml:space="preserve">                 "source": "RETAIL" },</w:t>
+        <w:br/>
+      </w:r>
+      <w:r>
+        <w:rPr>
+          <w:rFonts w:ascii="Consolas" w:hAnsi="Consolas" w:eastAsia="Consolas"/>
+          <w:sz w:val="19"/>
+        </w:rPr>
+        <w:t xml:space="preserve">  "customerB": { "customerId": "C000987", "fullName": "Nguyễn Văn Ân",</w:t>
+        <w:br/>
+      </w:r>
+      <w:r>
+        <w:rPr>
+          <w:rFonts w:ascii="Consolas" w:hAnsi="Consolas" w:eastAsia="Consolas"/>
+          <w:sz w:val="19"/>
+        </w:rPr>
+        <w:t xml:space="preserve">                 "phone": "0901234567", "email": "an.nguyen@gmail.com",</w:t>
+        <w:br/>
+      </w:r>
+      <w:r>
+        <w:rPr>
+          <w:rFonts w:ascii="Consolas" w:hAnsi="Consolas" w:eastAsia="Consolas"/>
+          <w:sz w:val="19"/>
+        </w:rPr>
+        <w:t xml:space="preserve">                 "address": "45 Nguyễn Huệ, Q.1, TP.HCM", "birthDate": "1990-05-12",</w:t>
+        <w:br/>
+      </w:r>
+      <w:r>
+        <w:rPr>
+          <w:rFonts w:ascii="Consolas" w:hAnsi="Consolas" w:eastAsia="Consolas"/>
+          <w:sz w:val="19"/>
+        </w:rPr>
+        <w:t xml:space="preserve">                 "source": "WARRANTY" },</w:t>
+        <w:br/>
+      </w:r>
+      <w:r>
+        <w:rPr>
+          <w:rFonts w:ascii="Consolas" w:hAnsi="Consolas" w:eastAsia="Consolas"/>
+          <w:sz w:val="19"/>
+        </w:rPr>
+        <w:t xml:space="preserve">  "differentFields": ["fullName", "address"]</w:t>
+        <w:br/>
+      </w:r>
+      <w:r>
+        <w:rPr>
+          <w:rFonts w:ascii="Consolas" w:hAnsi="Consolas" w:eastAsia="Consolas"/>
+          <w:sz w:val="19"/>
+        </w:rPr>
+        <w:t>}</w:t>
+      </w:r>
+    </w:p>
+    <w:p>
+      <w:pPr>
+        <w:keepNext/>
+        <w:spacing w:after="20"/>
+      </w:pPr>
+      <w:r>
+        <w:rPr>
+          <w:b/>
+          <w:i w:val="0"/>
+        </w:rPr>
+        <w:t>Mã trạng thái:</w:t>
+      </w:r>
+    </w:p>
+    <w:tbl>
+      <w:tblPr>
+        <w:tblStyle w:val="TableGrid"/>
+        <w:tblW w:type="dxa" w:w="9355"/>
+        <w:jc w:val="center"/>
+        <w:tblLayout w:type="fixed"/>
+        <w:tblLook w:firstColumn="1" w:firstRow="1" w:lastColumn="0" w:lastRow="0" w:noHBand="0" w:noVBand="1" w:val="04A0"/>
+        <w:tblLayout w:type="fixed"/>
+      </w:tblPr>
+      <w:tblGrid>
+        <w:gridCol w:w="793"/>
+        <w:gridCol w:w="4989"/>
+        <w:gridCol w:w="3572"/>
+      </w:tblGrid>
+      <w:tr>
+        <w:trPr>
+          <w:tblHeader w:val="true"/>
+          <w:cantSplit w:val="true"/>
+        </w:trPr>
+        <w:tc>
+          <w:tcPr>
+            <w:tcW w:type="dxa" w:w="794"/>
+            <w:shd w:val="clear" w:color="auto" w:fill="D9E2F3"/>
+          </w:tcPr>
+          <w:p>
+            <w:pPr>
+              <w:keepNext/>
+              <w:spacing w:after="20" w:line="252" w:lineRule="auto"/>
+            </w:pPr>
+            <w:r/>
+            <w:r>
+              <w:rPr>
+                <w:b/>
+                <w:i w:val="0"/>
+                <w:sz w:val="22"/>
+              </w:rPr>
+              <w:t>Mã</w:t>
+            </w:r>
+          </w:p>
+        </w:tc>
+        <w:tc>
+          <w:tcPr>
+            <w:tcW w:type="dxa" w:w="4989"/>
+            <w:shd w:val="clear" w:color="auto" w:fill="D9E2F3"/>
+          </w:tcPr>
+          <w:p>
+            <w:pPr>
+              <w:keepNext/>
+              <w:spacing w:after="20" w:line="252" w:lineRule="auto"/>
+            </w:pPr>
+            <w:r/>
+            <w:r>
+              <w:rPr>
+                <w:b/>
+                <w:i w:val="0"/>
+                <w:sz w:val="22"/>
+              </w:rPr>
+              <w:t>Khi nào</w:t>
+            </w:r>
+          </w:p>
+        </w:tc>
+        <w:tc>
+          <w:tcPr>
+            <w:tcW w:type="dxa" w:w="3572"/>
+            <w:shd w:val="clear" w:color="auto" w:fill="D9E2F3"/>
+          </w:tcPr>
+          <w:p>
+            <w:pPr>
+              <w:keepNext/>
+              <w:spacing w:after="20" w:line="252" w:lineRule="auto"/>
+            </w:pPr>
+            <w:r/>
+            <w:r>
+              <w:rPr>
+                <w:b/>
+                <w:i w:val="0"/>
+                <w:sz w:val="22"/>
+              </w:rPr>
+              <w:t>error.code</w:t>
+            </w:r>
+          </w:p>
+        </w:tc>
+      </w:tr>
+      <w:tr>
+        <w:trPr>
+          <w:cantSplit w:val="true"/>
+        </w:trPr>
+        <w:tc>
+          <w:tcPr>
+            <w:tcW w:type="dxa" w:w="794"/>
+          </w:tcPr>
+          <w:p>
+            <w:pPr>
+              <w:spacing w:after="20" w:line="252" w:lineRule="auto"/>
+              <w:jc w:val="center"/>
+            </w:pPr>
+            <w:r/>
+            <w:r>
+              <w:rPr>
+                <w:b w:val="0"/>
+                <w:i w:val="0"/>
+                <w:sz w:val="22"/>
+              </w:rPr>
+              <w:t>200</w:t>
+            </w:r>
+          </w:p>
+        </w:tc>
+        <w:tc>
+          <w:tcPr>
+            <w:tcW w:type="dxa" w:w="4989"/>
+          </w:tcPr>
+          <w:p>
+            <w:pPr>
+              <w:spacing w:after="20" w:line="252" w:lineRule="auto"/>
+            </w:pPr>
+            <w:r/>
+            <w:r>
+              <w:rPr>
+                <w:b w:val="0"/>
+                <w:i w:val="0"/>
+                <w:sz w:val="22"/>
+              </w:rPr>
+              <w:t>Thành công</w:t>
+            </w:r>
+          </w:p>
+        </w:tc>
+        <w:tc>
+          <w:tcPr>
+            <w:tcW w:type="dxa" w:w="3572"/>
+          </w:tcPr>
+          <w:p>
+            <w:pPr>
+              <w:spacing w:after="20" w:line="252" w:lineRule="auto"/>
+            </w:pPr>
+            <w:r/>
+            <w:r>
+              <w:rPr>
+                <w:b w:val="0"/>
+                <w:i w:val="0"/>
+                <w:sz w:val="22"/>
+              </w:rPr>
+              <w:t>—</w:t>
+            </w:r>
+          </w:p>
+        </w:tc>
+      </w:tr>
+      <w:tr>
+        <w:trPr>
+          <w:cantSplit w:val="true"/>
+        </w:trPr>
+        <w:tc>
+          <w:tcPr>
+            <w:tcW w:type="dxa" w:w="794"/>
+          </w:tcPr>
+          <w:p>
+            <w:pPr>
+              <w:spacing w:after="20" w:line="252" w:lineRule="auto"/>
+              <w:jc w:val="center"/>
+            </w:pPr>
+            <w:r/>
+            <w:r>
+              <w:rPr>
+                <w:b w:val="0"/>
+                <w:i w:val="0"/>
+                <w:sz w:val="22"/>
+              </w:rPr>
+              <w:t>401</w:t>
+            </w:r>
+          </w:p>
+        </w:tc>
+        <w:tc>
+          <w:tcPr>
+            <w:tcW w:type="dxa" w:w="4989"/>
+          </w:tcPr>
+          <w:p>
+            <w:pPr>
+              <w:spacing w:after="20" w:line="252" w:lineRule="auto"/>
+            </w:pPr>
+            <w:r/>
+            <w:r>
+              <w:rPr>
+                <w:b w:val="0"/>
+                <w:i w:val="0"/>
+                <w:sz w:val="22"/>
+              </w:rPr>
+              <w:t>Chưa đăng nhập</w:t>
+            </w:r>
+          </w:p>
+        </w:tc>
+        <w:tc>
+          <w:tcPr>
+            <w:tcW w:type="dxa" w:w="3572"/>
+          </w:tcPr>
+          <w:p>
+            <w:pPr>
+              <w:spacing w:after="20" w:line="252" w:lineRule="auto"/>
+            </w:pPr>
+            <w:r/>
+            <w:r>
+              <w:rPr>
+                <w:b w:val="0"/>
+                <w:i w:val="0"/>
+                <w:sz w:val="22"/>
+              </w:rPr>
+              <w:t>UNAUTHORIZED</w:t>
+            </w:r>
+          </w:p>
+        </w:tc>
+      </w:tr>
+      <w:tr>
+        <w:trPr>
+          <w:cantSplit w:val="true"/>
+        </w:trPr>
+        <w:tc>
+          <w:tcPr>
+            <w:tcW w:type="dxa" w:w="794"/>
+          </w:tcPr>
+          <w:p>
+            <w:pPr>
+              <w:spacing w:after="20" w:line="252" w:lineRule="auto"/>
+              <w:jc w:val="center"/>
+            </w:pPr>
+            <w:r/>
+            <w:r>
+              <w:rPr>
+                <w:b w:val="0"/>
+                <w:i w:val="0"/>
+                <w:sz w:val="22"/>
+              </w:rPr>
+              <w:t>404</w:t>
+            </w:r>
+          </w:p>
+        </w:tc>
+        <w:tc>
+          <w:tcPr>
+            <w:tcW w:type="dxa" w:w="4989"/>
+          </w:tcPr>
+          <w:p>
+            <w:pPr>
+              <w:spacing w:after="20" w:line="252" w:lineRule="auto"/>
+            </w:pPr>
+            <w:r/>
+            <w:r>
+              <w:rPr>
+                <w:b w:val="0"/>
+                <w:i w:val="0"/>
+                <w:sz w:val="22"/>
+              </w:rPr>
+              <w:t>Không có cặp với pairId</w:t>
+            </w:r>
+          </w:p>
+        </w:tc>
+        <w:tc>
+          <w:tcPr>
+            <w:tcW w:type="dxa" w:w="3572"/>
+          </w:tcPr>
+          <w:p>
+            <w:pPr>
+              <w:spacing w:after="20" w:line="252" w:lineRule="auto"/>
+            </w:pPr>
+            <w:r/>
+            <w:r>
+              <w:rPr>
+                <w:b w:val="0"/>
+                <w:i w:val="0"/>
+                <w:sz w:val="22"/>
+              </w:rPr>
+              <w:t>PAIR_NOT_FOUND</w:t>
+            </w:r>
+          </w:p>
+        </w:tc>
+      </w:tr>
+    </w:tbl>
+    <w:p>
+      <w:pPr>
+        <w:spacing w:after="40"/>
+      </w:pPr>
+    </w:p>
+    <w:p>
+      <w:pPr>
+        <w:keepNext/>
+        <w:spacing w:before="200" w:after="80"/>
+      </w:pPr>
+      <w:r>
+        <w:rPr>
+          <w:b/>
+          <w:i w:val="0"/>
+          <w:sz w:val="27"/>
+        </w:rPr>
+        <w:t>E6. POST /api/duplicate-pairs/{pairId}/decision – Gộp hoặc giữ riêng</w:t>
+      </w:r>
+    </w:p>
+    <w:p>
+      <w:pPr>
+        <w:spacing w:after="40"/>
+      </w:pPr>
+      <w:r>
+        <w:rPr>
+          <w:b w:val="0"/>
+          <w:i w:val="0"/>
+        </w:rPr>
+        <w:t>Truy vết: US5 – UC5 (bước 5–7) – FR6, BR4, BR5. Với Gộp, fieldChoices chỉ định hồ sơ lấy giá trị cho từng trường khác nhau (UC5-5a); trường còn trống của hồ sơ giữ lại được bổ sung tự động (US5-AC1). Với Giữ riêng gửi { "action": "KEEP_SEPARATE" }.</w:t>
+      </w:r>
+    </w:p>
+    <w:p>
+      <w:pPr>
+        <w:keepNext/>
+        <w:spacing w:after="20"/>
+      </w:pPr>
+      <w:r>
+        <w:rPr>
+          <w:b/>
+          <w:i w:val="0"/>
+        </w:rPr>
+        <w:t>Request mẫu:</w:t>
+      </w:r>
+    </w:p>
+    <w:p>
+      <w:pPr>
+        <w:spacing w:before="40" w:after="120" w:line="240" w:lineRule="auto"/>
+        <w:ind w:left="227"/>
+        <w:shd w:val="clear" w:color="auto" w:fill="F2F2F2"/>
+      </w:pPr>
+      <w:r>
+        <w:rPr>
+          <w:rFonts w:ascii="Consolas" w:hAnsi="Consolas" w:eastAsia="Consolas"/>
+          <w:sz w:val="19"/>
+        </w:rPr>
+        <w:t>POST /api/duplicate-pairs/P0007/decision</w:t>
+        <w:br/>
+      </w:r>
+      <w:r>
+        <w:rPr>
+          <w:rFonts w:ascii="Consolas" w:hAnsi="Consolas" w:eastAsia="Consolas"/>
+          <w:sz w:val="19"/>
+        </w:rPr>
+        <w:t>Authorization: Bearer &lt;token&gt;</w:t>
+        <w:br/>
+      </w:r>
+      <w:r>
+        <w:rPr>
+          <w:rFonts w:ascii="Consolas" w:hAnsi="Consolas" w:eastAsia="Consolas"/>
+          <w:sz w:val="19"/>
+        </w:rPr>
+        <w:t>Content-Type: application/json</w:t>
+        <w:br/>
+      </w:r>
+      <w:r>
+        <w:rPr>
+          <w:rFonts w:ascii="Consolas" w:hAnsi="Consolas" w:eastAsia="Consolas"/>
+          <w:sz w:val="19"/>
+        </w:rPr>
+        <w:br/>
+      </w:r>
+      <w:r>
+        <w:rPr>
+          <w:rFonts w:ascii="Consolas" w:hAnsi="Consolas" w:eastAsia="Consolas"/>
+          <w:sz w:val="19"/>
+        </w:rPr>
+        <w:t>{</w:t>
+        <w:br/>
+      </w:r>
+      <w:r>
+        <w:rPr>
+          <w:rFonts w:ascii="Consolas" w:hAnsi="Consolas" w:eastAsia="Consolas"/>
+          <w:sz w:val="19"/>
+        </w:rPr>
+        <w:t xml:space="preserve">  "action": "MERGE",</w:t>
+        <w:br/>
+      </w:r>
+      <w:r>
+        <w:rPr>
+          <w:rFonts w:ascii="Consolas" w:hAnsi="Consolas" w:eastAsia="Consolas"/>
+          <w:sz w:val="19"/>
+        </w:rPr>
+        <w:t xml:space="preserve">  "keepCustomerId": "C000123",</w:t>
+        <w:br/>
+      </w:r>
+      <w:r>
+        <w:rPr>
+          <w:rFonts w:ascii="Consolas" w:hAnsi="Consolas" w:eastAsia="Consolas"/>
+          <w:sz w:val="19"/>
+        </w:rPr>
+        <w:t xml:space="preserve">  "fieldChoices": { "fullName": "C000123", "address": "C000987" }</w:t>
+        <w:br/>
+      </w:r>
+      <w:r>
+        <w:rPr>
+          <w:rFonts w:ascii="Consolas" w:hAnsi="Consolas" w:eastAsia="Consolas"/>
+          <w:sz w:val="19"/>
+        </w:rPr>
+        <w:t>}</w:t>
+      </w:r>
+    </w:p>
+    <w:p>
+      <w:pPr>
+        <w:keepNext/>
+        <w:spacing w:after="20"/>
+      </w:pPr>
+      <w:r>
+        <w:rPr>
+          <w:b/>
+          <w:i w:val="0"/>
+        </w:rPr>
+        <w:t>Response thành công – 200 OK:</w:t>
+      </w:r>
+    </w:p>
+    <w:p>
+      <w:pPr>
+        <w:spacing w:before="40" w:after="120" w:line="240" w:lineRule="auto"/>
+        <w:ind w:left="227"/>
+        <w:shd w:val="clear" w:color="auto" w:fill="F2F2F2"/>
+      </w:pPr>
+      <w:r>
+        <w:rPr>
+          <w:rFonts w:ascii="Consolas" w:hAnsi="Consolas" w:eastAsia="Consolas"/>
+          <w:sz w:val="19"/>
+        </w:rPr>
+        <w:t>{</w:t>
+        <w:br/>
+      </w:r>
+      <w:r>
+        <w:rPr>
+          <w:rFonts w:ascii="Consolas" w:hAnsi="Consolas" w:eastAsia="Consolas"/>
+          <w:sz w:val="19"/>
+        </w:rPr>
+        <w:t xml:space="preserve">  "pairId": "P0007",</w:t>
+        <w:br/>
+      </w:r>
+      <w:r>
+        <w:rPr>
+          <w:rFonts w:ascii="Consolas" w:hAnsi="Consolas" w:eastAsia="Consolas"/>
+          <w:sz w:val="19"/>
+        </w:rPr>
+        <w:t xml:space="preserve">  "status": "MERGED",</w:t>
+        <w:br/>
+      </w:r>
+      <w:r>
+        <w:rPr>
+          <w:rFonts w:ascii="Consolas" w:hAnsi="Consolas" w:eastAsia="Consolas"/>
+          <w:sz w:val="19"/>
+        </w:rPr>
+        <w:t xml:space="preserve">  "survivingCustomerId": "C000123",</w:t>
+        <w:br/>
+      </w:r>
+      <w:r>
+        <w:rPr>
+          <w:rFonts w:ascii="Consolas" w:hAnsi="Consolas" w:eastAsia="Consolas"/>
+          <w:sz w:val="19"/>
+        </w:rPr>
+        <w:t xml:space="preserve">  "mergedCustomerId": "C000987",</w:t>
+        <w:br/>
+      </w:r>
+      <w:r>
+        <w:rPr>
+          <w:rFonts w:ascii="Consolas" w:hAnsi="Consolas" w:eastAsia="Consolas"/>
+          <w:sz w:val="19"/>
+        </w:rPr>
+        <w:t xml:space="preserve">  "result": { "fullName": "Nguyễn Văn An", "phone": "0901234567",</w:t>
+        <w:br/>
+      </w:r>
+      <w:r>
+        <w:rPr>
+          <w:rFonts w:ascii="Consolas" w:hAnsi="Consolas" w:eastAsia="Consolas"/>
+          <w:sz w:val="19"/>
+        </w:rPr>
+        <w:t xml:space="preserve">              "email": "an.nguyen@gmail.com", "address": "45 Nguyễn Huệ, Q.1, TP.HCM" },</w:t>
+        <w:br/>
+      </w:r>
+      <w:r>
+        <w:rPr>
+          <w:rFonts w:ascii="Consolas" w:hAnsi="Consolas" w:eastAsia="Consolas"/>
+          <w:sz w:val="19"/>
+        </w:rPr>
+        <w:t xml:space="preserve">  "decidedBy": "nv.lan",</w:t>
+        <w:br/>
+      </w:r>
+      <w:r>
+        <w:rPr>
+          <w:rFonts w:ascii="Consolas" w:hAnsi="Consolas" w:eastAsia="Consolas"/>
+          <w:sz w:val="19"/>
+        </w:rPr>
+        <w:t xml:space="preserve">  "decidedAt": "2026-10-05T10:02:41+07:00"</w:t>
+        <w:br/>
+      </w:r>
+      <w:r>
+        <w:rPr>
+          <w:rFonts w:ascii="Consolas" w:hAnsi="Consolas" w:eastAsia="Consolas"/>
+          <w:sz w:val="19"/>
+        </w:rPr>
+        <w:t>}</w:t>
+      </w:r>
+    </w:p>
+    <w:p>
+      <w:pPr>
+        <w:keepNext/>
+        <w:spacing w:after="20"/>
+      </w:pPr>
+      <w:r>
+        <w:rPr>
+          <w:b/>
+          <w:i w:val="0"/>
+        </w:rPr>
+        <w:t>Mã trạng thái:</w:t>
+      </w:r>
+    </w:p>
+    <w:tbl>
+      <w:tblPr>
+        <w:tblStyle w:val="TableGrid"/>
+        <w:tblW w:type="dxa" w:w="9355"/>
+        <w:jc w:val="center"/>
+        <w:tblLayout w:type="fixed"/>
+        <w:tblLook w:firstColumn="1" w:firstRow="1" w:lastColumn="0" w:lastRow="0" w:noHBand="0" w:noVBand="1" w:val="04A0"/>
+        <w:tblLayout w:type="fixed"/>
+      </w:tblPr>
+      <w:tblGrid>
+        <w:gridCol w:w="793"/>
+        <w:gridCol w:w="4989"/>
+        <w:gridCol w:w="3572"/>
+      </w:tblGrid>
+      <w:tr>
+        <w:trPr>
+          <w:tblHeader w:val="true"/>
+          <w:cantSplit w:val="true"/>
+        </w:trPr>
+        <w:tc>
+          <w:tcPr>
+            <w:tcW w:type="dxa" w:w="794"/>
+            <w:shd w:val="clear" w:color="auto" w:fill="D9E2F3"/>
+          </w:tcPr>
+          <w:p>
+            <w:pPr>
+              <w:keepNext/>
+              <w:spacing w:after="20" w:line="252" w:lineRule="auto"/>
+            </w:pPr>
+            <w:r/>
+            <w:r>
+              <w:rPr>
+                <w:b/>
+                <w:i w:val="0"/>
+                <w:sz w:val="22"/>
+              </w:rPr>
+              <w:t>Mã</w:t>
+            </w:r>
+          </w:p>
+        </w:tc>
+        <w:tc>
+          <w:tcPr>
+            <w:tcW w:type="dxa" w:w="4989"/>
+            <w:shd w:val="clear" w:color="auto" w:fill="D9E2F3"/>
+          </w:tcPr>
+          <w:p>
+            <w:pPr>
+              <w:keepNext/>
+              <w:spacing w:after="20" w:line="252" w:lineRule="auto"/>
+            </w:pPr>
+            <w:r/>
+            <w:r>
+              <w:rPr>
+                <w:b/>
+                <w:i w:val="0"/>
+                <w:sz w:val="22"/>
+              </w:rPr>
+              <w:t>Khi nào</w:t>
+            </w:r>
+          </w:p>
+        </w:tc>
+        <w:tc>
+          <w:tcPr>
+            <w:tcW w:type="dxa" w:w="3572"/>
+            <w:shd w:val="clear" w:color="auto" w:fill="D9E2F3"/>
+          </w:tcPr>
+          <w:p>
+            <w:pPr>
+              <w:keepNext/>
+              <w:spacing w:after="20" w:line="252" w:lineRule="auto"/>
+            </w:pPr>
+            <w:r/>
+            <w:r>
+              <w:rPr>
+                <w:b/>
+                <w:i w:val="0"/>
+                <w:sz w:val="22"/>
+              </w:rPr>
+              <w:t>error.code</w:t>
+            </w:r>
+          </w:p>
+        </w:tc>
+      </w:tr>
+      <w:tr>
+        <w:trPr>
+          <w:cantSplit w:val="true"/>
+        </w:trPr>
+        <w:tc>
+          <w:tcPr>
+            <w:tcW w:type="dxa" w:w="794"/>
+          </w:tcPr>
+          <w:p>
+            <w:pPr>
+              <w:spacing w:after="20" w:line="252" w:lineRule="auto"/>
+              <w:jc w:val="center"/>
+            </w:pPr>
+            <w:r/>
+            <w:r>
+              <w:rPr>
+                <w:b w:val="0"/>
+                <w:i w:val="0"/>
+                <w:sz w:val="22"/>
+              </w:rPr>
+              <w:t>200</w:t>
+            </w:r>
+          </w:p>
+        </w:tc>
+        <w:tc>
+          <w:tcPr>
+            <w:tcW w:type="dxa" w:w="4989"/>
+          </w:tcPr>
+          <w:p>
+            <w:pPr>
+              <w:spacing w:after="20" w:line="252" w:lineRule="auto"/>
+            </w:pPr>
+            <w:r/>
+            <w:r>
+              <w:rPr>
+                <w:b w:val="0"/>
+                <w:i w:val="0"/>
+                <w:sz w:val="22"/>
+              </w:rPr>
+              <w:t>Ghi nhận quyết định thành công</w:t>
+            </w:r>
+          </w:p>
+        </w:tc>
+        <w:tc>
+          <w:tcPr>
+            <w:tcW w:type="dxa" w:w="3572"/>
+          </w:tcPr>
+          <w:p>
+            <w:pPr>
+              <w:spacing w:after="20" w:line="252" w:lineRule="auto"/>
+            </w:pPr>
+            <w:r/>
+            <w:r>
+              <w:rPr>
+                <w:b w:val="0"/>
+                <w:i w:val="0"/>
+                <w:sz w:val="22"/>
+              </w:rPr>
+              <w:t>—</w:t>
+            </w:r>
+          </w:p>
+        </w:tc>
+      </w:tr>
+      <w:tr>
+        <w:trPr>
+          <w:cantSplit w:val="true"/>
+        </w:trPr>
+        <w:tc>
+          <w:tcPr>
+            <w:tcW w:type="dxa" w:w="794"/>
+          </w:tcPr>
+          <w:p>
+            <w:pPr>
+              <w:spacing w:after="20" w:line="252" w:lineRule="auto"/>
+              <w:jc w:val="center"/>
+            </w:pPr>
+            <w:r/>
+            <w:r>
+              <w:rPr>
+                <w:b w:val="0"/>
+                <w:i w:val="0"/>
+                <w:sz w:val="22"/>
+              </w:rPr>
+              <w:t>400</w:t>
+            </w:r>
+          </w:p>
+        </w:tc>
+        <w:tc>
+          <w:tcPr>
+            <w:tcW w:type="dxa" w:w="4989"/>
+          </w:tcPr>
+          <w:p>
+            <w:pPr>
+              <w:spacing w:after="20" w:line="252" w:lineRule="auto"/>
+            </w:pPr>
+            <w:r/>
+            <w:r>
+              <w:rPr>
+                <w:b w:val="0"/>
+                <w:i w:val="0"/>
+                <w:sz w:val="22"/>
+              </w:rPr>
+              <w:t>action không phải MERGE/KEEP_SEPARATE</w:t>
+            </w:r>
+          </w:p>
+        </w:tc>
+        <w:tc>
+          <w:tcPr>
+            <w:tcW w:type="dxa" w:w="3572"/>
+          </w:tcPr>
+          <w:p>
+            <w:pPr>
+              <w:spacing w:after="20" w:line="252" w:lineRule="auto"/>
+            </w:pPr>
+            <w:r/>
+            <w:r>
+              <w:rPr>
+                <w:b w:val="0"/>
+                <w:i w:val="0"/>
+                <w:sz w:val="22"/>
+              </w:rPr>
+              <w:t>INVALID_ACTION</w:t>
+            </w:r>
+          </w:p>
+        </w:tc>
+      </w:tr>
+      <w:tr>
+        <w:trPr>
+          <w:cantSplit w:val="true"/>
+        </w:trPr>
+        <w:tc>
+          <w:tcPr>
+            <w:tcW w:type="dxa" w:w="794"/>
+          </w:tcPr>
+          <w:p>
+            <w:pPr>
+              <w:spacing w:after="20" w:line="252" w:lineRule="auto"/>
+              <w:jc w:val="center"/>
+            </w:pPr>
+            <w:r/>
+            <w:r>
+              <w:rPr>
+                <w:b w:val="0"/>
+                <w:i w:val="0"/>
+                <w:sz w:val="22"/>
+              </w:rPr>
+              <w:t>400</w:t>
+            </w:r>
+          </w:p>
+        </w:tc>
+        <w:tc>
+          <w:tcPr>
+            <w:tcW w:type="dxa" w:w="4989"/>
+          </w:tcPr>
+          <w:p>
+            <w:pPr>
+              <w:spacing w:after="20" w:line="252" w:lineRule="auto"/>
+            </w:pPr>
+            <w:r/>
+            <w:r>
+              <w:rPr>
+                <w:b w:val="0"/>
+                <w:i w:val="0"/>
+                <w:sz w:val="22"/>
+              </w:rPr>
+              <w:t>MERGE nhưng thiếu keepCustomerId hoặc mã không thuộc cặp</w:t>
+            </w:r>
+          </w:p>
+        </w:tc>
+        <w:tc>
+          <w:tcPr>
+            <w:tcW w:type="dxa" w:w="3572"/>
+          </w:tcPr>
+          <w:p>
+            <w:pPr>
+              <w:spacing w:after="20" w:line="252" w:lineRule="auto"/>
+            </w:pPr>
+            <w:r/>
+            <w:r>
+              <w:rPr>
+                <w:b w:val="0"/>
+                <w:i w:val="0"/>
+                <w:sz w:val="22"/>
+              </w:rPr>
+              <w:t>KEEP_ID_REQUIRED / KEEP_ID_NOT_IN_PAIR</w:t>
+            </w:r>
+          </w:p>
+        </w:tc>
+      </w:tr>
+      <w:tr>
+        <w:trPr>
+          <w:cantSplit w:val="true"/>
+        </w:trPr>
+        <w:tc>
+          <w:tcPr>
+            <w:tcW w:type="dxa" w:w="794"/>
+          </w:tcPr>
+          <w:p>
+            <w:pPr>
+              <w:spacing w:after="20" w:line="252" w:lineRule="auto"/>
+              <w:jc w:val="center"/>
+            </w:pPr>
+            <w:r/>
+            <w:r>
+              <w:rPr>
+                <w:b w:val="0"/>
+                <w:i w:val="0"/>
+                <w:sz w:val="22"/>
+              </w:rPr>
+              <w:t>400</w:t>
+            </w:r>
+          </w:p>
+        </w:tc>
+        <w:tc>
+          <w:tcPr>
+            <w:tcW w:type="dxa" w:w="4989"/>
+          </w:tcPr>
+          <w:p>
+            <w:pPr>
+              <w:spacing w:after="20" w:line="252" w:lineRule="auto"/>
+            </w:pPr>
+            <w:r/>
+            <w:r>
+              <w:rPr>
+                <w:b w:val="0"/>
+                <w:i w:val="0"/>
+                <w:sz w:val="22"/>
+              </w:rPr>
+              <w:t>MERGE nhưng chưa chọn giá trị cho trường khác nhau (UC5-5a)</w:t>
+            </w:r>
+          </w:p>
+        </w:tc>
+        <w:tc>
+          <w:tcPr>
+            <w:tcW w:type="dxa" w:w="3572"/>
+          </w:tcPr>
+          <w:p>
+            <w:pPr>
+              <w:spacing w:after="20" w:line="252" w:lineRule="auto"/>
+            </w:pPr>
+            <w:r/>
+            <w:r>
+              <w:rPr>
+                <w:b w:val="0"/>
+                <w:i w:val="0"/>
+                <w:sz w:val="22"/>
+              </w:rPr>
+              <w:t>FIELD_CHOICE_REQUIRED</w:t>
+            </w:r>
+          </w:p>
+        </w:tc>
+      </w:tr>
+      <w:tr>
+        <w:trPr>
+          <w:cantSplit w:val="true"/>
+        </w:trPr>
+        <w:tc>
+          <w:tcPr>
+            <w:tcW w:type="dxa" w:w="794"/>
+          </w:tcPr>
+          <w:p>
+            <w:pPr>
+              <w:spacing w:after="20" w:line="252" w:lineRule="auto"/>
+              <w:jc w:val="center"/>
+            </w:pPr>
+            <w:r/>
+            <w:r>
+              <w:rPr>
+                <w:b w:val="0"/>
+                <w:i w:val="0"/>
+                <w:sz w:val="22"/>
+              </w:rPr>
+              <w:t>401</w:t>
+            </w:r>
+          </w:p>
+        </w:tc>
+        <w:tc>
+          <w:tcPr>
+            <w:tcW w:type="dxa" w:w="4989"/>
+          </w:tcPr>
+          <w:p>
+            <w:pPr>
+              <w:spacing w:after="20" w:line="252" w:lineRule="auto"/>
+            </w:pPr>
+            <w:r/>
+            <w:r>
+              <w:rPr>
+                <w:b w:val="0"/>
+                <w:i w:val="0"/>
+                <w:sz w:val="22"/>
+              </w:rPr>
+              <w:t>Chưa đăng nhập</w:t>
+            </w:r>
+          </w:p>
+        </w:tc>
+        <w:tc>
+          <w:tcPr>
+            <w:tcW w:type="dxa" w:w="3572"/>
+          </w:tcPr>
+          <w:p>
+            <w:pPr>
+              <w:spacing w:after="20" w:line="252" w:lineRule="auto"/>
+            </w:pPr>
+            <w:r/>
+            <w:r>
+              <w:rPr>
+                <w:b w:val="0"/>
+                <w:i w:val="0"/>
+                <w:sz w:val="22"/>
+              </w:rPr>
+              <w:t>UNAUTHORIZED</w:t>
+            </w:r>
+          </w:p>
+        </w:tc>
+      </w:tr>
+      <w:tr>
+        <w:trPr>
+          <w:cantSplit w:val="true"/>
+        </w:trPr>
+        <w:tc>
+          <w:tcPr>
+            <w:tcW w:type="dxa" w:w="794"/>
+          </w:tcPr>
+          <w:p>
+            <w:pPr>
+              <w:spacing w:after="20" w:line="252" w:lineRule="auto"/>
+              <w:jc w:val="center"/>
+            </w:pPr>
+            <w:r/>
+            <w:r>
+              <w:rPr>
+                <w:b w:val="0"/>
+                <w:i w:val="0"/>
+                <w:sz w:val="22"/>
+              </w:rPr>
+              <w:t>403</w:t>
+            </w:r>
+          </w:p>
+        </w:tc>
+        <w:tc>
+          <w:tcPr>
+            <w:tcW w:type="dxa" w:w="4989"/>
+          </w:tcPr>
+          <w:p>
+            <w:pPr>
+              <w:spacing w:after="20" w:line="252" w:lineRule="auto"/>
+            </w:pPr>
+            <w:r/>
+            <w:r>
+              <w:rPr>
+                <w:b w:val="0"/>
+                <w:i w:val="0"/>
+                <w:sz w:val="22"/>
+              </w:rPr>
+              <w:t>Vai trò không phải DATA_STAFF</w:t>
+            </w:r>
+          </w:p>
+        </w:tc>
+        <w:tc>
+          <w:tcPr>
+            <w:tcW w:type="dxa" w:w="3572"/>
+          </w:tcPr>
+          <w:p>
+            <w:pPr>
+              <w:spacing w:after="20" w:line="252" w:lineRule="auto"/>
+            </w:pPr>
+            <w:r/>
+            <w:r>
+              <w:rPr>
+                <w:b w:val="0"/>
+                <w:i w:val="0"/>
+                <w:sz w:val="22"/>
+              </w:rPr>
+              <w:t>FORBIDDEN</w:t>
+            </w:r>
+          </w:p>
+        </w:tc>
+      </w:tr>
+      <w:tr>
+        <w:trPr>
+          <w:cantSplit w:val="true"/>
+        </w:trPr>
+        <w:tc>
+          <w:tcPr>
+            <w:tcW w:type="dxa" w:w="794"/>
+          </w:tcPr>
+          <w:p>
+            <w:pPr>
+              <w:spacing w:after="20" w:line="252" w:lineRule="auto"/>
+              <w:jc w:val="center"/>
+            </w:pPr>
+            <w:r/>
+            <w:r>
+              <w:rPr>
+                <w:b w:val="0"/>
+                <w:i w:val="0"/>
+                <w:sz w:val="22"/>
+              </w:rPr>
+              <w:t>404</w:t>
+            </w:r>
+          </w:p>
+        </w:tc>
+        <w:tc>
+          <w:tcPr>
+            <w:tcW w:type="dxa" w:w="4989"/>
+          </w:tcPr>
+          <w:p>
+            <w:pPr>
+              <w:spacing w:after="20" w:line="252" w:lineRule="auto"/>
+            </w:pPr>
+            <w:r/>
+            <w:r>
+              <w:rPr>
+                <w:b w:val="0"/>
+                <w:i w:val="0"/>
+                <w:sz w:val="22"/>
+              </w:rPr>
+              <w:t>Không có cặp với pairId</w:t>
+            </w:r>
+          </w:p>
+        </w:tc>
+        <w:tc>
+          <w:tcPr>
+            <w:tcW w:type="dxa" w:w="3572"/>
+          </w:tcPr>
+          <w:p>
+            <w:pPr>
+              <w:spacing w:after="20" w:line="252" w:lineRule="auto"/>
+            </w:pPr>
+            <w:r/>
+            <w:r>
+              <w:rPr>
+                <w:b w:val="0"/>
+                <w:i w:val="0"/>
+                <w:sz w:val="22"/>
+              </w:rPr>
+              <w:t>PAIR_NOT_FOUND</w:t>
+            </w:r>
+          </w:p>
+        </w:tc>
+      </w:tr>
+      <w:tr>
+        <w:trPr>
+          <w:cantSplit w:val="true"/>
+        </w:trPr>
+        <w:tc>
+          <w:tcPr>
+            <w:tcW w:type="dxa" w:w="794"/>
+          </w:tcPr>
+          <w:p>
+            <w:pPr>
+              <w:spacing w:after="20" w:line="252" w:lineRule="auto"/>
+              <w:jc w:val="center"/>
+            </w:pPr>
+            <w:r/>
+            <w:r>
+              <w:rPr>
+                <w:b w:val="0"/>
+                <w:i w:val="0"/>
+                <w:sz w:val="22"/>
+              </w:rPr>
+              <w:t>409</w:t>
+            </w:r>
+          </w:p>
+        </w:tc>
+        <w:tc>
+          <w:tcPr>
+            <w:tcW w:type="dxa" w:w="4989"/>
+          </w:tcPr>
+          <w:p>
+            <w:pPr>
+              <w:spacing w:after="20" w:line="252" w:lineRule="auto"/>
+            </w:pPr>
+            <w:r/>
+            <w:r>
+              <w:rPr>
+                <w:b w:val="0"/>
+                <w:i w:val="0"/>
+                <w:sz w:val="22"/>
+              </w:rPr>
+              <w:t>Cặp đã được xử lý trước đó (UC5-7a, US5-AC3, BR5)</w:t>
+            </w:r>
+          </w:p>
+        </w:tc>
+        <w:tc>
+          <w:tcPr>
+            <w:tcW w:type="dxa" w:w="3572"/>
+          </w:tcPr>
+          <w:p>
+            <w:pPr>
+              <w:spacing w:after="20" w:line="252" w:lineRule="auto"/>
+            </w:pPr>
+            <w:r/>
+            <w:r>
+              <w:rPr>
+                <w:b w:val="0"/>
+                <w:i w:val="0"/>
+                <w:sz w:val="22"/>
+              </w:rPr>
+              <w:t>PAIR_ALREADY_DECIDED</w:t>
+            </w:r>
+          </w:p>
+        </w:tc>
+      </w:tr>
+    </w:tbl>
+    <w:p>
+      <w:pPr>
+        <w:spacing w:after="40"/>
+      </w:pPr>
+    </w:p>
+    <w:p>
+      <w:pPr>
+        <w:keepNext/>
+        <w:spacing w:before="280" w:after="120"/>
+      </w:pPr>
+      <w:r>
+        <w:rPr>
+          <w:b/>
+          <w:i w:val="0"/>
+          <w:color w:val="1F3B63"/>
+          <w:sz w:val="30"/>
+        </w:rPr>
+        <w:t>3.4. Quy tắc validation từng trường</w:t>
+      </w:r>
+    </w:p>
+    <w:tbl>
+      <w:tblPr>
+        <w:tblStyle w:val="TableGrid"/>
+        <w:tblW w:type="dxa" w:w="9355"/>
+        <w:jc w:val="center"/>
+        <w:tblLayout w:type="fixed"/>
+        <w:tblLook w:firstColumn="1" w:firstRow="1" w:lastColumn="0" w:lastRow="0" w:noHBand="0" w:noVBand="1" w:val="04A0"/>
+        <w:tblLayout w:type="fixed"/>
+      </w:tblPr>
+      <w:tblGrid>
+        <w:gridCol w:w="1360"/>
+        <w:gridCol w:w="1134"/>
+        <w:gridCol w:w="907"/>
+        <w:gridCol w:w="1020"/>
+        <w:gridCol w:w="2211"/>
+        <w:gridCol w:w="2721"/>
+      </w:tblGrid>
+      <w:tr>
+        <w:trPr>
+          <w:tblHeader w:val="true"/>
+          <w:cantSplit w:val="true"/>
+        </w:trPr>
+        <w:tc>
+          <w:tcPr>
+            <w:tcW w:type="dxa" w:w="1361"/>
+            <w:shd w:val="clear" w:color="auto" w:fill="D9E2F3"/>
+          </w:tcPr>
+          <w:p>
+            <w:pPr>
+              <w:keepNext/>
+              <w:spacing w:after="20" w:line="252" w:lineRule="auto"/>
+            </w:pPr>
+            <w:r/>
+            <w:r>
+              <w:rPr>
+                <w:b/>
+                <w:i w:val="0"/>
+                <w:sz w:val="19"/>
+              </w:rPr>
+              <w:t>Trường</w:t>
+            </w:r>
+          </w:p>
+        </w:tc>
+        <w:tc>
+          <w:tcPr>
+            <w:tcW w:type="dxa" w:w="1134"/>
+            <w:shd w:val="clear" w:color="auto" w:fill="D9E2F3"/>
+          </w:tcPr>
+          <w:p>
+            <w:pPr>
+              <w:keepNext/>
+              <w:spacing w:after="20" w:line="252" w:lineRule="auto"/>
+            </w:pPr>
+            <w:r/>
+            <w:r>
+              <w:rPr>
+                <w:b/>
+                <w:i w:val="0"/>
+                <w:sz w:val="19"/>
+              </w:rPr>
+              <w:t>Dùng ở</w:t>
+            </w:r>
+          </w:p>
+        </w:tc>
+        <w:tc>
+          <w:tcPr>
+            <w:tcW w:type="dxa" w:w="907"/>
+            <w:shd w:val="clear" w:color="auto" w:fill="D9E2F3"/>
+          </w:tcPr>
+          <w:p>
+            <w:pPr>
+              <w:keepNext/>
+              <w:spacing w:after="20" w:line="252" w:lineRule="auto"/>
+            </w:pPr>
+            <w:r/>
+            <w:r>
+              <w:rPr>
+                <w:b/>
+                <w:i w:val="0"/>
+                <w:sz w:val="19"/>
+              </w:rPr>
+              <w:t>Bắt buộc</w:t>
+            </w:r>
+          </w:p>
+        </w:tc>
+        <w:tc>
+          <w:tcPr>
+            <w:tcW w:type="dxa" w:w="1020"/>
+            <w:shd w:val="clear" w:color="auto" w:fill="D9E2F3"/>
+          </w:tcPr>
+          <w:p>
+            <w:pPr>
+              <w:keepNext/>
+              <w:spacing w:after="20" w:line="252" w:lineRule="auto"/>
+            </w:pPr>
+            <w:r/>
+            <w:r>
+              <w:rPr>
+                <w:b/>
+                <w:i w:val="0"/>
+                <w:sz w:val="19"/>
+              </w:rPr>
+              <w:t>Kiểu</w:t>
+            </w:r>
+          </w:p>
+        </w:tc>
+        <w:tc>
+          <w:tcPr>
+            <w:tcW w:type="dxa" w:w="2211"/>
+            <w:shd w:val="clear" w:color="auto" w:fill="D9E2F3"/>
+          </w:tcPr>
+          <w:p>
+            <w:pPr>
+              <w:keepNext/>
+              <w:spacing w:after="20" w:line="252" w:lineRule="auto"/>
+            </w:pPr>
+            <w:r/>
+            <w:r>
+              <w:rPr>
+                <w:b/>
+                <w:i w:val="0"/>
+                <w:sz w:val="19"/>
+              </w:rPr>
+              <w:t>Độ dài / dải giá trị</w:t>
+            </w:r>
+          </w:p>
+        </w:tc>
+        <w:tc>
+          <w:tcPr>
+            <w:tcW w:type="dxa" w:w="2721"/>
+            <w:shd w:val="clear" w:color="auto" w:fill="D9E2F3"/>
+          </w:tcPr>
+          <w:p>
+            <w:pPr>
+              <w:keepNext/>
+              <w:spacing w:after="20" w:line="252" w:lineRule="auto"/>
+            </w:pPr>
+            <w:r/>
+            <w:r>
+              <w:rPr>
+                <w:b/>
+                <w:i w:val="0"/>
+                <w:sz w:val="19"/>
+              </w:rPr>
+              <w:t>Khi vi phạm</w:t>
+            </w:r>
+          </w:p>
+        </w:tc>
+      </w:tr>
+      <w:tr>
+        <w:trPr>
+          <w:cantSplit w:val="true"/>
+        </w:trPr>
+        <w:tc>
+          <w:tcPr>
+            <w:tcW w:type="dxa" w:w="1361"/>
+          </w:tcPr>
+          <w:p>
+            <w:pPr>
+              <w:spacing w:after="20" w:line="252" w:lineRule="auto"/>
+            </w:pPr>
+            <w:r/>
+            <w:r>
+              <w:rPr>
+                <w:b w:val="0"/>
+                <w:i w:val="0"/>
+                <w:sz w:val="19"/>
+              </w:rPr>
+              <w:t>file</w:t>
+            </w:r>
+          </w:p>
+        </w:tc>
+        <w:tc>
+          <w:tcPr>
+            <w:tcW w:type="dxa" w:w="1134"/>
+          </w:tcPr>
+          <w:p>
+            <w:pPr>
+              <w:spacing w:after="20" w:line="252" w:lineRule="auto"/>
+            </w:pPr>
+            <w:r/>
+            <w:r>
+              <w:rPr>
+                <w:b w:val="0"/>
+                <w:i w:val="0"/>
+                <w:sz w:val="19"/>
+              </w:rPr>
+              <w:t>E2</w:t>
+            </w:r>
+          </w:p>
+        </w:tc>
+        <w:tc>
+          <w:tcPr>
+            <w:tcW w:type="dxa" w:w="907"/>
+          </w:tcPr>
+          <w:p>
+            <w:pPr>
+              <w:spacing w:after="20" w:line="252" w:lineRule="auto"/>
+            </w:pPr>
+            <w:r/>
+            <w:r>
+              <w:rPr>
+                <w:b w:val="0"/>
+                <w:i w:val="0"/>
+                <w:sz w:val="19"/>
+              </w:rPr>
+              <w:t>Có</w:t>
+            </w:r>
+          </w:p>
+        </w:tc>
+        <w:tc>
+          <w:tcPr>
+            <w:tcW w:type="dxa" w:w="1020"/>
+          </w:tcPr>
+          <w:p>
+            <w:pPr>
+              <w:spacing w:after="20" w:line="252" w:lineRule="auto"/>
+            </w:pPr>
+            <w:r/>
+            <w:r>
+              <w:rPr>
+                <w:b w:val="0"/>
+                <w:i w:val="0"/>
+                <w:sz w:val="19"/>
+              </w:rPr>
+              <w:t>File CSV UTF-8</w:t>
+            </w:r>
+          </w:p>
+        </w:tc>
+        <w:tc>
+          <w:tcPr>
+            <w:tcW w:type="dxa" w:w="2211"/>
+          </w:tcPr>
+          <w:p>
+            <w:pPr>
+              <w:spacing w:after="20" w:line="252" w:lineRule="auto"/>
+            </w:pPr>
+            <w:r/>
+            <w:r>
+              <w:rPr>
+                <w:b w:val="0"/>
+                <w:i w:val="0"/>
+                <w:sz w:val="19"/>
+              </w:rPr>
+              <w:t>≤ 5 MB; có đủ 6 cột của BR7; ≥ 1 dòng dữ liệu</w:t>
+            </w:r>
+          </w:p>
+        </w:tc>
+        <w:tc>
+          <w:tcPr>
+            <w:tcW w:type="dxa" w:w="2721"/>
+          </w:tcPr>
+          <w:p>
+            <w:pPr>
+              <w:spacing w:after="20" w:line="252" w:lineRule="auto"/>
+            </w:pPr>
+            <w:r/>
+            <w:r>
+              <w:rPr>
+                <w:b w:val="0"/>
+                <w:i w:val="0"/>
+                <w:sz w:val="19"/>
+              </w:rPr>
+              <w:t>400 INVALID_FILE_TYPE / FILE_TOO_LARGE / MISSING_COLUMNS / EMPTY_FILE</w:t>
+            </w:r>
+          </w:p>
+        </w:tc>
+      </w:tr>
+      <w:tr>
+        <w:trPr>
+          <w:cantSplit w:val="true"/>
+        </w:trPr>
+        <w:tc>
+          <w:tcPr>
+            <w:tcW w:type="dxa" w:w="1361"/>
+          </w:tcPr>
+          <w:p>
+            <w:pPr>
+              <w:spacing w:after="20" w:line="252" w:lineRule="auto"/>
+            </w:pPr>
+            <w:r/>
+            <w:r>
+              <w:rPr>
+                <w:b w:val="0"/>
+                <w:i w:val="0"/>
+                <w:sz w:val="19"/>
+              </w:rPr>
+              <w:t>source</w:t>
+            </w:r>
+          </w:p>
+        </w:tc>
+        <w:tc>
+          <w:tcPr>
+            <w:tcW w:type="dxa" w:w="1134"/>
+          </w:tcPr>
+          <w:p>
+            <w:pPr>
+              <w:spacing w:after="20" w:line="252" w:lineRule="auto"/>
+            </w:pPr>
+            <w:r/>
+            <w:r>
+              <w:rPr>
+                <w:b w:val="0"/>
+                <w:i w:val="0"/>
+                <w:sz w:val="19"/>
+              </w:rPr>
+              <w:t>E2</w:t>
+            </w:r>
+          </w:p>
+        </w:tc>
+        <w:tc>
+          <w:tcPr>
+            <w:tcW w:type="dxa" w:w="907"/>
+          </w:tcPr>
+          <w:p>
+            <w:pPr>
+              <w:spacing w:after="20" w:line="252" w:lineRule="auto"/>
+            </w:pPr>
+            <w:r/>
+            <w:r>
+              <w:rPr>
+                <w:b w:val="0"/>
+                <w:i w:val="0"/>
+                <w:sz w:val="19"/>
+              </w:rPr>
+              <w:t>Có</w:t>
+            </w:r>
+          </w:p>
+        </w:tc>
+        <w:tc>
+          <w:tcPr>
+            <w:tcW w:type="dxa" w:w="1020"/>
+          </w:tcPr>
+          <w:p>
+            <w:pPr>
+              <w:spacing w:after="20" w:line="252" w:lineRule="auto"/>
+            </w:pPr>
+            <w:r/>
+            <w:r>
+              <w:rPr>
+                <w:b w:val="0"/>
+                <w:i w:val="0"/>
+                <w:sz w:val="19"/>
+              </w:rPr>
+              <w:t>Chuỗi (enum)</w:t>
+            </w:r>
+          </w:p>
+        </w:tc>
+        <w:tc>
+          <w:tcPr>
+            <w:tcW w:type="dxa" w:w="2211"/>
+          </w:tcPr>
+          <w:p>
+            <w:pPr>
+              <w:spacing w:after="20" w:line="252" w:lineRule="auto"/>
+            </w:pPr>
+            <w:r/>
+            <w:r>
+              <w:rPr>
+                <w:b w:val="0"/>
+                <w:i w:val="0"/>
+                <w:sz w:val="19"/>
+              </w:rPr>
+              <w:t>RETAIL hoặc WARRANTY</w:t>
+            </w:r>
+          </w:p>
+        </w:tc>
+        <w:tc>
+          <w:tcPr>
+            <w:tcW w:type="dxa" w:w="2721"/>
+          </w:tcPr>
+          <w:p>
+            <w:pPr>
+              <w:spacing w:after="20" w:line="252" w:lineRule="auto"/>
+            </w:pPr>
+            <w:r/>
+            <w:r>
+              <w:rPr>
+                <w:b w:val="0"/>
+                <w:i w:val="0"/>
+                <w:sz w:val="19"/>
+              </w:rPr>
+              <w:t>400 INVALID_SOURCE</w:t>
+            </w:r>
+          </w:p>
+        </w:tc>
+      </w:tr>
+      <w:tr>
+        <w:trPr>
+          <w:cantSplit w:val="true"/>
+        </w:trPr>
+        <w:tc>
+          <w:tcPr>
+            <w:tcW w:type="dxa" w:w="1361"/>
+          </w:tcPr>
+          <w:p>
+            <w:pPr>
+              <w:spacing w:after="20" w:line="252" w:lineRule="auto"/>
+            </w:pPr>
+            <w:r/>
+            <w:r>
+              <w:rPr>
+                <w:b w:val="0"/>
+                <w:i w:val="0"/>
+                <w:sz w:val="19"/>
+              </w:rPr>
+              <w:t>ho_ten</w:t>
+            </w:r>
+          </w:p>
+        </w:tc>
+        <w:tc>
+          <w:tcPr>
+            <w:tcW w:type="dxa" w:w="1134"/>
+          </w:tcPr>
+          <w:p>
+            <w:pPr>
+              <w:spacing w:after="20" w:line="252" w:lineRule="auto"/>
+            </w:pPr>
+            <w:r/>
+            <w:r>
+              <w:rPr>
+                <w:b w:val="0"/>
+                <w:i w:val="0"/>
+                <w:sz w:val="19"/>
+              </w:rPr>
+              <w:t>Dòng CSV, E8</w:t>
+            </w:r>
+          </w:p>
+        </w:tc>
+        <w:tc>
+          <w:tcPr>
+            <w:tcW w:type="dxa" w:w="907"/>
+          </w:tcPr>
+          <w:p>
+            <w:pPr>
+              <w:spacing w:after="20" w:line="252" w:lineRule="auto"/>
+            </w:pPr>
+            <w:r/>
+            <w:r>
+              <w:rPr>
+                <w:b w:val="0"/>
+                <w:i w:val="0"/>
+                <w:sz w:val="19"/>
+              </w:rPr>
+              <w:t>Có</w:t>
+            </w:r>
+          </w:p>
+        </w:tc>
+        <w:tc>
+          <w:tcPr>
+            <w:tcW w:type="dxa" w:w="1020"/>
+          </w:tcPr>
+          <w:p>
+            <w:pPr>
+              <w:spacing w:after="20" w:line="252" w:lineRule="auto"/>
+            </w:pPr>
+            <w:r/>
+            <w:r>
+              <w:rPr>
+                <w:b w:val="0"/>
+                <w:i w:val="0"/>
+                <w:sz w:val="19"/>
+              </w:rPr>
+              <w:t>Chuỗi</w:t>
+            </w:r>
+          </w:p>
+        </w:tc>
+        <w:tc>
+          <w:tcPr>
+            <w:tcW w:type="dxa" w:w="2211"/>
+          </w:tcPr>
+          <w:p>
+            <w:pPr>
+              <w:spacing w:after="20" w:line="252" w:lineRule="auto"/>
+            </w:pPr>
+            <w:r/>
+            <w:r>
+              <w:rPr>
+                <w:b w:val="0"/>
+                <w:i w:val="0"/>
+                <w:sz w:val="19"/>
+              </w:rPr>
+              <w:t>2–100 ký tự sau chuẩn hóa</w:t>
+            </w:r>
+          </w:p>
+        </w:tc>
+        <w:tc>
+          <w:tcPr>
+            <w:tcW w:type="dxa" w:w="2721"/>
+          </w:tcPr>
+          <w:p>
+            <w:pPr>
+              <w:spacing w:after="20" w:line="252" w:lineRule="auto"/>
+            </w:pPr>
+            <w:r/>
+            <w:r>
+              <w:rPr>
+                <w:b w:val="0"/>
+                <w:i w:val="0"/>
+                <w:sz w:val="19"/>
+              </w:rPr>
+              <w:t>Mã MISSING_FIELD gắn vào bản ghi</w:t>
+            </w:r>
+          </w:p>
+        </w:tc>
+      </w:tr>
+      <w:tr>
+        <w:trPr>
+          <w:cantSplit w:val="true"/>
+        </w:trPr>
+        <w:tc>
+          <w:tcPr>
+            <w:tcW w:type="dxa" w:w="1361"/>
+          </w:tcPr>
+          <w:p>
+            <w:pPr>
+              <w:spacing w:after="20" w:line="252" w:lineRule="auto"/>
+            </w:pPr>
+            <w:r/>
+            <w:r>
+              <w:rPr>
+                <w:b w:val="0"/>
+                <w:i w:val="0"/>
+                <w:sz w:val="19"/>
+              </w:rPr>
+              <w:t>so_dien_thoai</w:t>
+            </w:r>
+          </w:p>
+        </w:tc>
+        <w:tc>
+          <w:tcPr>
+            <w:tcW w:type="dxa" w:w="1134"/>
+          </w:tcPr>
+          <w:p>
+            <w:pPr>
+              <w:spacing w:after="20" w:line="252" w:lineRule="auto"/>
+            </w:pPr>
+            <w:r/>
+            <w:r>
+              <w:rPr>
+                <w:b w:val="0"/>
+                <w:i w:val="0"/>
+                <w:sz w:val="19"/>
+              </w:rPr>
+              <w:t>Dòng CSV, E8, E9</w:t>
+            </w:r>
+          </w:p>
+        </w:tc>
+        <w:tc>
+          <w:tcPr>
+            <w:tcW w:type="dxa" w:w="907"/>
+          </w:tcPr>
+          <w:p>
+            <w:pPr>
+              <w:spacing w:after="20" w:line="252" w:lineRule="auto"/>
+            </w:pPr>
+            <w:r/>
+            <w:r>
+              <w:rPr>
+                <w:b w:val="0"/>
+                <w:i w:val="0"/>
+                <w:sz w:val="19"/>
+              </w:rPr>
+              <w:t>Có</w:t>
+            </w:r>
+          </w:p>
+        </w:tc>
+        <w:tc>
+          <w:tcPr>
+            <w:tcW w:type="dxa" w:w="1020"/>
+          </w:tcPr>
+          <w:p>
+            <w:pPr>
+              <w:spacing w:after="20" w:line="252" w:lineRule="auto"/>
+            </w:pPr>
+            <w:r/>
+            <w:r>
+              <w:rPr>
+                <w:b w:val="0"/>
+                <w:i w:val="0"/>
+                <w:sz w:val="19"/>
+              </w:rPr>
+              <w:t>Chuỗi</w:t>
+            </w:r>
+          </w:p>
+        </w:tc>
+        <w:tc>
+          <w:tcPr>
+            <w:tcW w:type="dxa" w:w="2211"/>
+          </w:tcPr>
+          <w:p>
+            <w:pPr>
+              <w:spacing w:after="20" w:line="252" w:lineRule="auto"/>
+            </w:pPr>
+            <w:r/>
+            <w:r>
+              <w:rPr>
+                <w:b w:val="0"/>
+                <w:i w:val="0"/>
+                <w:sz w:val="19"/>
+              </w:rPr>
+              <w:t>10 chữ số sau chuẩn hóa, bắt đầu bằng 0, đầu số thuộc danh mục (BR2)</w:t>
+            </w:r>
+          </w:p>
+        </w:tc>
+        <w:tc>
+          <w:tcPr>
+            <w:tcW w:type="dxa" w:w="2721"/>
+          </w:tcPr>
+          <w:p>
+            <w:pPr>
+              <w:spacing w:after="20" w:line="252" w:lineRule="auto"/>
+            </w:pPr>
+            <w:r/>
+            <w:r>
+              <w:rPr>
+                <w:b w:val="0"/>
+                <w:i w:val="0"/>
+                <w:sz w:val="19"/>
+              </w:rPr>
+              <w:t>Mã MISSING_FIELD / PHONE_LENGTH / PHONE_PREFIX / PHONE_CHAR</w:t>
+            </w:r>
+          </w:p>
+        </w:tc>
+      </w:tr>
+      <w:tr>
+        <w:trPr>
+          <w:cantSplit w:val="true"/>
+        </w:trPr>
+        <w:tc>
+          <w:tcPr>
+            <w:tcW w:type="dxa" w:w="1361"/>
+          </w:tcPr>
+          <w:p>
+            <w:pPr>
+              <w:spacing w:after="20" w:line="252" w:lineRule="auto"/>
+            </w:pPr>
+            <w:r/>
+            <w:r>
+              <w:rPr>
+                <w:b w:val="0"/>
+                <w:i w:val="0"/>
+                <w:sz w:val="19"/>
+              </w:rPr>
+              <w:t>email</w:t>
+            </w:r>
+          </w:p>
+        </w:tc>
+        <w:tc>
+          <w:tcPr>
+            <w:tcW w:type="dxa" w:w="1134"/>
+          </w:tcPr>
+          <w:p>
+            <w:pPr>
+              <w:spacing w:after="20" w:line="252" w:lineRule="auto"/>
+            </w:pPr>
+            <w:r/>
+            <w:r>
+              <w:rPr>
+                <w:b w:val="0"/>
+                <w:i w:val="0"/>
+                <w:sz w:val="19"/>
+              </w:rPr>
+              <w:t>Dòng CSV, E8</w:t>
+            </w:r>
+          </w:p>
+        </w:tc>
+        <w:tc>
+          <w:tcPr>
+            <w:tcW w:type="dxa" w:w="907"/>
+          </w:tcPr>
+          <w:p>
+            <w:pPr>
+              <w:spacing w:after="20" w:line="252" w:lineRule="auto"/>
+            </w:pPr>
+            <w:r/>
+            <w:r>
+              <w:rPr>
+                <w:b w:val="0"/>
+                <w:i w:val="0"/>
+                <w:sz w:val="19"/>
+              </w:rPr>
+              <w:t>Không</w:t>
+            </w:r>
+          </w:p>
+        </w:tc>
+        <w:tc>
+          <w:tcPr>
+            <w:tcW w:type="dxa" w:w="1020"/>
+          </w:tcPr>
+          <w:p>
+            <w:pPr>
+              <w:spacing w:after="20" w:line="252" w:lineRule="auto"/>
+            </w:pPr>
+            <w:r/>
+            <w:r>
+              <w:rPr>
+                <w:b w:val="0"/>
+                <w:i w:val="0"/>
+                <w:sz w:val="19"/>
+              </w:rPr>
+              <w:t>Chuỗi email</w:t>
+            </w:r>
+          </w:p>
+        </w:tc>
+        <w:tc>
+          <w:tcPr>
+            <w:tcW w:type="dxa" w:w="2211"/>
+          </w:tcPr>
+          <w:p>
+            <w:pPr>
+              <w:spacing w:after="20" w:line="252" w:lineRule="auto"/>
+            </w:pPr>
+            <w:r/>
+            <w:r>
+              <w:rPr>
+                <w:b w:val="0"/>
+                <w:i w:val="0"/>
+                <w:sz w:val="19"/>
+              </w:rPr>
+              <w:t>≤ 100 ký tự, dạng ten@mien.tld</w:t>
+            </w:r>
+          </w:p>
+        </w:tc>
+        <w:tc>
+          <w:tcPr>
+            <w:tcW w:type="dxa" w:w="2721"/>
+          </w:tcPr>
+          <w:p>
+            <w:pPr>
+              <w:spacing w:after="20" w:line="252" w:lineRule="auto"/>
+            </w:pPr>
+            <w:r/>
+            <w:r>
+              <w:rPr>
+                <w:b w:val="0"/>
+                <w:i w:val="0"/>
+                <w:sz w:val="19"/>
+              </w:rPr>
+              <w:t>Mã EMAIL_INVALID</w:t>
+            </w:r>
+          </w:p>
+        </w:tc>
+      </w:tr>
+      <w:tr>
+        <w:trPr>
+          <w:cantSplit w:val="true"/>
+        </w:trPr>
+        <w:tc>
+          <w:tcPr>
+            <w:tcW w:type="dxa" w:w="1361"/>
+          </w:tcPr>
+          <w:p>
+            <w:pPr>
+              <w:spacing w:after="20" w:line="252" w:lineRule="auto"/>
+            </w:pPr>
+            <w:r/>
+            <w:r>
+              <w:rPr>
+                <w:b w:val="0"/>
+                <w:i w:val="0"/>
+                <w:sz w:val="19"/>
+              </w:rPr>
+              <w:t>dia_chi</w:t>
+            </w:r>
+          </w:p>
+        </w:tc>
+        <w:tc>
+          <w:tcPr>
+            <w:tcW w:type="dxa" w:w="1134"/>
+          </w:tcPr>
+          <w:p>
+            <w:pPr>
+              <w:spacing w:after="20" w:line="252" w:lineRule="auto"/>
+            </w:pPr>
+            <w:r/>
+            <w:r>
+              <w:rPr>
+                <w:b w:val="0"/>
+                <w:i w:val="0"/>
+                <w:sz w:val="19"/>
+              </w:rPr>
+              <w:t>Dòng CSV, E8</w:t>
+            </w:r>
+          </w:p>
+        </w:tc>
+        <w:tc>
+          <w:tcPr>
+            <w:tcW w:type="dxa" w:w="907"/>
+          </w:tcPr>
+          <w:p>
+            <w:pPr>
+              <w:spacing w:after="20" w:line="252" w:lineRule="auto"/>
+            </w:pPr>
+            <w:r/>
+            <w:r>
+              <w:rPr>
+                <w:b w:val="0"/>
+                <w:i w:val="0"/>
+                <w:sz w:val="19"/>
+              </w:rPr>
+              <w:t>Không</w:t>
+            </w:r>
+          </w:p>
+        </w:tc>
+        <w:tc>
+          <w:tcPr>
+            <w:tcW w:type="dxa" w:w="1020"/>
+          </w:tcPr>
+          <w:p>
+            <w:pPr>
+              <w:spacing w:after="20" w:line="252" w:lineRule="auto"/>
+            </w:pPr>
+            <w:r/>
+            <w:r>
+              <w:rPr>
+                <w:b w:val="0"/>
+                <w:i w:val="0"/>
+                <w:sz w:val="19"/>
+              </w:rPr>
+              <w:t>Chuỗi</w:t>
+            </w:r>
+          </w:p>
+        </w:tc>
+        <w:tc>
+          <w:tcPr>
+            <w:tcW w:type="dxa" w:w="2211"/>
+          </w:tcPr>
+          <w:p>
+            <w:pPr>
+              <w:spacing w:after="20" w:line="252" w:lineRule="auto"/>
+            </w:pPr>
+            <w:r/>
+            <w:r>
+              <w:rPr>
+                <w:b w:val="0"/>
+                <w:i w:val="0"/>
+                <w:sz w:val="19"/>
+              </w:rPr>
+              <w:t>≤ 255 ký tự</w:t>
+            </w:r>
+          </w:p>
+        </w:tc>
+        <w:tc>
+          <w:tcPr>
+            <w:tcW w:type="dxa" w:w="2721"/>
+          </w:tcPr>
+          <w:p>
+            <w:pPr>
+              <w:spacing w:after="20" w:line="252" w:lineRule="auto"/>
+            </w:pPr>
+            <w:r/>
+            <w:r>
+              <w:rPr>
+                <w:b w:val="0"/>
+                <w:i w:val="0"/>
+                <w:sz w:val="19"/>
+              </w:rPr>
+              <w:t>Phần vượt quá không được nhận: 400 VALIDATION_ERROR (E8)</w:t>
+            </w:r>
+          </w:p>
+        </w:tc>
+      </w:tr>
+      <w:tr>
+        <w:trPr>
+          <w:cantSplit w:val="true"/>
+        </w:trPr>
+        <w:tc>
+          <w:tcPr>
+            <w:tcW w:type="dxa" w:w="1361"/>
+          </w:tcPr>
+          <w:p>
+            <w:pPr>
+              <w:spacing w:after="20" w:line="252" w:lineRule="auto"/>
+            </w:pPr>
+            <w:r/>
+            <w:r>
+              <w:rPr>
+                <w:b w:val="0"/>
+                <w:i w:val="0"/>
+                <w:sz w:val="19"/>
+              </w:rPr>
+              <w:t>ngay_sinh</w:t>
+            </w:r>
+          </w:p>
+        </w:tc>
+        <w:tc>
+          <w:tcPr>
+            <w:tcW w:type="dxa" w:w="1134"/>
+          </w:tcPr>
+          <w:p>
+            <w:pPr>
+              <w:spacing w:after="20" w:line="252" w:lineRule="auto"/>
+            </w:pPr>
+            <w:r/>
+            <w:r>
+              <w:rPr>
+                <w:b w:val="0"/>
+                <w:i w:val="0"/>
+                <w:sz w:val="19"/>
+              </w:rPr>
+              <w:t>Dòng CSV, E8</w:t>
+            </w:r>
+          </w:p>
+        </w:tc>
+        <w:tc>
+          <w:tcPr>
+            <w:tcW w:type="dxa" w:w="907"/>
+          </w:tcPr>
+          <w:p>
+            <w:pPr>
+              <w:spacing w:after="20" w:line="252" w:lineRule="auto"/>
+            </w:pPr>
+            <w:r/>
+            <w:r>
+              <w:rPr>
+                <w:b w:val="0"/>
+                <w:i w:val="0"/>
+                <w:sz w:val="19"/>
+              </w:rPr>
+              <w:t>Không</w:t>
+            </w:r>
+          </w:p>
+        </w:tc>
+        <w:tc>
+          <w:tcPr>
+            <w:tcW w:type="dxa" w:w="1020"/>
+          </w:tcPr>
+          <w:p>
+            <w:pPr>
+              <w:spacing w:after="20" w:line="252" w:lineRule="auto"/>
+            </w:pPr>
+            <w:r/>
+            <w:r>
+              <w:rPr>
+                <w:b w:val="0"/>
+                <w:i w:val="0"/>
+                <w:sz w:val="19"/>
+              </w:rPr>
+              <w:t>Ngày</w:t>
+            </w:r>
+          </w:p>
+        </w:tc>
+        <w:tc>
+          <w:tcPr>
+            <w:tcW w:type="dxa" w:w="2211"/>
+          </w:tcPr>
+          <w:p>
+            <w:pPr>
+              <w:spacing w:after="20" w:line="252" w:lineRule="auto"/>
+            </w:pPr>
+            <w:r/>
+            <w:r>
+              <w:rPr>
+                <w:b w:val="0"/>
+                <w:i w:val="0"/>
+                <w:sz w:val="19"/>
+              </w:rPr>
+              <w:t>yyyy-mm-dd hoặc dd/mm/yyyy, không sau ngày nhập</w:t>
+            </w:r>
+          </w:p>
+        </w:tc>
+        <w:tc>
+          <w:tcPr>
+            <w:tcW w:type="dxa" w:w="2721"/>
+          </w:tcPr>
+          <w:p>
+            <w:pPr>
+              <w:spacing w:after="20" w:line="252" w:lineRule="auto"/>
+            </w:pPr>
+            <w:r/>
+            <w:r>
+              <w:rPr>
+                <w:b w:val="0"/>
+                <w:i w:val="0"/>
+                <w:sz w:val="19"/>
+              </w:rPr>
+              <w:t>Mã DATE_INVALID</w:t>
+            </w:r>
+          </w:p>
+        </w:tc>
+      </w:tr>
+      <w:tr>
+        <w:trPr>
+          <w:cantSplit w:val="true"/>
+        </w:trPr>
+        <w:tc>
+          <w:tcPr>
+            <w:tcW w:type="dxa" w:w="1361"/>
+          </w:tcPr>
+          <w:p>
+            <w:pPr>
+              <w:spacing w:after="20" w:line="252" w:lineRule="auto"/>
+            </w:pPr>
+            <w:r/>
+            <w:r>
+              <w:rPr>
+                <w:b w:val="0"/>
+                <w:i w:val="0"/>
+                <w:sz w:val="19"/>
+              </w:rPr>
+              <w:t>ngay_tao</w:t>
+            </w:r>
+          </w:p>
+        </w:tc>
+        <w:tc>
+          <w:tcPr>
+            <w:tcW w:type="dxa" w:w="1134"/>
+          </w:tcPr>
+          <w:p>
+            <w:pPr>
+              <w:spacing w:after="20" w:line="252" w:lineRule="auto"/>
+            </w:pPr>
+            <w:r/>
+            <w:r>
+              <w:rPr>
+                <w:b w:val="0"/>
+                <w:i w:val="0"/>
+                <w:sz w:val="19"/>
+              </w:rPr>
+              <w:t>Dòng CSV, E8</w:t>
+            </w:r>
+          </w:p>
+        </w:tc>
+        <w:tc>
+          <w:tcPr>
+            <w:tcW w:type="dxa" w:w="907"/>
+          </w:tcPr>
+          <w:p>
+            <w:pPr>
+              <w:spacing w:after="20" w:line="252" w:lineRule="auto"/>
+            </w:pPr>
+            <w:r/>
+            <w:r>
+              <w:rPr>
+                <w:b w:val="0"/>
+                <w:i w:val="0"/>
+                <w:sz w:val="19"/>
+              </w:rPr>
+              <w:t>Có</w:t>
+            </w:r>
+          </w:p>
+        </w:tc>
+        <w:tc>
+          <w:tcPr>
+            <w:tcW w:type="dxa" w:w="1020"/>
+          </w:tcPr>
+          <w:p>
+            <w:pPr>
+              <w:spacing w:after="20" w:line="252" w:lineRule="auto"/>
+            </w:pPr>
+            <w:r/>
+            <w:r>
+              <w:rPr>
+                <w:b w:val="0"/>
+                <w:i w:val="0"/>
+                <w:sz w:val="19"/>
+              </w:rPr>
+              <w:t>Ngày</w:t>
+            </w:r>
+          </w:p>
+        </w:tc>
+        <w:tc>
+          <w:tcPr>
+            <w:tcW w:type="dxa" w:w="2211"/>
+          </w:tcPr>
+          <w:p>
+            <w:pPr>
+              <w:spacing w:after="20" w:line="252" w:lineRule="auto"/>
+            </w:pPr>
+            <w:r/>
+            <w:r>
+              <w:rPr>
+                <w:b w:val="0"/>
+                <w:i w:val="0"/>
+                <w:sz w:val="19"/>
+              </w:rPr>
+              <w:t>yyyy-mm-dd hoặc dd/mm/yyyy, không sau ngày nhập</w:t>
+            </w:r>
+          </w:p>
+        </w:tc>
+        <w:tc>
+          <w:tcPr>
+            <w:tcW w:type="dxa" w:w="2721"/>
+          </w:tcPr>
+          <w:p>
+            <w:pPr>
+              <w:spacing w:after="20" w:line="252" w:lineRule="auto"/>
+            </w:pPr>
+            <w:r/>
+            <w:r>
+              <w:rPr>
+                <w:b w:val="0"/>
+                <w:i w:val="0"/>
+                <w:sz w:val="19"/>
+              </w:rPr>
+              <w:t>Mã MISSING_FIELD / DATE_INVALID</w:t>
+            </w:r>
+          </w:p>
+        </w:tc>
+      </w:tr>
+      <w:tr>
+        <w:trPr>
+          <w:cantSplit w:val="true"/>
+        </w:trPr>
+        <w:tc>
+          <w:tcPr>
+            <w:tcW w:type="dxa" w:w="1361"/>
+          </w:tcPr>
+          <w:p>
+            <w:pPr>
+              <w:spacing w:after="20" w:line="252" w:lineRule="auto"/>
+            </w:pPr>
+            <w:r/>
+            <w:r>
+              <w:rPr>
+                <w:b w:val="0"/>
+                <w:i w:val="0"/>
+                <w:sz w:val="19"/>
+              </w:rPr>
+              <w:t>code</w:t>
+            </w:r>
+          </w:p>
+        </w:tc>
+        <w:tc>
+          <w:tcPr>
+            <w:tcW w:type="dxa" w:w="1134"/>
+          </w:tcPr>
+          <w:p>
+            <w:pPr>
+              <w:spacing w:after="20" w:line="252" w:lineRule="auto"/>
+            </w:pPr>
+            <w:r/>
+            <w:r>
+              <w:rPr>
+                <w:b w:val="0"/>
+                <w:i w:val="0"/>
+                <w:sz w:val="19"/>
+              </w:rPr>
+              <w:t>E3 (query)</w:t>
+            </w:r>
+          </w:p>
+        </w:tc>
+        <w:tc>
+          <w:tcPr>
+            <w:tcW w:type="dxa" w:w="907"/>
+          </w:tcPr>
+          <w:p>
+            <w:pPr>
+              <w:spacing w:after="20" w:line="252" w:lineRule="auto"/>
+            </w:pPr>
+            <w:r/>
+            <w:r>
+              <w:rPr>
+                <w:b w:val="0"/>
+                <w:i w:val="0"/>
+                <w:sz w:val="19"/>
+              </w:rPr>
+              <w:t>Không</w:t>
+            </w:r>
+          </w:p>
+        </w:tc>
+        <w:tc>
+          <w:tcPr>
+            <w:tcW w:type="dxa" w:w="1020"/>
+          </w:tcPr>
+          <w:p>
+            <w:pPr>
+              <w:spacing w:after="20" w:line="252" w:lineRule="auto"/>
+            </w:pPr>
+            <w:r/>
+            <w:r>
+              <w:rPr>
+                <w:b w:val="0"/>
+                <w:i w:val="0"/>
+                <w:sz w:val="19"/>
+              </w:rPr>
+              <w:t>Chuỗi (enum)</w:t>
+            </w:r>
+          </w:p>
+        </w:tc>
+        <w:tc>
+          <w:tcPr>
+            <w:tcW w:type="dxa" w:w="2211"/>
+          </w:tcPr>
+          <w:p>
+            <w:pPr>
+              <w:spacing w:after="20" w:line="252" w:lineRule="auto"/>
+            </w:pPr>
+            <w:r/>
+            <w:r>
+              <w:rPr>
+                <w:b w:val="0"/>
+                <w:i w:val="0"/>
+                <w:sz w:val="19"/>
+              </w:rPr>
+              <w:t>Một trong 6 mã lỗi ở mục 1.5</w:t>
+            </w:r>
+          </w:p>
+        </w:tc>
+        <w:tc>
+          <w:tcPr>
+            <w:tcW w:type="dxa" w:w="2721"/>
+          </w:tcPr>
+          <w:p>
+            <w:pPr>
+              <w:spacing w:after="20" w:line="252" w:lineRule="auto"/>
+            </w:pPr>
+            <w:r/>
+            <w:r>
+              <w:rPr>
+                <w:b w:val="0"/>
+                <w:i w:val="0"/>
+                <w:sz w:val="19"/>
+              </w:rPr>
+              <w:t>400 INVALID_ERROR_CODE</w:t>
+            </w:r>
+          </w:p>
+        </w:tc>
+      </w:tr>
+      <w:tr>
+        <w:trPr>
+          <w:cantSplit w:val="true"/>
+        </w:trPr>
+        <w:tc>
+          <w:tcPr>
+            <w:tcW w:type="dxa" w:w="1361"/>
+          </w:tcPr>
+          <w:p>
+            <w:pPr>
+              <w:spacing w:after="20" w:line="252" w:lineRule="auto"/>
+            </w:pPr>
+            <w:r/>
+            <w:r>
+              <w:rPr>
+                <w:b w:val="0"/>
+                <w:i w:val="0"/>
+                <w:sz w:val="19"/>
+              </w:rPr>
+              <w:t>page, size</w:t>
+            </w:r>
+          </w:p>
+        </w:tc>
+        <w:tc>
+          <w:tcPr>
+            <w:tcW w:type="dxa" w:w="1134"/>
+          </w:tcPr>
+          <w:p>
+            <w:pPr>
+              <w:spacing w:after="20" w:line="252" w:lineRule="auto"/>
+            </w:pPr>
+            <w:r/>
+            <w:r>
+              <w:rPr>
+                <w:b w:val="0"/>
+                <w:i w:val="0"/>
+                <w:sz w:val="19"/>
+              </w:rPr>
+              <w:t>E3, E4 (query)</w:t>
+            </w:r>
+          </w:p>
+        </w:tc>
+        <w:tc>
+          <w:tcPr>
+            <w:tcW w:type="dxa" w:w="907"/>
+          </w:tcPr>
+          <w:p>
+            <w:pPr>
+              <w:spacing w:after="20" w:line="252" w:lineRule="auto"/>
+            </w:pPr>
+            <w:r/>
+            <w:r>
+              <w:rPr>
+                <w:b w:val="0"/>
+                <w:i w:val="0"/>
+                <w:sz w:val="19"/>
+              </w:rPr>
+              <w:t>Không</w:t>
+            </w:r>
+          </w:p>
+        </w:tc>
+        <w:tc>
+          <w:tcPr>
+            <w:tcW w:type="dxa" w:w="1020"/>
+          </w:tcPr>
+          <w:p>
+            <w:pPr>
+              <w:spacing w:after="20" w:line="252" w:lineRule="auto"/>
+            </w:pPr>
+            <w:r/>
+            <w:r>
+              <w:rPr>
+                <w:b w:val="0"/>
+                <w:i w:val="0"/>
+                <w:sz w:val="19"/>
+              </w:rPr>
+              <w:t>Số nguyên</w:t>
+            </w:r>
+          </w:p>
+        </w:tc>
+        <w:tc>
+          <w:tcPr>
+            <w:tcW w:type="dxa" w:w="2211"/>
+          </w:tcPr>
+          <w:p>
+            <w:pPr>
+              <w:spacing w:after="20" w:line="252" w:lineRule="auto"/>
+            </w:pPr>
+            <w:r/>
+            <w:r>
+              <w:rPr>
+                <w:b w:val="0"/>
+                <w:i w:val="0"/>
+                <w:sz w:val="19"/>
+              </w:rPr>
+              <w:t>page ≥ 1 (mặc định 1); size 1–100 (mặc định 50 ở E3, 20 ở E4)</w:t>
+            </w:r>
+          </w:p>
+        </w:tc>
+        <w:tc>
+          <w:tcPr>
+            <w:tcW w:type="dxa" w:w="2721"/>
+          </w:tcPr>
+          <w:p>
+            <w:pPr>
+              <w:spacing w:after="20" w:line="252" w:lineRule="auto"/>
+            </w:pPr>
+            <w:r/>
+            <w:r>
+              <w:rPr>
+                <w:b w:val="0"/>
+                <w:i w:val="0"/>
+                <w:sz w:val="19"/>
+              </w:rPr>
+              <w:t>400 INVALID_PAGE</w:t>
+            </w:r>
+          </w:p>
+        </w:tc>
+      </w:tr>
+      <w:tr>
+        <w:trPr>
+          <w:cantSplit w:val="true"/>
+        </w:trPr>
+        <w:tc>
+          <w:tcPr>
+            <w:tcW w:type="dxa" w:w="1361"/>
+          </w:tcPr>
+          <w:p>
+            <w:pPr>
+              <w:spacing w:after="20" w:line="252" w:lineRule="auto"/>
+            </w:pPr>
+            <w:r/>
+            <w:r>
+              <w:rPr>
+                <w:b w:val="0"/>
+                <w:i w:val="0"/>
+                <w:sz w:val="19"/>
+              </w:rPr>
+              <w:t>status</w:t>
+            </w:r>
+          </w:p>
+        </w:tc>
+        <w:tc>
+          <w:tcPr>
+            <w:tcW w:type="dxa" w:w="1134"/>
+          </w:tcPr>
+          <w:p>
+            <w:pPr>
+              <w:spacing w:after="20" w:line="252" w:lineRule="auto"/>
+            </w:pPr>
+            <w:r/>
+            <w:r>
+              <w:rPr>
+                <w:b w:val="0"/>
+                <w:i w:val="0"/>
+                <w:sz w:val="19"/>
+              </w:rPr>
+              <w:t>E4 (query)</w:t>
+            </w:r>
+          </w:p>
+        </w:tc>
+        <w:tc>
+          <w:tcPr>
+            <w:tcW w:type="dxa" w:w="907"/>
+          </w:tcPr>
+          <w:p>
+            <w:pPr>
+              <w:spacing w:after="20" w:line="252" w:lineRule="auto"/>
+            </w:pPr>
+            <w:r/>
+            <w:r>
+              <w:rPr>
+                <w:b w:val="0"/>
+                <w:i w:val="0"/>
+                <w:sz w:val="19"/>
+              </w:rPr>
+              <w:t>Không</w:t>
+            </w:r>
+          </w:p>
+        </w:tc>
+        <w:tc>
+          <w:tcPr>
+            <w:tcW w:type="dxa" w:w="1020"/>
+          </w:tcPr>
+          <w:p>
+            <w:pPr>
+              <w:spacing w:after="20" w:line="252" w:lineRule="auto"/>
+            </w:pPr>
+            <w:r/>
+            <w:r>
+              <w:rPr>
+                <w:b w:val="0"/>
+                <w:i w:val="0"/>
+                <w:sz w:val="19"/>
+              </w:rPr>
+              <w:t>Chuỗi (enum)</w:t>
+            </w:r>
+          </w:p>
+        </w:tc>
+        <w:tc>
+          <w:tcPr>
+            <w:tcW w:type="dxa" w:w="2211"/>
+          </w:tcPr>
+          <w:p>
+            <w:pPr>
+              <w:spacing w:after="20" w:line="252" w:lineRule="auto"/>
+            </w:pPr>
+            <w:r/>
+            <w:r>
+              <w:rPr>
+                <w:b w:val="0"/>
+                <w:i w:val="0"/>
+                <w:sz w:val="19"/>
+              </w:rPr>
+              <w:t>PENDING (mặc định), MERGED, KEEP_SEPARATE</w:t>
+            </w:r>
+          </w:p>
+        </w:tc>
+        <w:tc>
+          <w:tcPr>
+            <w:tcW w:type="dxa" w:w="2721"/>
+          </w:tcPr>
+          <w:p>
+            <w:pPr>
+              <w:spacing w:after="20" w:line="252" w:lineRule="auto"/>
+            </w:pPr>
+            <w:r/>
+            <w:r>
+              <w:rPr>
+                <w:b w:val="0"/>
+                <w:i w:val="0"/>
+                <w:sz w:val="19"/>
+              </w:rPr>
+              <w:t>400 INVALID_STATUS</w:t>
+            </w:r>
+          </w:p>
+        </w:tc>
+      </w:tr>
+      <w:tr>
+        <w:trPr>
+          <w:cantSplit w:val="true"/>
+        </w:trPr>
+        <w:tc>
+          <w:tcPr>
+            <w:tcW w:type="dxa" w:w="1361"/>
+          </w:tcPr>
+          <w:p>
+            <w:pPr>
+              <w:spacing w:after="20" w:line="252" w:lineRule="auto"/>
+            </w:pPr>
+            <w:r/>
+            <w:r>
+              <w:rPr>
+                <w:b w:val="0"/>
+                <w:i w:val="0"/>
+                <w:sz w:val="19"/>
+              </w:rPr>
+              <w:t>action</w:t>
+            </w:r>
+          </w:p>
+        </w:tc>
+        <w:tc>
+          <w:tcPr>
+            <w:tcW w:type="dxa" w:w="1134"/>
+          </w:tcPr>
+          <w:p>
+            <w:pPr>
+              <w:spacing w:after="20" w:line="252" w:lineRule="auto"/>
+            </w:pPr>
+            <w:r/>
+            <w:r>
+              <w:rPr>
+                <w:b w:val="0"/>
+                <w:i w:val="0"/>
+                <w:sz w:val="19"/>
+              </w:rPr>
+              <w:t>E6</w:t>
+            </w:r>
+          </w:p>
+        </w:tc>
+        <w:tc>
+          <w:tcPr>
+            <w:tcW w:type="dxa" w:w="907"/>
+          </w:tcPr>
+          <w:p>
+            <w:pPr>
+              <w:spacing w:after="20" w:line="252" w:lineRule="auto"/>
+            </w:pPr>
+            <w:r/>
+            <w:r>
+              <w:rPr>
+                <w:b w:val="0"/>
+                <w:i w:val="0"/>
+                <w:sz w:val="19"/>
+              </w:rPr>
+              <w:t>Có</w:t>
+            </w:r>
+          </w:p>
+        </w:tc>
+        <w:tc>
+          <w:tcPr>
+            <w:tcW w:type="dxa" w:w="1020"/>
+          </w:tcPr>
+          <w:p>
+            <w:pPr>
+              <w:spacing w:after="20" w:line="252" w:lineRule="auto"/>
+            </w:pPr>
+            <w:r/>
+            <w:r>
+              <w:rPr>
+                <w:b w:val="0"/>
+                <w:i w:val="0"/>
+                <w:sz w:val="19"/>
+              </w:rPr>
+              <w:t>Chuỗi (enum)</w:t>
+            </w:r>
+          </w:p>
+        </w:tc>
+        <w:tc>
+          <w:tcPr>
+            <w:tcW w:type="dxa" w:w="2211"/>
+          </w:tcPr>
+          <w:p>
+            <w:pPr>
+              <w:spacing w:after="20" w:line="252" w:lineRule="auto"/>
+            </w:pPr>
+            <w:r/>
+            <w:r>
+              <w:rPr>
+                <w:b w:val="0"/>
+                <w:i w:val="0"/>
+                <w:sz w:val="19"/>
+              </w:rPr>
+              <w:t>MERGE hoặc KEEP_SEPARATE</w:t>
+            </w:r>
+          </w:p>
+        </w:tc>
+        <w:tc>
+          <w:tcPr>
+            <w:tcW w:type="dxa" w:w="2721"/>
+          </w:tcPr>
+          <w:p>
+            <w:pPr>
+              <w:spacing w:after="20" w:line="252" w:lineRule="auto"/>
+            </w:pPr>
+            <w:r/>
+            <w:r>
+              <w:rPr>
+                <w:b w:val="0"/>
+                <w:i w:val="0"/>
+                <w:sz w:val="19"/>
+              </w:rPr>
+              <w:t>400 INVALID_ACTION</w:t>
+            </w:r>
+          </w:p>
+        </w:tc>
+      </w:tr>
+      <w:tr>
+        <w:trPr>
+          <w:cantSplit w:val="true"/>
+        </w:trPr>
+        <w:tc>
+          <w:tcPr>
+            <w:tcW w:type="dxa" w:w="1361"/>
+          </w:tcPr>
+          <w:p>
+            <w:pPr>
+              <w:spacing w:after="20" w:line="252" w:lineRule="auto"/>
+            </w:pPr>
+            <w:r/>
+            <w:r>
+              <w:rPr>
+                <w:b w:val="0"/>
+                <w:i w:val="0"/>
+                <w:sz w:val="19"/>
+              </w:rPr>
+              <w:t>keepCustomerId</w:t>
+            </w:r>
+          </w:p>
+        </w:tc>
+        <w:tc>
+          <w:tcPr>
+            <w:tcW w:type="dxa" w:w="1134"/>
+          </w:tcPr>
+          <w:p>
+            <w:pPr>
+              <w:spacing w:after="20" w:line="252" w:lineRule="auto"/>
+            </w:pPr>
+            <w:r/>
+            <w:r>
+              <w:rPr>
+                <w:b w:val="0"/>
+                <w:i w:val="0"/>
+                <w:sz w:val="19"/>
+              </w:rPr>
+              <w:t>E6</w:t>
+            </w:r>
+          </w:p>
+        </w:tc>
+        <w:tc>
+          <w:tcPr>
+            <w:tcW w:type="dxa" w:w="907"/>
+          </w:tcPr>
+          <w:p>
+            <w:pPr>
+              <w:spacing w:after="20" w:line="252" w:lineRule="auto"/>
+            </w:pPr>
+            <w:r/>
+            <w:r>
+              <w:rPr>
+                <w:b w:val="0"/>
+                <w:i w:val="0"/>
+                <w:sz w:val="19"/>
+              </w:rPr>
+              <w:t>Có khi MERGE</w:t>
+            </w:r>
+          </w:p>
+        </w:tc>
+        <w:tc>
+          <w:tcPr>
+            <w:tcW w:type="dxa" w:w="1020"/>
+          </w:tcPr>
+          <w:p>
+            <w:pPr>
+              <w:spacing w:after="20" w:line="252" w:lineRule="auto"/>
+            </w:pPr>
+            <w:r/>
+            <w:r>
+              <w:rPr>
+                <w:b w:val="0"/>
+                <w:i w:val="0"/>
+                <w:sz w:val="19"/>
+              </w:rPr>
+              <w:t>Chuỗi</w:t>
+            </w:r>
+          </w:p>
+        </w:tc>
+        <w:tc>
+          <w:tcPr>
+            <w:tcW w:type="dxa" w:w="2211"/>
+          </w:tcPr>
+          <w:p>
+            <w:pPr>
+              <w:spacing w:after="20" w:line="252" w:lineRule="auto"/>
+            </w:pPr>
+            <w:r/>
+            <w:r>
+              <w:rPr>
+                <w:b w:val="0"/>
+                <w:i w:val="0"/>
+                <w:sz w:val="19"/>
+              </w:rPr>
+              <w:t>Là một trong hai mã hồ sơ của cặp</w:t>
+            </w:r>
+          </w:p>
+        </w:tc>
+        <w:tc>
+          <w:tcPr>
+            <w:tcW w:type="dxa" w:w="2721"/>
+          </w:tcPr>
+          <w:p>
+            <w:pPr>
+              <w:spacing w:after="20" w:line="252" w:lineRule="auto"/>
+            </w:pPr>
+            <w:r/>
+            <w:r>
+              <w:rPr>
+                <w:b w:val="0"/>
+                <w:i w:val="0"/>
+                <w:sz w:val="19"/>
+              </w:rPr>
+              <w:t>400 KEEP_ID_REQUIRED / KEEP_ID_NOT_IN_PAIR</w:t>
+            </w:r>
+          </w:p>
+        </w:tc>
+      </w:tr>
+      <w:tr>
+        <w:trPr>
+          <w:cantSplit w:val="true"/>
+        </w:trPr>
+        <w:tc>
+          <w:tcPr>
+            <w:tcW w:type="dxa" w:w="1361"/>
+          </w:tcPr>
+          <w:p>
+            <w:pPr>
+              <w:spacing w:after="20" w:line="252" w:lineRule="auto"/>
+            </w:pPr>
+            <w:r/>
+            <w:r>
+              <w:rPr>
+                <w:b w:val="0"/>
+                <w:i w:val="0"/>
+                <w:sz w:val="19"/>
+              </w:rPr>
+              <w:t>fieldChoices</w:t>
+            </w:r>
+          </w:p>
+        </w:tc>
+        <w:tc>
+          <w:tcPr>
+            <w:tcW w:type="dxa" w:w="1134"/>
+          </w:tcPr>
+          <w:p>
+            <w:pPr>
+              <w:spacing w:after="20" w:line="252" w:lineRule="auto"/>
+            </w:pPr>
+            <w:r/>
+            <w:r>
+              <w:rPr>
+                <w:b w:val="0"/>
+                <w:i w:val="0"/>
+                <w:sz w:val="19"/>
+              </w:rPr>
+              <w:t>E6</w:t>
+            </w:r>
+          </w:p>
+        </w:tc>
+        <w:tc>
+          <w:tcPr>
+            <w:tcW w:type="dxa" w:w="907"/>
+          </w:tcPr>
+          <w:p>
+            <w:pPr>
+              <w:spacing w:after="20" w:line="252" w:lineRule="auto"/>
+            </w:pPr>
+            <w:r/>
+            <w:r>
+              <w:rPr>
+                <w:b w:val="0"/>
+                <w:i w:val="0"/>
+                <w:sz w:val="19"/>
+              </w:rPr>
+              <w:t>Có khi MERGE và có trường khác nhau</w:t>
+            </w:r>
+          </w:p>
+        </w:tc>
+        <w:tc>
+          <w:tcPr>
+            <w:tcW w:type="dxa" w:w="1020"/>
+          </w:tcPr>
+          <w:p>
+            <w:pPr>
+              <w:spacing w:after="20" w:line="252" w:lineRule="auto"/>
+            </w:pPr>
+            <w:r/>
+            <w:r>
+              <w:rPr>
+                <w:b w:val="0"/>
+                <w:i w:val="0"/>
+                <w:sz w:val="19"/>
+              </w:rPr>
+              <w:t>Object</w:t>
+            </w:r>
+          </w:p>
+        </w:tc>
+        <w:tc>
+          <w:tcPr>
+            <w:tcW w:type="dxa" w:w="2211"/>
+          </w:tcPr>
+          <w:p>
+            <w:pPr>
+              <w:spacing w:after="20" w:line="252" w:lineRule="auto"/>
+            </w:pPr>
+            <w:r/>
+            <w:r>
+              <w:rPr>
+                <w:b w:val="0"/>
+                <w:i w:val="0"/>
+                <w:sz w:val="19"/>
+              </w:rPr>
+              <w:t>Mỗi trường trong differentFields → mã hồ sơ được chọn</w:t>
+            </w:r>
+          </w:p>
+        </w:tc>
+        <w:tc>
+          <w:tcPr>
+            <w:tcW w:type="dxa" w:w="2721"/>
+          </w:tcPr>
+          <w:p>
+            <w:pPr>
+              <w:spacing w:after="20" w:line="252" w:lineRule="auto"/>
+            </w:pPr>
+            <w:r/>
+            <w:r>
+              <w:rPr>
+                <w:b w:val="0"/>
+                <w:i w:val="0"/>
+                <w:sz w:val="19"/>
+              </w:rPr>
+              <w:t>400 FIELD_CHOICE_REQUIRED</w:t>
+            </w:r>
+          </w:p>
+        </w:tc>
+      </w:tr>
+      <w:tr>
+        <w:trPr>
+          <w:cantSplit w:val="true"/>
+        </w:trPr>
+        <w:tc>
+          <w:tcPr>
+            <w:tcW w:type="dxa" w:w="1361"/>
+          </w:tcPr>
+          <w:p>
+            <w:pPr>
+              <w:spacing w:after="20" w:line="252" w:lineRule="auto"/>
+            </w:pPr>
+            <w:r/>
+            <w:r>
+              <w:rPr>
+                <w:b w:val="0"/>
+                <w:i w:val="0"/>
+                <w:sz w:val="19"/>
+              </w:rPr>
+              <w:t>username, password</w:t>
+            </w:r>
+          </w:p>
+        </w:tc>
+        <w:tc>
+          <w:tcPr>
+            <w:tcW w:type="dxa" w:w="1134"/>
+          </w:tcPr>
+          <w:p>
+            <w:pPr>
+              <w:spacing w:after="20" w:line="252" w:lineRule="auto"/>
+            </w:pPr>
+            <w:r/>
+            <w:r>
+              <w:rPr>
+                <w:b w:val="0"/>
+                <w:i w:val="0"/>
+                <w:sz w:val="19"/>
+              </w:rPr>
+              <w:t>E1</w:t>
+            </w:r>
+          </w:p>
+        </w:tc>
+        <w:tc>
+          <w:tcPr>
+            <w:tcW w:type="dxa" w:w="907"/>
+          </w:tcPr>
+          <w:p>
+            <w:pPr>
+              <w:spacing w:after="20" w:line="252" w:lineRule="auto"/>
+            </w:pPr>
+            <w:r/>
+            <w:r>
+              <w:rPr>
+                <w:b w:val="0"/>
+                <w:i w:val="0"/>
+                <w:sz w:val="19"/>
+              </w:rPr>
+              <w:t>Có</w:t>
+            </w:r>
+          </w:p>
+        </w:tc>
+        <w:tc>
+          <w:tcPr>
+            <w:tcW w:type="dxa" w:w="1020"/>
+          </w:tcPr>
+          <w:p>
+            <w:pPr>
+              <w:spacing w:after="20" w:line="252" w:lineRule="auto"/>
+            </w:pPr>
+            <w:r/>
+            <w:r>
+              <w:rPr>
+                <w:b w:val="0"/>
+                <w:i w:val="0"/>
+                <w:sz w:val="19"/>
+              </w:rPr>
+              <w:t>Chuỗi</w:t>
+            </w:r>
+          </w:p>
+        </w:tc>
+        <w:tc>
+          <w:tcPr>
+            <w:tcW w:type="dxa" w:w="2211"/>
+          </w:tcPr>
+          <w:p>
+            <w:pPr>
+              <w:spacing w:after="20" w:line="252" w:lineRule="auto"/>
+            </w:pPr>
+            <w:r/>
+            <w:r>
+              <w:rPr>
+                <w:b w:val="0"/>
+                <w:i w:val="0"/>
+                <w:sz w:val="19"/>
+              </w:rPr>
+              <w:t>username 3–50 ký tự; password 8–72 ký tự</w:t>
+            </w:r>
+          </w:p>
+        </w:tc>
+        <w:tc>
+          <w:tcPr>
+            <w:tcW w:type="dxa" w:w="2721"/>
+          </w:tcPr>
+          <w:p>
+            <w:pPr>
+              <w:spacing w:after="20" w:line="252" w:lineRule="auto"/>
+            </w:pPr>
+            <w:r/>
+            <w:r>
+              <w:rPr>
+                <w:b w:val="0"/>
+                <w:i w:val="0"/>
+                <w:sz w:val="19"/>
+              </w:rPr>
+              <w:t>400 VALIDATION_ERROR</w:t>
+            </w:r>
+          </w:p>
+        </w:tc>
+      </w:tr>
+    </w:tbl>
+    <w:p>
+      <w:pPr>
+        <w:spacing w:after="40"/>
+      </w:pPr>
+    </w:p>
+    <w:p>
+      <w:r>
+        <w:rPr>
+          <w:b w:val="0"/>
+          <w:i/>
+          <w:sz w:val="23"/>
+        </w:rPr>
+        <w:t>Tự kiểm: mỗi endpoint E1–E11 đều truy vết được về một User Story (hoặc NFR2 / smoke test) ở bảng 3.1; mọi mã lỗi dùng trong API trùng với bảng thuật ngữ mục 1.5.</w:t>
       </w:r>
     </w:p>
     <w:sectPr>
